--- a/BYUMS_BUSINESS_PLAN_GRADER_PROPOSAL.docx
+++ b/BYUMS_BUSINESS_PLAN_GRADER_PROPOSAL.docx
@@ -76,9 +76,6 @@
       </w:r>
     </w:p>
     <w:p>
-      <w:pPr>
-        <w:spacing w:before="80" w:after="80"/>
-      </w:pPr>
       <w:r>
         <w:rPr>
           <w:color w:val="E2E8F0"/>
@@ -129,7 +126,7 @@
           <w:color w:val="374151"/>
           <w:sz w:val="22"/>
         </w:rPr>
-        <w:t>Instead of spending hours manually reading through each business plan, the BYUMS Grader does it in under 30 seconds. It reads the submitted documents, evaluates them against a scoring rubric provided by BYUMS, and produces detailed written feedback with numerical scores — just like a human expert would, but faster and available 24/7.</w:t>
+        <w:t>Instead of spending hours manually reading through each business plan, the BYUMS Grader does it automatically. It reads the submitted documents, evaluates them against a scoring rubric provided by BYUMS, and produces detailed written feedback with numerical scores — just like a human expert would, but faster and available 24/7.</w:t>
       </w:r>
     </w:p>
     <w:p>
@@ -263,9 +260,6 @@
       </w:r>
     </w:p>
     <w:p>
-      <w:pPr>
-        <w:spacing w:before="80" w:after="80"/>
-      </w:pPr>
       <w:r>
         <w:rPr>
           <w:color w:val="E2E8F0"/>
@@ -280,14 +274,6 @@
       </w:pPr>
       <w:r>
         <w:t>2. The Problem We're Solving</w:t>
-      </w:r>
-    </w:p>
-    <w:p>
-      <w:pPr>
-        <w:pStyle w:val="Heading3"/>
-      </w:pPr>
-      <w:r>
-        <w:t>Current Pain Points</w:t>
       </w:r>
     </w:p>
     <w:p>
@@ -335,9 +321,6 @@
             <w:shd w:fill="1A1A2E" w:val="clear"/>
           </w:tcPr>
           <w:p>
-            <w:pPr>
-              <w:jc w:val="left"/>
-            </w:pPr>
             <w:r/>
             <w:r>
               <w:rPr>
@@ -356,9 +339,6 @@
             <w:shd w:fill="1A1A2E" w:val="clear"/>
           </w:tcPr>
           <w:p>
-            <w:pPr>
-              <w:jc w:val="left"/>
-            </w:pPr>
             <w:r/>
             <w:r>
               <w:rPr>
@@ -554,9 +534,6 @@
     </w:tbl>
     <w:p/>
     <w:p>
-      <w:pPr>
-        <w:spacing w:before="80" w:after="80"/>
-      </w:pPr>
       <w:r>
         <w:rPr>
           <w:color w:val="E2E8F0"/>
@@ -571,14 +548,6 @@
       </w:pPr>
       <w:r>
         <w:t>3. Our Solution — What BYUMS Does</w:t>
-      </w:r>
-    </w:p>
-    <w:p>
-      <w:pPr>
-        <w:pStyle w:val="Heading3"/>
-      </w:pPr>
-      <w:r>
-        <w:t>Core Capabilities</w:t>
       </w:r>
     </w:p>
     <w:p>
@@ -864,7 +833,6 @@
     </w:p>
     <w:p>
       <w:pPr>
-        <w:spacing w:before="120" w:after="120"/>
         <w:ind w:left="567"/>
       </w:pPr>
       <w:r>
@@ -909,7 +877,7 @@
           <w:color w:val="374151"/>
           <w:sz w:val="20"/>
         </w:rPr>
-        <w:t>Step 5 → Results appear on screen within 30 seconds — scores, feedback, and suggestions</w:t>
+        <w:t>Step 5 → Results appear on screen automatically — scores, feedback, and suggestions</w:t>
         <w:br/>
       </w:r>
       <w:r>
@@ -923,9 +891,6 @@
       </w:r>
     </w:p>
     <w:p>
-      <w:pPr>
-        <w:spacing w:before="80" w:after="80"/>
-      </w:pPr>
       <w:r>
         <w:rPr>
           <w:color w:val="E2E8F0"/>
@@ -940,14 +905,6 @@
       </w:pPr>
       <w:r>
         <w:t>4. Development Timeline</w:t>
-      </w:r>
-    </w:p>
-    <w:p>
-      <w:pPr>
-        <w:pStyle w:val="Heading3"/>
-      </w:pPr>
-      <w:r>
-        <w:t>Overview: 6 Months, 4 Phases</w:t>
       </w:r>
     </w:p>
     <w:tbl>
@@ -969,9 +926,6 @@
             <w:shd w:fill="1A1A2E" w:val="clear"/>
           </w:tcPr>
           <w:p>
-            <w:pPr>
-              <w:jc w:val="left"/>
-            </w:pPr>
             <w:r/>
             <w:r>
               <w:rPr>
@@ -990,9 +944,6 @@
             <w:shd w:fill="1A1A2E" w:val="clear"/>
           </w:tcPr>
           <w:p>
-            <w:pPr>
-              <w:jc w:val="left"/>
-            </w:pPr>
             <w:r/>
             <w:r>
               <w:rPr>
@@ -1011,9 +962,6 @@
             <w:shd w:fill="1A1A2E" w:val="clear"/>
           </w:tcPr>
           <w:p>
-            <w:pPr>
-              <w:jc w:val="left"/>
-            </w:pPr>
             <w:r/>
             <w:r>
               <w:rPr>
@@ -1057,7 +1005,7 @@
                 <w:color w:val="374151"/>
                 <w:sz w:val="20"/>
               </w:rPr>
-              <w:t>Month 1 (Weeks 1–4)</w:t>
+              <w:t>Month 1</w:t>
             </w:r>
           </w:p>
         </w:tc>
@@ -1110,7 +1058,7 @@
                 <w:color w:val="374151"/>
                 <w:sz w:val="20"/>
               </w:rPr>
-              <w:t>Month 2 (Weeks 5–8)</w:t>
+              <w:t>Month 2</w:t>
             </w:r>
           </w:p>
         </w:tc>
@@ -1162,7 +1110,7 @@
                 <w:color w:val="374151"/>
                 <w:sz w:val="20"/>
               </w:rPr>
-              <w:t>Month 3 (Weeks 9–12)</w:t>
+              <w:t>Month 3</w:t>
             </w:r>
           </w:p>
         </w:tc>
@@ -1215,7 +1163,7 @@
                 <w:color w:val="374151"/>
                 <w:sz w:val="20"/>
               </w:rPr>
-              <w:t>Months 4–6 (Weeks 13–24)</w:t>
+              <w:t>Months 4–6</w:t>
             </w:r>
           </w:p>
         </w:tc>
@@ -1241,1361 +1189,6 @@
     <w:p/>
     <w:p>
       <w:pPr>
-        <w:spacing w:before="80" w:after="80"/>
-      </w:pPr>
-      <w:r>
-        <w:rPr>
-          <w:color w:val="E2E8F0"/>
-          <w:sz w:val="12"/>
-        </w:rPr>
-        <w:t>────────────────────────────────────────────────────────────────────────────────</w:t>
-      </w:r>
-    </w:p>
-    <w:p>
-      <w:pPr>
-        <w:pStyle w:val="Heading3"/>
-      </w:pPr>
-      <w:r>
-        <w:t>Phase 1: Core Grading System — Month 1</w:t>
-      </w:r>
-    </w:p>
-    <w:p>
-      <w:r>
-        <w:rPr>
-          <w:rFonts w:ascii="Calibri" w:hAnsi="Calibri"/>
-          <w:b/>
-          <w:color w:val="1A1A2E"/>
-          <w:sz w:val="22"/>
-        </w:rPr>
-        <w:t>What you'll see at the end of this phase:</w:t>
-      </w:r>
-      <w:r>
-        <w:rPr>
-          <w:rFonts w:ascii="Calibri" w:hAnsi="Calibri"/>
-          <w:color w:val="374151"/>
-          <w:sz w:val="22"/>
-        </w:rPr>
-        <w:t xml:space="preserve"> A working website where you can upload a PowerPoint or PDF/DOCX business plan, and the AI will read it, grade it, and show you detailed scores and feedback.</w:t>
-      </w:r>
-    </w:p>
-    <w:p>
-      <w:pPr>
-        <w:pStyle w:val="Heading4"/>
-      </w:pPr>
-      <w:r>
-        <w:t>Week 1: Foundation</w:t>
-      </w:r>
-    </w:p>
-    <w:tbl>
-      <w:tblPr>
-        <w:tblStyle w:val="TableGrid"/>
-        <w:tblW w:type="auto" w:w="0"/>
-        <w:jc w:val="center"/>
-        <w:tblLook w:firstColumn="1" w:firstRow="1" w:lastColumn="0" w:lastRow="0" w:noHBand="0" w:noVBand="1" w:val="04A0"/>
-      </w:tblPr>
-      <w:tblGrid>
-        <w:gridCol w:w="4703"/>
-        <w:gridCol w:w="4703"/>
-      </w:tblGrid>
-      <w:tr>
-        <w:tc>
-          <w:tcPr>
-            <w:tcW w:type="dxa" w:w="4703"/>
-            <w:shd w:fill="1A1A2E" w:val="clear"/>
-          </w:tcPr>
-          <w:p>
-            <w:pPr>
-              <w:jc w:val="left"/>
-            </w:pPr>
-            <w:r/>
-            <w:r>
-              <w:rPr>
-                <w:rFonts w:ascii="Calibri" w:hAnsi="Calibri"/>
-                <w:b/>
-                <w:color w:val="FFFFFF"/>
-                <w:sz w:val="20"/>
-              </w:rPr>
-              <w:t>What We're Building</w:t>
-            </w:r>
-          </w:p>
-        </w:tc>
-        <w:tc>
-          <w:tcPr>
-            <w:tcW w:type="dxa" w:w="4703"/>
-            <w:shd w:fill="1A1A2E" w:val="clear"/>
-          </w:tcPr>
-          <w:p>
-            <w:pPr>
-              <w:jc w:val="left"/>
-            </w:pPr>
-            <w:r/>
-            <w:r>
-              <w:rPr>
-                <w:rFonts w:ascii="Calibri" w:hAnsi="Calibri"/>
-                <w:b/>
-                <w:color w:val="FFFFFF"/>
-                <w:sz w:val="20"/>
-              </w:rPr>
-              <w:t>Hours</w:t>
-            </w:r>
-          </w:p>
-        </w:tc>
-      </w:tr>
-      <w:tr>
-        <w:tc>
-          <w:tcPr>
-            <w:tcW w:type="dxa" w:w="4703"/>
-          </w:tcPr>
-          <w:p>
-            <w:r/>
-            <w:r>
-              <w:rPr>
-                <w:rFonts w:ascii="Calibri" w:hAnsi="Calibri"/>
-                <w:color w:val="374151"/>
-                <w:sz w:val="20"/>
-              </w:rPr>
-              <w:t>Setting up the project structure and AI engine connection</w:t>
-            </w:r>
-          </w:p>
-        </w:tc>
-        <w:tc>
-          <w:tcPr>
-            <w:tcW w:type="dxa" w:w="4703"/>
-          </w:tcPr>
-          <w:p>
-            <w:r/>
-            <w:r>
-              <w:rPr>
-                <w:rFonts w:ascii="Calibri" w:hAnsi="Calibri"/>
-                <w:color w:val="374151"/>
-                <w:sz w:val="20"/>
-              </w:rPr>
-              <w:t>16</w:t>
-            </w:r>
-          </w:p>
-        </w:tc>
-      </w:tr>
-      <w:tr>
-        <w:tc>
-          <w:tcPr>
-            <w:tcW w:type="dxa" w:w="4703"/>
-            <w:shd w:fill="F8FAFC" w:val="clear"/>
-          </w:tcPr>
-          <w:p>
-            <w:r/>
-            <w:r>
-              <w:rPr>
-                <w:rFonts w:ascii="Calibri" w:hAnsi="Calibri"/>
-                <w:color w:val="374151"/>
-                <w:sz w:val="20"/>
-              </w:rPr>
-              <w:t>Building the document reader (understands PowerPoint &amp; PDF/DOCX files)</w:t>
-            </w:r>
-          </w:p>
-        </w:tc>
-        <w:tc>
-          <w:tcPr>
-            <w:tcW w:type="dxa" w:w="4703"/>
-            <w:shd w:fill="F8FAFC" w:val="clear"/>
-          </w:tcPr>
-          <w:p>
-            <w:r/>
-            <w:r>
-              <w:rPr>
-                <w:rFonts w:ascii="Calibri" w:hAnsi="Calibri"/>
-                <w:color w:val="374151"/>
-                <w:sz w:val="20"/>
-              </w:rPr>
-              <w:t>16</w:t>
-            </w:r>
-          </w:p>
-        </w:tc>
-      </w:tr>
-      <w:tr>
-        <w:tc>
-          <w:tcPr>
-            <w:tcW w:type="dxa" w:w="4703"/>
-          </w:tcPr>
-          <w:p>
-            <w:r/>
-            <w:r>
-              <w:rPr>
-                <w:rFonts w:ascii="Calibri" w:hAnsi="Calibri"/>
-                <w:color w:val="374151"/>
-                <w:sz w:val="20"/>
-              </w:rPr>
-              <w:t>Creating the data structures for rubrics, grades, and submissions</w:t>
-            </w:r>
-          </w:p>
-        </w:tc>
-        <w:tc>
-          <w:tcPr>
-            <w:tcW w:type="dxa" w:w="4703"/>
-          </w:tcPr>
-          <w:p>
-            <w:r/>
-            <w:r>
-              <w:rPr>
-                <w:rFonts w:ascii="Calibri" w:hAnsi="Calibri"/>
-                <w:color w:val="374151"/>
-                <w:sz w:val="20"/>
-              </w:rPr>
-              <w:t>16</w:t>
-            </w:r>
-          </w:p>
-        </w:tc>
-      </w:tr>
-      <w:tr>
-        <w:tc>
-          <w:tcPr>
-            <w:tcW w:type="dxa" w:w="4703"/>
-            <w:shd w:fill="F8FAFC" w:val="clear"/>
-          </w:tcPr>
-          <w:p>
-            <w:r/>
-            <w:r>
-              <w:rPr>
-                <w:rFonts w:ascii="Calibri" w:hAnsi="Calibri"/>
-                <w:color w:val="374151"/>
-                <w:sz w:val="20"/>
-              </w:rPr>
-              <w:t>Designing &amp; building the website layout, navigation, and branding</w:t>
-            </w:r>
-          </w:p>
-        </w:tc>
-        <w:tc>
-          <w:tcPr>
-            <w:tcW w:type="dxa" w:w="4703"/>
-            <w:shd w:fill="F8FAFC" w:val="clear"/>
-          </w:tcPr>
-          <w:p>
-            <w:r/>
-            <w:r>
-              <w:rPr>
-                <w:rFonts w:ascii="Calibri" w:hAnsi="Calibri"/>
-                <w:color w:val="374151"/>
-                <w:sz w:val="20"/>
-              </w:rPr>
-              <w:t>16</w:t>
-            </w:r>
-          </w:p>
-        </w:tc>
-      </w:tr>
-      <w:tr>
-        <w:tc>
-          <w:tcPr>
-            <w:tcW w:type="dxa" w:w="4703"/>
-          </w:tcPr>
-          <w:p>
-            <w:r/>
-            <w:r>
-              <w:rPr>
-                <w:rFonts w:ascii="Calibri" w:hAnsi="Calibri"/>
-                <w:color w:val="374151"/>
-                <w:sz w:val="20"/>
-              </w:rPr>
-              <w:t>Setting up the design theme (colors, fonts, dark mode)</w:t>
-            </w:r>
-          </w:p>
-        </w:tc>
-        <w:tc>
-          <w:tcPr>
-            <w:tcW w:type="dxa" w:w="4703"/>
-          </w:tcPr>
-          <w:p>
-            <w:r/>
-            <w:r>
-              <w:rPr>
-                <w:rFonts w:ascii="Calibri" w:hAnsi="Calibri"/>
-                <w:color w:val="374151"/>
-                <w:sz w:val="20"/>
-              </w:rPr>
-              <w:t>16</w:t>
-            </w:r>
-          </w:p>
-        </w:tc>
-      </w:tr>
-      <w:tr>
-        <w:tc>
-          <w:tcPr>
-            <w:tcW w:type="dxa" w:w="4703"/>
-            <w:shd w:fill="F8FAFC" w:val="clear"/>
-          </w:tcPr>
-          <w:p>
-            <w:r/>
-            <w:r>
-              <w:rPr>
-                <w:rFonts w:ascii="Calibri" w:hAnsi="Calibri"/>
-                <w:b/>
-                <w:color w:val="1A1A2E"/>
-                <w:sz w:val="20"/>
-              </w:rPr>
-              <w:t>Week 1 Total</w:t>
-            </w:r>
-          </w:p>
-        </w:tc>
-        <w:tc>
-          <w:tcPr>
-            <w:tcW w:type="dxa" w:w="4703"/>
-            <w:shd w:fill="F8FAFC" w:val="clear"/>
-          </w:tcPr>
-          <w:p>
-            <w:r/>
-            <w:r>
-              <w:rPr>
-                <w:rFonts w:ascii="Calibri" w:hAnsi="Calibri"/>
-                <w:b/>
-                <w:color w:val="1A1A2E"/>
-                <w:sz w:val="20"/>
-              </w:rPr>
-              <w:t>80 hrs</w:t>
-            </w:r>
-          </w:p>
-        </w:tc>
-      </w:tr>
-    </w:tbl>
-    <w:p/>
-    <w:p>
-      <w:pPr>
-        <w:pStyle w:val="Heading4"/>
-      </w:pPr>
-      <w:r>
-        <w:t>Week 2: Grading Engine</w:t>
-      </w:r>
-    </w:p>
-    <w:tbl>
-      <w:tblPr>
-        <w:tblStyle w:val="TableGrid"/>
-        <w:tblW w:type="auto" w:w="0"/>
-        <w:jc w:val="center"/>
-        <w:tblLook w:firstColumn="1" w:firstRow="1" w:lastColumn="0" w:lastRow="0" w:noHBand="0" w:noVBand="1" w:val="04A0"/>
-      </w:tblPr>
-      <w:tblGrid>
-        <w:gridCol w:w="4703"/>
-        <w:gridCol w:w="4703"/>
-      </w:tblGrid>
-      <w:tr>
-        <w:tc>
-          <w:tcPr>
-            <w:tcW w:type="dxa" w:w="4703"/>
-            <w:shd w:fill="1A1A2E" w:val="clear"/>
-          </w:tcPr>
-          <w:p>
-            <w:pPr>
-              <w:jc w:val="left"/>
-            </w:pPr>
-            <w:r/>
-            <w:r>
-              <w:rPr>
-                <w:rFonts w:ascii="Calibri" w:hAnsi="Calibri"/>
-                <w:b/>
-                <w:color w:val="FFFFFF"/>
-                <w:sz w:val="20"/>
-              </w:rPr>
-              <w:t>What We're Building</w:t>
-            </w:r>
-          </w:p>
-        </w:tc>
-        <w:tc>
-          <w:tcPr>
-            <w:tcW w:type="dxa" w:w="4703"/>
-            <w:shd w:fill="1A1A2E" w:val="clear"/>
-          </w:tcPr>
-          <w:p>
-            <w:pPr>
-              <w:jc w:val="left"/>
-            </w:pPr>
-            <w:r/>
-            <w:r>
-              <w:rPr>
-                <w:rFonts w:ascii="Calibri" w:hAnsi="Calibri"/>
-                <w:b/>
-                <w:color w:val="FFFFFF"/>
-                <w:sz w:val="20"/>
-              </w:rPr>
-              <w:t>Hours</w:t>
-            </w:r>
-          </w:p>
-        </w:tc>
-      </w:tr>
-      <w:tr>
-        <w:tc>
-          <w:tcPr>
-            <w:tcW w:type="dxa" w:w="4703"/>
-          </w:tcPr>
-          <w:p>
-            <w:r/>
-            <w:r>
-              <w:rPr>
-                <w:rFonts w:ascii="Calibri" w:hAnsi="Calibri"/>
-                <w:color w:val="374151"/>
-                <w:sz w:val="20"/>
-              </w:rPr>
-              <w:t>Building the AI grading brain — the multi-step evaluation pipeline</w:t>
-            </w:r>
-          </w:p>
-        </w:tc>
-        <w:tc>
-          <w:tcPr>
-            <w:tcW w:type="dxa" w:w="4703"/>
-          </w:tcPr>
-          <w:p>
-            <w:r/>
-            <w:r>
-              <w:rPr>
-                <w:rFonts w:ascii="Calibri" w:hAnsi="Calibri"/>
-                <w:color w:val="374151"/>
-                <w:sz w:val="20"/>
-              </w:rPr>
-              <w:t>24</w:t>
-            </w:r>
-          </w:p>
-        </w:tc>
-      </w:tr>
-      <w:tr>
-        <w:tc>
-          <w:tcPr>
-            <w:tcW w:type="dxa" w:w="4703"/>
-            <w:shd w:fill="F8FAFC" w:val="clear"/>
-          </w:tcPr>
-          <w:p>
-            <w:r/>
-            <w:r>
-              <w:rPr>
-                <w:rFonts w:ascii="Calibri" w:hAnsi="Calibri"/>
-                <w:color w:val="374151"/>
-                <w:sz w:val="20"/>
-              </w:rPr>
-              <w:t>Integrating BYUMS's rubric format into the grading system</w:t>
-            </w:r>
-          </w:p>
-        </w:tc>
-        <w:tc>
-          <w:tcPr>
-            <w:tcW w:type="dxa" w:w="4703"/>
-            <w:shd w:fill="F8FAFC" w:val="clear"/>
-          </w:tcPr>
-          <w:p>
-            <w:r/>
-            <w:r>
-              <w:rPr>
-                <w:rFonts w:ascii="Calibri" w:hAnsi="Calibri"/>
-                <w:color w:val="374151"/>
-                <w:sz w:val="20"/>
-              </w:rPr>
-              <w:t>8</w:t>
-            </w:r>
-          </w:p>
-        </w:tc>
-      </w:tr>
-      <w:tr>
-        <w:tc>
-          <w:tcPr>
-            <w:tcW w:type="dxa" w:w="4703"/>
-          </w:tcPr>
-          <w:p>
-            <w:r/>
-            <w:r>
-              <w:rPr>
-                <w:rFonts w:ascii="Calibri" w:hAnsi="Calibri"/>
-                <w:color w:val="374151"/>
-                <w:sz w:val="20"/>
-              </w:rPr>
-              <w:t>Crafting the AI's grading instructions &amp; evaluation criteria</w:t>
-            </w:r>
-          </w:p>
-        </w:tc>
-        <w:tc>
-          <w:tcPr>
-            <w:tcW w:type="dxa" w:w="4703"/>
-          </w:tcPr>
-          <w:p>
-            <w:r/>
-            <w:r>
-              <w:rPr>
-                <w:rFonts w:ascii="Calibri" w:hAnsi="Calibri"/>
-                <w:color w:val="374151"/>
-                <w:sz w:val="20"/>
-              </w:rPr>
-              <w:t>8</w:t>
-            </w:r>
-          </w:p>
-        </w:tc>
-      </w:tr>
-      <w:tr>
-        <w:tc>
-          <w:tcPr>
-            <w:tcW w:type="dxa" w:w="4703"/>
-            <w:shd w:fill="F8FAFC" w:val="clear"/>
-          </w:tcPr>
-          <w:p>
-            <w:r/>
-            <w:r>
-              <w:rPr>
-                <w:rFonts w:ascii="Calibri" w:hAnsi="Calibri"/>
-                <w:color w:val="374151"/>
-                <w:sz w:val="20"/>
-              </w:rPr>
-              <w:t>Building the grading page — file upload, rubric selection, submit button</w:t>
-            </w:r>
-          </w:p>
-        </w:tc>
-        <w:tc>
-          <w:tcPr>
-            <w:tcW w:type="dxa" w:w="4703"/>
-            <w:shd w:fill="F8FAFC" w:val="clear"/>
-          </w:tcPr>
-          <w:p>
-            <w:r/>
-            <w:r>
-              <w:rPr>
-                <w:rFonts w:ascii="Calibri" w:hAnsi="Calibri"/>
-                <w:color w:val="374151"/>
-                <w:sz w:val="20"/>
-              </w:rPr>
-              <w:t>16</w:t>
-            </w:r>
-          </w:p>
-        </w:tc>
-      </w:tr>
-      <w:tr>
-        <w:tc>
-          <w:tcPr>
-            <w:tcW w:type="dxa" w:w="4703"/>
-          </w:tcPr>
-          <w:p>
-            <w:r/>
-            <w:r>
-              <w:rPr>
-                <w:rFonts w:ascii="Calibri" w:hAnsi="Calibri"/>
-                <w:color w:val="374151"/>
-                <w:sz w:val="20"/>
-              </w:rPr>
-              <w:t>Building the results display — scores, feedback, and suggestions</w:t>
-            </w:r>
-          </w:p>
-        </w:tc>
-        <w:tc>
-          <w:tcPr>
-            <w:tcW w:type="dxa" w:w="4703"/>
-          </w:tcPr>
-          <w:p>
-            <w:r/>
-            <w:r>
-              <w:rPr>
-                <w:rFonts w:ascii="Calibri" w:hAnsi="Calibri"/>
-                <w:color w:val="374151"/>
-                <w:sz w:val="20"/>
-              </w:rPr>
-              <w:t>16</w:t>
-            </w:r>
-          </w:p>
-        </w:tc>
-      </w:tr>
-      <w:tr>
-        <w:tc>
-          <w:tcPr>
-            <w:tcW w:type="dxa" w:w="4703"/>
-            <w:shd w:fill="F8FAFC" w:val="clear"/>
-          </w:tcPr>
-          <w:p>
-            <w:r/>
-            <w:r>
-              <w:rPr>
-                <w:rFonts w:ascii="Calibri" w:hAnsi="Calibri"/>
-                <w:color w:val="374151"/>
-                <w:sz w:val="20"/>
-              </w:rPr>
-              <w:t>Creating custom rubric upload/edit functionality</w:t>
-            </w:r>
-          </w:p>
-        </w:tc>
-        <w:tc>
-          <w:tcPr>
-            <w:tcW w:type="dxa" w:w="4703"/>
-            <w:shd w:fill="F8FAFC" w:val="clear"/>
-          </w:tcPr>
-          <w:p>
-            <w:r/>
-            <w:r>
-              <w:rPr>
-                <w:rFonts w:ascii="Calibri" w:hAnsi="Calibri"/>
-                <w:color w:val="374151"/>
-                <w:sz w:val="20"/>
-              </w:rPr>
-              <w:t>8</w:t>
-            </w:r>
-          </w:p>
-        </w:tc>
-      </w:tr>
-      <w:tr>
-        <w:tc>
-          <w:tcPr>
-            <w:tcW w:type="dxa" w:w="4703"/>
-          </w:tcPr>
-          <w:p>
-            <w:r/>
-            <w:r>
-              <w:rPr>
-                <w:rFonts w:ascii="Calibri" w:hAnsi="Calibri"/>
-                <w:b/>
-                <w:color w:val="1A1A2E"/>
-                <w:sz w:val="20"/>
-              </w:rPr>
-              <w:t>Week 2 Total</w:t>
-            </w:r>
-          </w:p>
-        </w:tc>
-        <w:tc>
-          <w:tcPr>
-            <w:tcW w:type="dxa" w:w="4703"/>
-          </w:tcPr>
-          <w:p>
-            <w:r/>
-            <w:r>
-              <w:rPr>
-                <w:rFonts w:ascii="Calibri" w:hAnsi="Calibri"/>
-                <w:b/>
-                <w:color w:val="1A1A2E"/>
-                <w:sz w:val="20"/>
-              </w:rPr>
-              <w:t>80 hrs</w:t>
-            </w:r>
-          </w:p>
-        </w:tc>
-      </w:tr>
-    </w:tbl>
-    <w:p/>
-    <w:p>
-      <w:pPr>
-        <w:pStyle w:val="Heading4"/>
-      </w:pPr>
-      <w:r>
-        <w:t>Week 3: Integration &amp; Intelligence</w:t>
-      </w:r>
-    </w:p>
-    <w:tbl>
-      <w:tblPr>
-        <w:tblStyle w:val="TableGrid"/>
-        <w:tblW w:type="auto" w:w="0"/>
-        <w:jc w:val="center"/>
-        <w:tblLook w:firstColumn="1" w:firstRow="1" w:lastColumn="0" w:lastRow="0" w:noHBand="0" w:noVBand="1" w:val="04A0"/>
-      </w:tblPr>
-      <w:tblGrid>
-        <w:gridCol w:w="4703"/>
-        <w:gridCol w:w="4703"/>
-      </w:tblGrid>
-      <w:tr>
-        <w:tc>
-          <w:tcPr>
-            <w:tcW w:type="dxa" w:w="4703"/>
-            <w:shd w:fill="1A1A2E" w:val="clear"/>
-          </w:tcPr>
-          <w:p>
-            <w:pPr>
-              <w:jc w:val="left"/>
-            </w:pPr>
-            <w:r/>
-            <w:r>
-              <w:rPr>
-                <w:rFonts w:ascii="Calibri" w:hAnsi="Calibri"/>
-                <w:b/>
-                <w:color w:val="FFFFFF"/>
-                <w:sz w:val="20"/>
-              </w:rPr>
-              <w:t>What We're Building</w:t>
-            </w:r>
-          </w:p>
-        </w:tc>
-        <w:tc>
-          <w:tcPr>
-            <w:tcW w:type="dxa" w:w="4703"/>
-            <w:shd w:fill="1A1A2E" w:val="clear"/>
-          </w:tcPr>
-          <w:p>
-            <w:pPr>
-              <w:jc w:val="left"/>
-            </w:pPr>
-            <w:r/>
-            <w:r>
-              <w:rPr>
-                <w:rFonts w:ascii="Calibri" w:hAnsi="Calibri"/>
-                <w:b/>
-                <w:color w:val="FFFFFF"/>
-                <w:sz w:val="20"/>
-              </w:rPr>
-              <w:t>Hours</w:t>
-            </w:r>
-          </w:p>
-        </w:tc>
-      </w:tr>
-      <w:tr>
-        <w:tc>
-          <w:tcPr>
-            <w:tcW w:type="dxa" w:w="4703"/>
-          </w:tcPr>
-          <w:p>
-            <w:r/>
-            <w:r>
-              <w:rPr>
-                <w:rFonts w:ascii="Calibri" w:hAnsi="Calibri"/>
-                <w:color w:val="374151"/>
-                <w:sz w:val="20"/>
-              </w:rPr>
-              <w:t>Connecting the website to the AI grading engine</w:t>
-            </w:r>
-          </w:p>
-        </w:tc>
-        <w:tc>
-          <w:tcPr>
-            <w:tcW w:type="dxa" w:w="4703"/>
-          </w:tcPr>
-          <w:p>
-            <w:r/>
-            <w:r>
-              <w:rPr>
-                <w:rFonts w:ascii="Calibri" w:hAnsi="Calibri"/>
-                <w:color w:val="374151"/>
-                <w:sz w:val="20"/>
-              </w:rPr>
-              <w:t>16</w:t>
-            </w:r>
-          </w:p>
-        </w:tc>
-      </w:tr>
-      <w:tr>
-        <w:tc>
-          <w:tcPr>
-            <w:tcW w:type="dxa" w:w="4703"/>
-            <w:shd w:fill="F8FAFC" w:val="clear"/>
-          </w:tcPr>
-          <w:p>
-            <w:r/>
-            <w:r>
-              <w:rPr>
-                <w:rFonts w:ascii="Calibri" w:hAnsi="Calibri"/>
-                <w:color w:val="374151"/>
-                <w:sz w:val="20"/>
-              </w:rPr>
-              <w:t>Loading industry best practices into the knowledge base</w:t>
-            </w:r>
-          </w:p>
-        </w:tc>
-        <w:tc>
-          <w:tcPr>
-            <w:tcW w:type="dxa" w:w="4703"/>
-            <w:shd w:fill="F8FAFC" w:val="clear"/>
-          </w:tcPr>
-          <w:p>
-            <w:r/>
-            <w:r>
-              <w:rPr>
-                <w:rFonts w:ascii="Calibri" w:hAnsi="Calibri"/>
-                <w:color w:val="374151"/>
-                <w:sz w:val="20"/>
-              </w:rPr>
-              <w:t>8</w:t>
-            </w:r>
-          </w:p>
-        </w:tc>
-      </w:tr>
-      <w:tr>
-        <w:tc>
-          <w:tcPr>
-            <w:tcW w:type="dxa" w:w="4703"/>
-          </w:tcPr>
-          <w:p>
-            <w:r/>
-            <w:r>
-              <w:rPr>
-                <w:rFonts w:ascii="Calibri" w:hAnsi="Calibri"/>
-                <w:color w:val="374151"/>
-                <w:sz w:val="20"/>
-              </w:rPr>
-              <w:t>Building the grading error handling &amp; input validation</w:t>
-            </w:r>
-          </w:p>
-        </w:tc>
-        <w:tc>
-          <w:tcPr>
-            <w:tcW w:type="dxa" w:w="4703"/>
-          </w:tcPr>
-          <w:p>
-            <w:r/>
-            <w:r>
-              <w:rPr>
-                <w:rFonts w:ascii="Calibri" w:hAnsi="Calibri"/>
-                <w:color w:val="374151"/>
-                <w:sz w:val="20"/>
-              </w:rPr>
-              <w:t>12</w:t>
-            </w:r>
-          </w:p>
-        </w:tc>
-      </w:tr>
-      <w:tr>
-        <w:tc>
-          <w:tcPr>
-            <w:tcW w:type="dxa" w:w="4703"/>
-            <w:shd w:fill="F8FAFC" w:val="clear"/>
-          </w:tcPr>
-          <w:p>
-            <w:r/>
-            <w:r>
-              <w:rPr>
-                <w:rFonts w:ascii="Calibri" w:hAnsi="Calibri"/>
-                <w:color w:val="374151"/>
-                <w:sz w:val="20"/>
-              </w:rPr>
-              <w:t>Building rubric file parser (reads rubrics from PDF/DOCX/spreadsheet)</w:t>
-            </w:r>
-          </w:p>
-        </w:tc>
-        <w:tc>
-          <w:tcPr>
-            <w:tcW w:type="dxa" w:w="4703"/>
-            <w:shd w:fill="F8FAFC" w:val="clear"/>
-          </w:tcPr>
-          <w:p>
-            <w:r/>
-            <w:r>
-              <w:rPr>
-                <w:rFonts w:ascii="Calibri" w:hAnsi="Calibri"/>
-                <w:color w:val="374151"/>
-                <w:sz w:val="20"/>
-              </w:rPr>
-              <w:t>8</w:t>
-            </w:r>
-          </w:p>
-        </w:tc>
-      </w:tr>
-      <w:tr>
-        <w:tc>
-          <w:tcPr>
-            <w:tcW w:type="dxa" w:w="4703"/>
-          </w:tcPr>
-          <w:p>
-            <w:r/>
-            <w:r>
-              <w:rPr>
-                <w:rFonts w:ascii="Calibri" w:hAnsi="Calibri"/>
-                <w:color w:val="374151"/>
-                <w:sz w:val="20"/>
-              </w:rPr>
-              <w:t>Building the detailed results view (expandable feedback)</w:t>
-            </w:r>
-          </w:p>
-        </w:tc>
-        <w:tc>
-          <w:tcPr>
-            <w:tcW w:type="dxa" w:w="4703"/>
-          </w:tcPr>
-          <w:p>
-            <w:r/>
-            <w:r>
-              <w:rPr>
-                <w:rFonts w:ascii="Calibri" w:hAnsi="Calibri"/>
-                <w:color w:val="374151"/>
-                <w:sz w:val="20"/>
-              </w:rPr>
-              <w:t>8</w:t>
-            </w:r>
-          </w:p>
-        </w:tc>
-      </w:tr>
-      <w:tr>
-        <w:tc>
-          <w:tcPr>
-            <w:tcW w:type="dxa" w:w="4703"/>
-            <w:shd w:fill="F8FAFC" w:val="clear"/>
-          </w:tcPr>
-          <w:p>
-            <w:r/>
-            <w:r>
-              <w:rPr>
-                <w:rFonts w:ascii="Calibri" w:hAnsi="Calibri"/>
-                <w:color w:val="374151"/>
-                <w:sz w:val="20"/>
-              </w:rPr>
-              <w:t>Mobile-friendly design adjustments</w:t>
-            </w:r>
-          </w:p>
-        </w:tc>
-        <w:tc>
-          <w:tcPr>
-            <w:tcW w:type="dxa" w:w="4703"/>
-            <w:shd w:fill="F8FAFC" w:val="clear"/>
-          </w:tcPr>
-          <w:p>
-            <w:r/>
-            <w:r>
-              <w:rPr>
-                <w:rFonts w:ascii="Calibri" w:hAnsi="Calibri"/>
-                <w:color w:val="374151"/>
-                <w:sz w:val="20"/>
-              </w:rPr>
-              <w:t>8</w:t>
-            </w:r>
-          </w:p>
-        </w:tc>
-      </w:tr>
-      <w:tr>
-        <w:tc>
-          <w:tcPr>
-            <w:tcW w:type="dxa" w:w="4703"/>
-          </w:tcPr>
-          <w:p>
-            <w:r/>
-            <w:r>
-              <w:rPr>
-                <w:rFonts w:ascii="Calibri" w:hAnsi="Calibri"/>
-                <w:color w:val="374151"/>
-                <w:sz w:val="20"/>
-              </w:rPr>
-              <w:t>Connecting &amp; testing all pieces together</w:t>
-            </w:r>
-          </w:p>
-        </w:tc>
-        <w:tc>
-          <w:tcPr>
-            <w:tcW w:type="dxa" w:w="4703"/>
-          </w:tcPr>
-          <w:p>
-            <w:r/>
-            <w:r>
-              <w:rPr>
-                <w:rFonts w:ascii="Calibri" w:hAnsi="Calibri"/>
-                <w:color w:val="374151"/>
-                <w:sz w:val="20"/>
-              </w:rPr>
-              <w:t>12</w:t>
-            </w:r>
-          </w:p>
-        </w:tc>
-      </w:tr>
-      <w:tr>
-        <w:tc>
-          <w:tcPr>
-            <w:tcW w:type="dxa" w:w="4703"/>
-            <w:shd w:fill="F8FAFC" w:val="clear"/>
-          </w:tcPr>
-          <w:p>
-            <w:r/>
-            <w:r>
-              <w:rPr>
-                <w:rFonts w:ascii="Calibri" w:hAnsi="Calibri"/>
-                <w:color w:val="374151"/>
-                <w:sz w:val="20"/>
-              </w:rPr>
-              <w:t>Bug fixes from integration testing</w:t>
-            </w:r>
-          </w:p>
-        </w:tc>
-        <w:tc>
-          <w:tcPr>
-            <w:tcW w:type="dxa" w:w="4703"/>
-            <w:shd w:fill="F8FAFC" w:val="clear"/>
-          </w:tcPr>
-          <w:p>
-            <w:r/>
-            <w:r>
-              <w:rPr>
-                <w:rFonts w:ascii="Calibri" w:hAnsi="Calibri"/>
-                <w:color w:val="374151"/>
-                <w:sz w:val="20"/>
-              </w:rPr>
-              <w:t>8</w:t>
-            </w:r>
-          </w:p>
-        </w:tc>
-      </w:tr>
-      <w:tr>
-        <w:tc>
-          <w:tcPr>
-            <w:tcW w:type="dxa" w:w="4703"/>
-          </w:tcPr>
-          <w:p>
-            <w:r/>
-            <w:r>
-              <w:rPr>
-                <w:rFonts w:ascii="Calibri" w:hAnsi="Calibri"/>
-                <w:b/>
-                <w:color w:val="1A1A2E"/>
-                <w:sz w:val="20"/>
-              </w:rPr>
-              <w:t>Week 3 Total</w:t>
-            </w:r>
-          </w:p>
-        </w:tc>
-        <w:tc>
-          <w:tcPr>
-            <w:tcW w:type="dxa" w:w="4703"/>
-          </w:tcPr>
-          <w:p>
-            <w:r/>
-            <w:r>
-              <w:rPr>
-                <w:rFonts w:ascii="Calibri" w:hAnsi="Calibri"/>
-                <w:b/>
-                <w:color w:val="1A1A2E"/>
-                <w:sz w:val="20"/>
-              </w:rPr>
-              <w:t>80 hrs</w:t>
-            </w:r>
-          </w:p>
-        </w:tc>
-      </w:tr>
-    </w:tbl>
-    <w:p/>
-    <w:p>
-      <w:pPr>
-        <w:pStyle w:val="Heading4"/>
-      </w:pPr>
-      <w:r>
-        <w:t>Week 4: Testing &amp; Polish</w:t>
-      </w:r>
-    </w:p>
-    <w:tbl>
-      <w:tblPr>
-        <w:tblStyle w:val="TableGrid"/>
-        <w:tblW w:type="auto" w:w="0"/>
-        <w:jc w:val="center"/>
-        <w:tblLook w:firstColumn="1" w:firstRow="1" w:lastColumn="0" w:lastRow="0" w:noHBand="0" w:noVBand="1" w:val="04A0"/>
-      </w:tblPr>
-      <w:tblGrid>
-        <w:gridCol w:w="4703"/>
-        <w:gridCol w:w="4703"/>
-      </w:tblGrid>
-      <w:tr>
-        <w:tc>
-          <w:tcPr>
-            <w:tcW w:type="dxa" w:w="4703"/>
-            <w:shd w:fill="1A1A2E" w:val="clear"/>
-          </w:tcPr>
-          <w:p>
-            <w:pPr>
-              <w:jc w:val="left"/>
-            </w:pPr>
-            <w:r/>
-            <w:r>
-              <w:rPr>
-                <w:rFonts w:ascii="Calibri" w:hAnsi="Calibri"/>
-                <w:b/>
-                <w:color w:val="FFFFFF"/>
-                <w:sz w:val="20"/>
-              </w:rPr>
-              <w:t>What We're Building</w:t>
-            </w:r>
-          </w:p>
-        </w:tc>
-        <w:tc>
-          <w:tcPr>
-            <w:tcW w:type="dxa" w:w="4703"/>
-            <w:shd w:fill="1A1A2E" w:val="clear"/>
-          </w:tcPr>
-          <w:p>
-            <w:pPr>
-              <w:jc w:val="left"/>
-            </w:pPr>
-            <w:r/>
-            <w:r>
-              <w:rPr>
-                <w:rFonts w:ascii="Calibri" w:hAnsi="Calibri"/>
-                <w:b/>
-                <w:color w:val="FFFFFF"/>
-                <w:sz w:val="20"/>
-              </w:rPr>
-              <w:t>Hours</w:t>
-            </w:r>
-          </w:p>
-        </w:tc>
-      </w:tr>
-      <w:tr>
-        <w:tc>
-          <w:tcPr>
-            <w:tcW w:type="dxa" w:w="4703"/>
-          </w:tcPr>
-          <w:p>
-            <w:r/>
-            <w:r>
-              <w:rPr>
-                <w:rFonts w:ascii="Calibri" w:hAnsi="Calibri"/>
-                <w:color w:val="374151"/>
-                <w:sz w:val="20"/>
-              </w:rPr>
-              <w:t>Testing the grading engine with sample business plans</w:t>
-            </w:r>
-          </w:p>
-        </w:tc>
-        <w:tc>
-          <w:tcPr>
-            <w:tcW w:type="dxa" w:w="4703"/>
-          </w:tcPr>
-          <w:p>
-            <w:r/>
-            <w:r>
-              <w:rPr>
-                <w:rFonts w:ascii="Calibri" w:hAnsi="Calibri"/>
-                <w:color w:val="374151"/>
-                <w:sz w:val="20"/>
-              </w:rPr>
-              <w:t>20</w:t>
-            </w:r>
-          </w:p>
-        </w:tc>
-      </w:tr>
-      <w:tr>
-        <w:tc>
-          <w:tcPr>
-            <w:tcW w:type="dxa" w:w="4703"/>
-            <w:shd w:fill="F8FAFC" w:val="clear"/>
-          </w:tcPr>
-          <w:p>
-            <w:r/>
-            <w:r>
-              <w:rPr>
-                <w:rFonts w:ascii="Calibri" w:hAnsi="Calibri"/>
-                <w:color w:val="374151"/>
-                <w:sz w:val="20"/>
-              </w:rPr>
-              <w:t>Quality checks — comparing AI grades with expected scores</w:t>
-            </w:r>
-          </w:p>
-        </w:tc>
-        <w:tc>
-          <w:tcPr>
-            <w:tcW w:type="dxa" w:w="4703"/>
-            <w:shd w:fill="F8FAFC" w:val="clear"/>
-          </w:tcPr>
-          <w:p>
-            <w:r/>
-            <w:r>
-              <w:rPr>
-                <w:rFonts w:ascii="Calibri" w:hAnsi="Calibri"/>
-                <w:color w:val="374151"/>
-                <w:sz w:val="20"/>
-              </w:rPr>
-              <w:t>10</w:t>
-            </w:r>
-          </w:p>
-        </w:tc>
-      </w:tr>
-      <w:tr>
-        <w:tc>
-          <w:tcPr>
-            <w:tcW w:type="dxa" w:w="4703"/>
-          </w:tcPr>
-          <w:p>
-            <w:r/>
-            <w:r>
-              <w:rPr>
-                <w:rFonts w:ascii="Calibri" w:hAnsi="Calibri"/>
-                <w:color w:val="374151"/>
-                <w:sz w:val="20"/>
-              </w:rPr>
-              <w:t>Writing user documentation &amp; setup guide</w:t>
-            </w:r>
-          </w:p>
-        </w:tc>
-        <w:tc>
-          <w:tcPr>
-            <w:tcW w:type="dxa" w:w="4703"/>
-          </w:tcPr>
-          <w:p>
-            <w:r/>
-            <w:r>
-              <w:rPr>
-                <w:rFonts w:ascii="Calibri" w:hAnsi="Calibri"/>
-                <w:color w:val="374151"/>
-                <w:sz w:val="20"/>
-              </w:rPr>
-              <w:t>8</w:t>
-            </w:r>
-          </w:p>
-        </w:tc>
-      </w:tr>
-      <w:tr>
-        <w:tc>
-          <w:tcPr>
-            <w:tcW w:type="dxa" w:w="4703"/>
-            <w:shd w:fill="F8FAFC" w:val="clear"/>
-          </w:tcPr>
-          <w:p>
-            <w:r/>
-            <w:r>
-              <w:rPr>
-                <w:rFonts w:ascii="Calibri" w:hAnsi="Calibri"/>
-                <w:color w:val="374151"/>
-                <w:sz w:val="20"/>
-              </w:rPr>
-              <w:t>Visual polish — animations, loading indicators, transitions</w:t>
-            </w:r>
-          </w:p>
-        </w:tc>
-        <w:tc>
-          <w:tcPr>
-            <w:tcW w:type="dxa" w:w="4703"/>
-            <w:shd w:fill="F8FAFC" w:val="clear"/>
-          </w:tcPr>
-          <w:p>
-            <w:r/>
-            <w:r>
-              <w:rPr>
-                <w:rFonts w:ascii="Calibri" w:hAnsi="Calibri"/>
-                <w:color w:val="374151"/>
-                <w:sz w:val="20"/>
-              </w:rPr>
-              <w:t>14</w:t>
-            </w:r>
-          </w:p>
-        </w:tc>
-      </w:tr>
-      <w:tr>
-        <w:tc>
-          <w:tcPr>
-            <w:tcW w:type="dxa" w:w="4703"/>
-          </w:tcPr>
-          <w:p>
-            <w:r/>
-            <w:r>
-              <w:rPr>
-                <w:rFonts w:ascii="Calibri" w:hAnsi="Calibri"/>
-                <w:color w:val="374151"/>
-                <w:sz w:val="20"/>
-              </w:rPr>
-              <w:t>Error messages &amp; user-friendly notifications</w:t>
-            </w:r>
-          </w:p>
-        </w:tc>
-        <w:tc>
-          <w:tcPr>
-            <w:tcW w:type="dxa" w:w="4703"/>
-          </w:tcPr>
-          <w:p>
-            <w:r/>
-            <w:r>
-              <w:rPr>
-                <w:rFonts w:ascii="Calibri" w:hAnsi="Calibri"/>
-                <w:color w:val="374151"/>
-                <w:sz w:val="20"/>
-              </w:rPr>
-              <w:t>6</w:t>
-            </w:r>
-          </w:p>
-        </w:tc>
-      </w:tr>
-      <w:tr>
-        <w:tc>
-          <w:tcPr>
-            <w:tcW w:type="dxa" w:w="4703"/>
-            <w:shd w:fill="F8FAFC" w:val="clear"/>
-          </w:tcPr>
-          <w:p>
-            <w:r/>
-            <w:r>
-              <w:rPr>
-                <w:rFonts w:ascii="Calibri" w:hAnsi="Calibri"/>
-                <w:color w:val="374151"/>
-                <w:sz w:val="20"/>
-              </w:rPr>
-              <w:t>Building the landing/home page</w:t>
-            </w:r>
-          </w:p>
-        </w:tc>
-        <w:tc>
-          <w:tcPr>
-            <w:tcW w:type="dxa" w:w="4703"/>
-            <w:shd w:fill="F8FAFC" w:val="clear"/>
-          </w:tcPr>
-          <w:p>
-            <w:r/>
-            <w:r>
-              <w:rPr>
-                <w:rFonts w:ascii="Calibri" w:hAnsi="Calibri"/>
-                <w:color w:val="374151"/>
-                <w:sz w:val="20"/>
-              </w:rPr>
-              <w:t>14</w:t>
-            </w:r>
-          </w:p>
-        </w:tc>
-      </w:tr>
-      <w:tr>
-        <w:tc>
-          <w:tcPr>
-            <w:tcW w:type="dxa" w:w="4703"/>
-          </w:tcPr>
-          <w:p>
-            <w:r/>
-            <w:r>
-              <w:rPr>
-                <w:rFonts w:ascii="Calibri" w:hAnsi="Calibri"/>
-                <w:color w:val="374151"/>
-                <w:sz w:val="20"/>
-              </w:rPr>
-              <w:t>Final bug fixes</w:t>
-            </w:r>
-          </w:p>
-        </w:tc>
-        <w:tc>
-          <w:tcPr>
-            <w:tcW w:type="dxa" w:w="4703"/>
-          </w:tcPr>
-          <w:p>
-            <w:r/>
-            <w:r>
-              <w:rPr>
-                <w:rFonts w:ascii="Calibri" w:hAnsi="Calibri"/>
-                <w:color w:val="374151"/>
-                <w:sz w:val="20"/>
-              </w:rPr>
-              <w:t>8</w:t>
-            </w:r>
-          </w:p>
-        </w:tc>
-      </w:tr>
-      <w:tr>
-        <w:tc>
-          <w:tcPr>
-            <w:tcW w:type="dxa" w:w="4703"/>
-            <w:shd w:fill="F8FAFC" w:val="clear"/>
-          </w:tcPr>
-          <w:p>
-            <w:r/>
-            <w:r>
-              <w:rPr>
-                <w:rFonts w:ascii="Calibri" w:hAnsi="Calibri"/>
-                <w:b/>
-                <w:color w:val="1A1A2E"/>
-                <w:sz w:val="20"/>
-              </w:rPr>
-              <w:t>Week 4 Total</w:t>
-            </w:r>
-          </w:p>
-        </w:tc>
-        <w:tc>
-          <w:tcPr>
-            <w:tcW w:type="dxa" w:w="4703"/>
-            <w:shd w:fill="F8FAFC" w:val="clear"/>
-          </w:tcPr>
-          <w:p>
-            <w:r/>
-            <w:r>
-              <w:rPr>
-                <w:rFonts w:ascii="Calibri" w:hAnsi="Calibri"/>
-                <w:b/>
-                <w:color w:val="1A1A2E"/>
-                <w:sz w:val="20"/>
-              </w:rPr>
-              <w:t>80 hrs</w:t>
-            </w:r>
-          </w:p>
-        </w:tc>
-      </w:tr>
-    </w:tbl>
-    <w:p/>
-    <w:p>
-      <w:pPr>
         <w:spacing w:before="160" w:after="160"/>
         <w:ind w:left="567"/>
       </w:pPr>
@@ -2607,4548 +1200,10 @@
           <w:color w:val="4361EE"/>
           <w:sz w:val="22"/>
         </w:rPr>
-        <w:t>🏁 End of Month 1 — Core Grading Delivered</w:t>
-      </w:r>
-      <w:r>
-        <w:rPr>
-          <w:rFonts w:ascii="Calibri" w:hAnsi="Calibri"/>
-          <w:i/>
-          <w:color w:val="374151"/>
-          <w:sz w:val="22"/>
-        </w:rPr>
-        <w:t xml:space="preserve"> A working system that can grade PowerPoint and PDF/DOCX business plans with AI-generated feedback and scores.</w:t>
+        <w:t>MVP delivery at the end of Month 2. Full launch-ready product at the end of Month 6.</w:t>
       </w:r>
     </w:p>
     <w:p>
-      <w:pPr>
-        <w:spacing w:before="80" w:after="80"/>
-      </w:pPr>
-      <w:r>
-        <w:rPr>
-          <w:color w:val="E2E8F0"/>
-          <w:sz w:val="12"/>
-        </w:rPr>
-        <w:t>────────────────────────────────────────────────────────────────────────────────</w:t>
-      </w:r>
-    </w:p>
-    <w:p>
-      <w:pPr>
-        <w:pStyle w:val="Heading3"/>
-      </w:pPr>
-      <w:r>
-        <w:t>Phase 2: Enhanced Features — Month 2</w:t>
-      </w:r>
-    </w:p>
-    <w:p>
-      <w:r>
-        <w:rPr>
-          <w:rFonts w:ascii="Calibri" w:hAnsi="Calibri"/>
-          <w:b/>
-          <w:color w:val="1A1A2E"/>
-          <w:sz w:val="22"/>
-        </w:rPr>
-        <w:t>What you'll see at the end of this phase:</w:t>
-      </w:r>
-      <w:r>
-        <w:rPr>
-          <w:rFonts w:ascii="Calibri" w:hAnsi="Calibri"/>
-          <w:color w:val="374151"/>
-          <w:sz w:val="22"/>
-        </w:rPr>
-        <w:t xml:space="preserve"> Everything from Phase 1, plus video pitch grading, Google Slides support, bulk grading from spreadsheets, and validated grading quality.</w:t>
-      </w:r>
-    </w:p>
-    <w:p>
-      <w:pPr>
-        <w:pStyle w:val="Heading4"/>
-      </w:pPr>
-      <w:r>
-        <w:t>Week 5: Video &amp; Google Slides Analysis</w:t>
-      </w:r>
-    </w:p>
-    <w:tbl>
-      <w:tblPr>
-        <w:tblStyle w:val="TableGrid"/>
-        <w:tblW w:type="auto" w:w="0"/>
-        <w:jc w:val="center"/>
-        <w:tblLook w:firstColumn="1" w:firstRow="1" w:lastColumn="0" w:lastRow="0" w:noHBand="0" w:noVBand="1" w:val="04A0"/>
-      </w:tblPr>
-      <w:tblGrid>
-        <w:gridCol w:w="4703"/>
-        <w:gridCol w:w="4703"/>
-      </w:tblGrid>
-      <w:tr>
-        <w:tc>
-          <w:tcPr>
-            <w:tcW w:type="dxa" w:w="4703"/>
-            <w:shd w:fill="1A1A2E" w:val="clear"/>
-          </w:tcPr>
-          <w:p>
-            <w:pPr>
-              <w:jc w:val="left"/>
-            </w:pPr>
-            <w:r/>
-            <w:r>
-              <w:rPr>
-                <w:rFonts w:ascii="Calibri" w:hAnsi="Calibri"/>
-                <w:b/>
-                <w:color w:val="FFFFFF"/>
-                <w:sz w:val="20"/>
-              </w:rPr>
-              <w:t>What We're Building</w:t>
-            </w:r>
-          </w:p>
-        </w:tc>
-        <w:tc>
-          <w:tcPr>
-            <w:tcW w:type="dxa" w:w="4703"/>
-            <w:shd w:fill="1A1A2E" w:val="clear"/>
-          </w:tcPr>
-          <w:p>
-            <w:pPr>
-              <w:jc w:val="left"/>
-            </w:pPr>
-            <w:r/>
-            <w:r>
-              <w:rPr>
-                <w:rFonts w:ascii="Calibri" w:hAnsi="Calibri"/>
-                <w:b/>
-                <w:color w:val="FFFFFF"/>
-                <w:sz w:val="20"/>
-              </w:rPr>
-              <w:t>Hours</w:t>
-            </w:r>
-          </w:p>
-        </w:tc>
-      </w:tr>
-      <w:tr>
-        <w:tc>
-          <w:tcPr>
-            <w:tcW w:type="dxa" w:w="4703"/>
-          </w:tcPr>
-          <w:p>
-            <w:r/>
-            <w:r>
-              <w:rPr>
-                <w:rFonts w:ascii="Calibri" w:hAnsi="Calibri"/>
-                <w:color w:val="374151"/>
-                <w:sz w:val="20"/>
-              </w:rPr>
-              <w:t>YouTube video pitch analyzer — AI watches and evaluates video presentations</w:t>
-            </w:r>
-          </w:p>
-        </w:tc>
-        <w:tc>
-          <w:tcPr>
-            <w:tcW w:type="dxa" w:w="4703"/>
-          </w:tcPr>
-          <w:p>
-            <w:r/>
-            <w:r>
-              <w:rPr>
-                <w:rFonts w:ascii="Calibri" w:hAnsi="Calibri"/>
-                <w:color w:val="374151"/>
-                <w:sz w:val="20"/>
-              </w:rPr>
-              <w:t>20</w:t>
-            </w:r>
-          </w:p>
-        </w:tc>
-      </w:tr>
-      <w:tr>
-        <w:tc>
-          <w:tcPr>
-            <w:tcW w:type="dxa" w:w="4703"/>
-            <w:shd w:fill="F8FAFC" w:val="clear"/>
-          </w:tcPr>
-          <w:p>
-            <w:r/>
-            <w:r>
-              <w:rPr>
-                <w:rFonts w:ascii="Calibri" w:hAnsi="Calibri"/>
-                <w:color w:val="374151"/>
-                <w:sz w:val="20"/>
-              </w:rPr>
-              <w:t>Google Slides support — reads slides directly from a shared link</w:t>
-            </w:r>
-          </w:p>
-        </w:tc>
-        <w:tc>
-          <w:tcPr>
-            <w:tcW w:type="dxa" w:w="4703"/>
-            <w:shd w:fill="F8FAFC" w:val="clear"/>
-          </w:tcPr>
-          <w:p>
-            <w:r/>
-            <w:r>
-              <w:rPr>
-                <w:rFonts w:ascii="Calibri" w:hAnsi="Calibri"/>
-                <w:color w:val="374151"/>
-                <w:sz w:val="20"/>
-              </w:rPr>
-              <w:t>20</w:t>
-            </w:r>
-          </w:p>
-        </w:tc>
-      </w:tr>
-      <w:tr>
-        <w:tc>
-          <w:tcPr>
-            <w:tcW w:type="dxa" w:w="4703"/>
-          </w:tcPr>
-          <w:p>
-            <w:r/>
-            <w:r>
-              <w:rPr>
-                <w:rFonts w:ascii="Calibri" w:hAnsi="Calibri"/>
-                <w:color w:val="374151"/>
-                <w:sz w:val="20"/>
-              </w:rPr>
-              <w:t>Adding video &amp; slides input fields to the grading page</w:t>
-            </w:r>
-          </w:p>
-        </w:tc>
-        <w:tc>
-          <w:tcPr>
-            <w:tcW w:type="dxa" w:w="4703"/>
-          </w:tcPr>
-          <w:p>
-            <w:r/>
-            <w:r>
-              <w:rPr>
-                <w:rFonts w:ascii="Calibri" w:hAnsi="Calibri"/>
-                <w:color w:val="374151"/>
-                <w:sz w:val="20"/>
-              </w:rPr>
-              <w:t>16</w:t>
-            </w:r>
-          </w:p>
-        </w:tc>
-      </w:tr>
-      <w:tr>
-        <w:tc>
-          <w:tcPr>
-            <w:tcW w:type="dxa" w:w="4703"/>
-            <w:shd w:fill="F8FAFC" w:val="clear"/>
-          </w:tcPr>
-          <w:p>
-            <w:r/>
-            <w:r>
-              <w:rPr>
-                <w:rFonts w:ascii="Calibri" w:hAnsi="Calibri"/>
-                <w:color w:val="374151"/>
-                <w:sz w:val="20"/>
-              </w:rPr>
-              <w:t>Error handling for invalid or private links</w:t>
-            </w:r>
-          </w:p>
-        </w:tc>
-        <w:tc>
-          <w:tcPr>
-            <w:tcW w:type="dxa" w:w="4703"/>
-            <w:shd w:fill="F8FAFC" w:val="clear"/>
-          </w:tcPr>
-          <w:p>
-            <w:r/>
-            <w:r>
-              <w:rPr>
-                <w:rFonts w:ascii="Calibri" w:hAnsi="Calibri"/>
-                <w:color w:val="374151"/>
-                <w:sz w:val="20"/>
-              </w:rPr>
-              <w:t>12</w:t>
-            </w:r>
-          </w:p>
-        </w:tc>
-      </w:tr>
-      <w:tr>
-        <w:tc>
-          <w:tcPr>
-            <w:tcW w:type="dxa" w:w="4703"/>
-          </w:tcPr>
-          <w:p>
-            <w:r/>
-            <w:r>
-              <w:rPr>
-                <w:rFonts w:ascii="Calibri" w:hAnsi="Calibri"/>
-                <w:color w:val="374151"/>
-                <w:sz w:val="20"/>
-              </w:rPr>
-              <w:t>Testing video and slides features</w:t>
-            </w:r>
-          </w:p>
-        </w:tc>
-        <w:tc>
-          <w:tcPr>
-            <w:tcW w:type="dxa" w:w="4703"/>
-          </w:tcPr>
-          <w:p>
-            <w:r/>
-            <w:r>
-              <w:rPr>
-                <w:rFonts w:ascii="Calibri" w:hAnsi="Calibri"/>
-                <w:color w:val="374151"/>
-                <w:sz w:val="20"/>
-              </w:rPr>
-              <w:t>12</w:t>
-            </w:r>
-          </w:p>
-        </w:tc>
-      </w:tr>
-      <w:tr>
-        <w:tc>
-          <w:tcPr>
-            <w:tcW w:type="dxa" w:w="4703"/>
-            <w:shd w:fill="F8FAFC" w:val="clear"/>
-          </w:tcPr>
-          <w:p>
-            <w:r/>
-            <w:r>
-              <w:rPr>
-                <w:rFonts w:ascii="Calibri" w:hAnsi="Calibri"/>
-                <w:b/>
-                <w:color w:val="1A1A2E"/>
-                <w:sz w:val="20"/>
-              </w:rPr>
-              <w:t>Week 5 Total</w:t>
-            </w:r>
-          </w:p>
-        </w:tc>
-        <w:tc>
-          <w:tcPr>
-            <w:tcW w:type="dxa" w:w="4703"/>
-            <w:shd w:fill="F8FAFC" w:val="clear"/>
-          </w:tcPr>
-          <w:p>
-            <w:r/>
-            <w:r>
-              <w:rPr>
-                <w:rFonts w:ascii="Calibri" w:hAnsi="Calibri"/>
-                <w:b/>
-                <w:color w:val="1A1A2E"/>
-                <w:sz w:val="20"/>
-              </w:rPr>
-              <w:t>80 hrs</w:t>
-            </w:r>
-          </w:p>
-        </w:tc>
-      </w:tr>
-    </w:tbl>
-    <w:p/>
-    <w:p>
-      <w:pPr>
-        <w:pStyle w:val="Heading4"/>
-      </w:pPr>
-      <w:r>
-        <w:t>Week 6: Grading Improvements</w:t>
-      </w:r>
-    </w:p>
-    <w:tbl>
-      <w:tblPr>
-        <w:tblStyle w:val="TableGrid"/>
-        <w:tblW w:type="auto" w:w="0"/>
-        <w:jc w:val="center"/>
-        <w:tblLook w:firstColumn="1" w:firstRow="1" w:lastColumn="0" w:lastRow="0" w:noHBand="0" w:noVBand="1" w:val="04A0"/>
-      </w:tblPr>
-      <w:tblGrid>
-        <w:gridCol w:w="4703"/>
-        <w:gridCol w:w="4703"/>
-      </w:tblGrid>
-      <w:tr>
-        <w:tc>
-          <w:tcPr>
-            <w:tcW w:type="dxa" w:w="4703"/>
-            <w:shd w:fill="1A1A2E" w:val="clear"/>
-          </w:tcPr>
-          <w:p>
-            <w:pPr>
-              <w:jc w:val="left"/>
-            </w:pPr>
-            <w:r/>
-            <w:r>
-              <w:rPr>
-                <w:rFonts w:ascii="Calibri" w:hAnsi="Calibri"/>
-                <w:b/>
-                <w:color w:val="FFFFFF"/>
-                <w:sz w:val="20"/>
-              </w:rPr>
-              <w:t>What We're Building</w:t>
-            </w:r>
-          </w:p>
-        </w:tc>
-        <w:tc>
-          <w:tcPr>
-            <w:tcW w:type="dxa" w:w="4703"/>
-            <w:shd w:fill="1A1A2E" w:val="clear"/>
-          </w:tcPr>
-          <w:p>
-            <w:pPr>
-              <w:jc w:val="left"/>
-            </w:pPr>
-            <w:r/>
-            <w:r>
-              <w:rPr>
-                <w:rFonts w:ascii="Calibri" w:hAnsi="Calibri"/>
-                <w:b/>
-                <w:color w:val="FFFFFF"/>
-                <w:sz w:val="20"/>
-              </w:rPr>
-              <w:t>Hours</w:t>
-            </w:r>
-          </w:p>
-        </w:tc>
-      </w:tr>
-      <w:tr>
-        <w:tc>
-          <w:tcPr>
-            <w:tcW w:type="dxa" w:w="4703"/>
-          </w:tcPr>
-          <w:p>
-            <w:r/>
-            <w:r>
-              <w:rPr>
-                <w:rFonts w:ascii="Calibri" w:hAnsi="Calibri"/>
-                <w:color w:val="374151"/>
-                <w:sz w:val="20"/>
-              </w:rPr>
-              <w:t>Adding video analysis results to the grading feedback</w:t>
-            </w:r>
-          </w:p>
-        </w:tc>
-        <w:tc>
-          <w:tcPr>
-            <w:tcW w:type="dxa" w:w="4703"/>
-          </w:tcPr>
-          <w:p>
-            <w:r/>
-            <w:r>
-              <w:rPr>
-                <w:rFonts w:ascii="Calibri" w:hAnsi="Calibri"/>
-                <w:color w:val="374151"/>
-                <w:sz w:val="20"/>
-              </w:rPr>
-              <w:t>18</w:t>
-            </w:r>
-          </w:p>
-        </w:tc>
-      </w:tr>
-      <w:tr>
-        <w:tc>
-          <w:tcPr>
-            <w:tcW w:type="dxa" w:w="4703"/>
-            <w:shd w:fill="F8FAFC" w:val="clear"/>
-          </w:tcPr>
-          <w:p>
-            <w:r/>
-            <w:r>
-              <w:rPr>
-                <w:rFonts w:ascii="Calibri" w:hAnsi="Calibri"/>
-                <w:color w:val="374151"/>
-                <w:sz w:val="20"/>
-              </w:rPr>
-              <w:t>Adding slide design quality analysis to the feedback</w:t>
-            </w:r>
-          </w:p>
-        </w:tc>
-        <w:tc>
-          <w:tcPr>
-            <w:tcW w:type="dxa" w:w="4703"/>
-            <w:shd w:fill="F8FAFC" w:val="clear"/>
-          </w:tcPr>
-          <w:p>
-            <w:r/>
-            <w:r>
-              <w:rPr>
-                <w:rFonts w:ascii="Calibri" w:hAnsi="Calibri"/>
-                <w:color w:val="374151"/>
-                <w:sz w:val="20"/>
-              </w:rPr>
-              <w:t>10</w:t>
-            </w:r>
-          </w:p>
-        </w:tc>
-      </w:tr>
-      <w:tr>
-        <w:tc>
-          <w:tcPr>
-            <w:tcW w:type="dxa" w:w="4703"/>
-          </w:tcPr>
-          <w:p>
-            <w:r/>
-            <w:r>
-              <w:rPr>
-                <w:rFonts w:ascii="Calibri" w:hAnsi="Calibri"/>
-                <w:color w:val="374151"/>
-                <w:sz w:val="20"/>
-              </w:rPr>
-              <w:t>Grading audit trail (records every grading step for transparency and accountability)</w:t>
-            </w:r>
-          </w:p>
-        </w:tc>
-        <w:tc>
-          <w:tcPr>
-            <w:tcW w:type="dxa" w:w="4703"/>
-          </w:tcPr>
-          <w:p>
-            <w:r/>
-            <w:r>
-              <w:rPr>
-                <w:rFonts w:ascii="Calibri" w:hAnsi="Calibri"/>
-                <w:color w:val="374151"/>
-                <w:sz w:val="20"/>
-              </w:rPr>
-              <w:t>12</w:t>
-            </w:r>
-          </w:p>
-        </w:tc>
-      </w:tr>
-      <w:tr>
-        <w:tc>
-          <w:tcPr>
-            <w:tcW w:type="dxa" w:w="4703"/>
-            <w:shd w:fill="F8FAFC" w:val="clear"/>
-          </w:tcPr>
-          <w:p>
-            <w:r/>
-            <w:r>
-              <w:rPr>
-                <w:rFonts w:ascii="Calibri" w:hAnsi="Calibri"/>
-                <w:color w:val="374151"/>
-                <w:sz w:val="20"/>
-              </w:rPr>
-              <w:t>Grading history page — view all past grades, search, filter</w:t>
-            </w:r>
-          </w:p>
-        </w:tc>
-        <w:tc>
-          <w:tcPr>
-            <w:tcW w:type="dxa" w:w="4703"/>
-            <w:shd w:fill="F8FAFC" w:val="clear"/>
-          </w:tcPr>
-          <w:p>
-            <w:r/>
-            <w:r>
-              <w:rPr>
-                <w:rFonts w:ascii="Calibri" w:hAnsi="Calibri"/>
-                <w:color w:val="374151"/>
-                <w:sz w:val="20"/>
-              </w:rPr>
-              <w:t>16</w:t>
-            </w:r>
-          </w:p>
-        </w:tc>
-      </w:tr>
-      <w:tr>
-        <w:tc>
-          <w:tcPr>
-            <w:tcW w:type="dxa" w:w="4703"/>
-          </w:tcPr>
-          <w:p>
-            <w:r/>
-            <w:r>
-              <w:rPr>
-                <w:rFonts w:ascii="Calibri" w:hAnsi="Calibri"/>
-                <w:color w:val="374151"/>
-                <w:sz w:val="20"/>
-              </w:rPr>
-              <w:t>In-app notification system (alerts when grading is complete)</w:t>
-            </w:r>
-          </w:p>
-        </w:tc>
-        <w:tc>
-          <w:tcPr>
-            <w:tcW w:type="dxa" w:w="4703"/>
-          </w:tcPr>
-          <w:p>
-            <w:r/>
-            <w:r>
-              <w:rPr>
-                <w:rFonts w:ascii="Calibri" w:hAnsi="Calibri"/>
-                <w:color w:val="374151"/>
-                <w:sz w:val="20"/>
-              </w:rPr>
-              <w:t>12</w:t>
-            </w:r>
-          </w:p>
-        </w:tc>
-      </w:tr>
-      <w:tr>
-        <w:tc>
-          <w:tcPr>
-            <w:tcW w:type="dxa" w:w="4703"/>
-            <w:shd w:fill="F8FAFC" w:val="clear"/>
-          </w:tcPr>
-          <w:p>
-            <w:r/>
-            <w:r>
-              <w:rPr>
-                <w:rFonts w:ascii="Calibri" w:hAnsi="Calibri"/>
-                <w:color w:val="374151"/>
-                <w:sz w:val="20"/>
-              </w:rPr>
-              <w:t>Testing all features together</w:t>
-            </w:r>
-          </w:p>
-        </w:tc>
-        <w:tc>
-          <w:tcPr>
-            <w:tcW w:type="dxa" w:w="4703"/>
-            <w:shd w:fill="F8FAFC" w:val="clear"/>
-          </w:tcPr>
-          <w:p>
-            <w:r/>
-            <w:r>
-              <w:rPr>
-                <w:rFonts w:ascii="Calibri" w:hAnsi="Calibri"/>
-                <w:color w:val="374151"/>
-                <w:sz w:val="20"/>
-              </w:rPr>
-              <w:t>12</w:t>
-            </w:r>
-          </w:p>
-        </w:tc>
-      </w:tr>
-      <w:tr>
-        <w:tc>
-          <w:tcPr>
-            <w:tcW w:type="dxa" w:w="4703"/>
-          </w:tcPr>
-          <w:p>
-            <w:r/>
-            <w:r>
-              <w:rPr>
-                <w:rFonts w:ascii="Calibri" w:hAnsi="Calibri"/>
-                <w:b/>
-                <w:color w:val="1A1A2E"/>
-                <w:sz w:val="20"/>
-              </w:rPr>
-              <w:t>Week 6 Total</w:t>
-            </w:r>
-          </w:p>
-        </w:tc>
-        <w:tc>
-          <w:tcPr>
-            <w:tcW w:type="dxa" w:w="4703"/>
-          </w:tcPr>
-          <w:p>
-            <w:r/>
-            <w:r>
-              <w:rPr>
-                <w:rFonts w:ascii="Calibri" w:hAnsi="Calibri"/>
-                <w:b/>
-                <w:color w:val="1A1A2E"/>
-                <w:sz w:val="20"/>
-              </w:rPr>
-              <w:t>80 hrs</w:t>
-            </w:r>
-          </w:p>
-        </w:tc>
-      </w:tr>
-    </w:tbl>
-    <w:p/>
-    <w:p>
-      <w:pPr>
-        <w:pStyle w:val="Heading4"/>
-      </w:pPr>
-      <w:r>
-        <w:t>Week 7: Bulk/Mass Grading</w:t>
-      </w:r>
-    </w:p>
-    <w:tbl>
-      <w:tblPr>
-        <w:tblStyle w:val="TableGrid"/>
-        <w:tblW w:type="auto" w:w="0"/>
-        <w:jc w:val="center"/>
-        <w:tblLook w:firstColumn="1" w:firstRow="1" w:lastColumn="0" w:lastRow="0" w:noHBand="0" w:noVBand="1" w:val="04A0"/>
-      </w:tblPr>
-      <w:tblGrid>
-        <w:gridCol w:w="4703"/>
-        <w:gridCol w:w="4703"/>
-      </w:tblGrid>
-      <w:tr>
-        <w:tc>
-          <w:tcPr>
-            <w:tcW w:type="dxa" w:w="4703"/>
-            <w:shd w:fill="1A1A2E" w:val="clear"/>
-          </w:tcPr>
-          <w:p>
-            <w:pPr>
-              <w:jc w:val="left"/>
-            </w:pPr>
-            <w:r/>
-            <w:r>
-              <w:rPr>
-                <w:rFonts w:ascii="Calibri" w:hAnsi="Calibri"/>
-                <w:b/>
-                <w:color w:val="FFFFFF"/>
-                <w:sz w:val="20"/>
-              </w:rPr>
-              <w:t>What We're Building</w:t>
-            </w:r>
-          </w:p>
-        </w:tc>
-        <w:tc>
-          <w:tcPr>
-            <w:tcW w:type="dxa" w:w="4703"/>
-            <w:shd w:fill="1A1A2E" w:val="clear"/>
-          </w:tcPr>
-          <w:p>
-            <w:pPr>
-              <w:jc w:val="left"/>
-            </w:pPr>
-            <w:r/>
-            <w:r>
-              <w:rPr>
-                <w:rFonts w:ascii="Calibri" w:hAnsi="Calibri"/>
-                <w:b/>
-                <w:color w:val="FFFFFF"/>
-                <w:sz w:val="20"/>
-              </w:rPr>
-              <w:t>Hours</w:t>
-            </w:r>
-          </w:p>
-        </w:tc>
-      </w:tr>
-      <w:tr>
-        <w:tc>
-          <w:tcPr>
-            <w:tcW w:type="dxa" w:w="4703"/>
-          </w:tcPr>
-          <w:p>
-            <w:r/>
-            <w:r>
-              <w:rPr>
-                <w:rFonts w:ascii="Calibri" w:hAnsi="Calibri"/>
-                <w:color w:val="374151"/>
-                <w:sz w:val="20"/>
-              </w:rPr>
-              <w:t>Mass grading engine — upload a spreadsheet, grade all entries at once</w:t>
-            </w:r>
-          </w:p>
-        </w:tc>
-        <w:tc>
-          <w:tcPr>
-            <w:tcW w:type="dxa" w:w="4703"/>
-          </w:tcPr>
-          <w:p>
-            <w:r/>
-            <w:r>
-              <w:rPr>
-                <w:rFonts w:ascii="Calibri" w:hAnsi="Calibri"/>
-                <w:color w:val="374151"/>
-                <w:sz w:val="20"/>
-              </w:rPr>
-              <w:t>22</w:t>
-            </w:r>
-          </w:p>
-        </w:tc>
-      </w:tr>
-      <w:tr>
-        <w:tc>
-          <w:tcPr>
-            <w:tcW w:type="dxa" w:w="4703"/>
-            <w:shd w:fill="F8FAFC" w:val="clear"/>
-          </w:tcPr>
-          <w:p>
-            <w:r/>
-            <w:r>
-              <w:rPr>
-                <w:rFonts w:ascii="Calibri" w:hAnsi="Calibri"/>
-                <w:color w:val="374151"/>
-                <w:sz w:val="20"/>
-              </w:rPr>
-              <w:t>Spreadsheet reader (understands CSV and Excel formats)</w:t>
-            </w:r>
-          </w:p>
-        </w:tc>
-        <w:tc>
-          <w:tcPr>
-            <w:tcW w:type="dxa" w:w="4703"/>
-            <w:shd w:fill="F8FAFC" w:val="clear"/>
-          </w:tcPr>
-          <w:p>
-            <w:r/>
-            <w:r>
-              <w:rPr>
-                <w:rFonts w:ascii="Calibri" w:hAnsi="Calibri"/>
-                <w:color w:val="374151"/>
-                <w:sz w:val="20"/>
-              </w:rPr>
-              <w:t>12</w:t>
-            </w:r>
-          </w:p>
-        </w:tc>
-      </w:tr>
-      <w:tr>
-        <w:tc>
-          <w:tcPr>
-            <w:tcW w:type="dxa" w:w="4703"/>
-          </w:tcPr>
-          <w:p>
-            <w:r/>
-            <w:r>
-              <w:rPr>
-                <w:rFonts w:ascii="Calibri" w:hAnsi="Calibri"/>
-                <w:color w:val="374151"/>
-                <w:sz w:val="20"/>
-              </w:rPr>
-              <w:t>Simultaneous grading — processes 3 submissions at the same time for speed</w:t>
-            </w:r>
-          </w:p>
-        </w:tc>
-        <w:tc>
-          <w:tcPr>
-            <w:tcW w:type="dxa" w:w="4703"/>
-          </w:tcPr>
-          <w:p>
-            <w:r/>
-            <w:r>
-              <w:rPr>
-                <w:rFonts w:ascii="Calibri" w:hAnsi="Calibri"/>
-                <w:color w:val="374151"/>
-                <w:sz w:val="20"/>
-              </w:rPr>
-              <w:t>10</w:t>
-            </w:r>
-          </w:p>
-        </w:tc>
-      </w:tr>
-      <w:tr>
-        <w:tc>
-          <w:tcPr>
-            <w:tcW w:type="dxa" w:w="4703"/>
-            <w:shd w:fill="F8FAFC" w:val="clear"/>
-          </w:tcPr>
-          <w:p>
-            <w:r/>
-            <w:r>
-              <w:rPr>
-                <w:rFonts w:ascii="Calibri" w:hAnsi="Calibri"/>
-                <w:color w:val="374151"/>
-                <w:sz w:val="20"/>
-              </w:rPr>
-              <w:t>Mass grading page — upload spreadsheet, preview entries, track progress</w:t>
-            </w:r>
-          </w:p>
-        </w:tc>
-        <w:tc>
-          <w:tcPr>
-            <w:tcW w:type="dxa" w:w="4703"/>
-            <w:shd w:fill="F8FAFC" w:val="clear"/>
-          </w:tcPr>
-          <w:p>
-            <w:r/>
-            <w:r>
-              <w:rPr>
-                <w:rFonts w:ascii="Calibri" w:hAnsi="Calibri"/>
-                <w:color w:val="374151"/>
-                <w:sz w:val="20"/>
-              </w:rPr>
-              <w:t>16</w:t>
-            </w:r>
-          </w:p>
-        </w:tc>
-      </w:tr>
-      <w:tr>
-        <w:tc>
-          <w:tcPr>
-            <w:tcW w:type="dxa" w:w="4703"/>
-          </w:tcPr>
-          <w:p>
-            <w:r/>
-            <w:r>
-              <w:rPr>
-                <w:rFonts w:ascii="Calibri" w:hAnsi="Calibri"/>
-                <w:color w:val="374151"/>
-                <w:sz w:val="20"/>
-              </w:rPr>
-              <w:t>Results view — summary stats, color-coded scores, downloadable results</w:t>
-            </w:r>
-          </w:p>
-        </w:tc>
-        <w:tc>
-          <w:tcPr>
-            <w:tcW w:type="dxa" w:w="4703"/>
-          </w:tcPr>
-          <w:p>
-            <w:r/>
-            <w:r>
-              <w:rPr>
-                <w:rFonts w:ascii="Calibri" w:hAnsi="Calibri"/>
-                <w:color w:val="374151"/>
-                <w:sz w:val="20"/>
-              </w:rPr>
-              <w:t>14</w:t>
-            </w:r>
-          </w:p>
-        </w:tc>
-      </w:tr>
-      <w:tr>
-        <w:tc>
-          <w:tcPr>
-            <w:tcW w:type="dxa" w:w="4703"/>
-            <w:shd w:fill="F8FAFC" w:val="clear"/>
-          </w:tcPr>
-          <w:p>
-            <w:r/>
-            <w:r>
-              <w:rPr>
-                <w:rFonts w:ascii="Calibri" w:hAnsi="Calibri"/>
-                <w:color w:val="374151"/>
-                <w:sz w:val="20"/>
-              </w:rPr>
-              <w:t>Export results as spreadsheet</w:t>
-            </w:r>
-          </w:p>
-        </w:tc>
-        <w:tc>
-          <w:tcPr>
-            <w:tcW w:type="dxa" w:w="4703"/>
-            <w:shd w:fill="F8FAFC" w:val="clear"/>
-          </w:tcPr>
-          <w:p>
-            <w:r/>
-            <w:r>
-              <w:rPr>
-                <w:rFonts w:ascii="Calibri" w:hAnsi="Calibri"/>
-                <w:color w:val="374151"/>
-                <w:sz w:val="20"/>
-              </w:rPr>
-              <w:t>6</w:t>
-            </w:r>
-          </w:p>
-        </w:tc>
-      </w:tr>
-      <w:tr>
-        <w:tc>
-          <w:tcPr>
-            <w:tcW w:type="dxa" w:w="4703"/>
-          </w:tcPr>
-          <w:p>
-            <w:r/>
-            <w:r>
-              <w:rPr>
-                <w:rFonts w:ascii="Calibri" w:hAnsi="Calibri"/>
-                <w:b/>
-                <w:color w:val="1A1A2E"/>
-                <w:sz w:val="20"/>
-              </w:rPr>
-              <w:t>Week 7 Total</w:t>
-            </w:r>
-          </w:p>
-        </w:tc>
-        <w:tc>
-          <w:tcPr>
-            <w:tcW w:type="dxa" w:w="4703"/>
-          </w:tcPr>
-          <w:p>
-            <w:r/>
-            <w:r>
-              <w:rPr>
-                <w:rFonts w:ascii="Calibri" w:hAnsi="Calibri"/>
-                <w:b/>
-                <w:color w:val="1A1A2E"/>
-                <w:sz w:val="20"/>
-              </w:rPr>
-              <w:t>80 hrs</w:t>
-            </w:r>
-          </w:p>
-        </w:tc>
-      </w:tr>
-    </w:tbl>
-    <w:p/>
-    <w:p>
-      <w:pPr>
-        <w:pStyle w:val="Heading4"/>
-      </w:pPr>
-      <w:r>
-        <w:t>Week 8: Quality Assurance</w:t>
-      </w:r>
-    </w:p>
-    <w:tbl>
-      <w:tblPr>
-        <w:tblStyle w:val="TableGrid"/>
-        <w:tblW w:type="auto" w:w="0"/>
-        <w:jc w:val="center"/>
-        <w:tblLook w:firstColumn="1" w:firstRow="1" w:lastColumn="0" w:lastRow="0" w:noHBand="0" w:noVBand="1" w:val="04A0"/>
-      </w:tblPr>
-      <w:tblGrid>
-        <w:gridCol w:w="4703"/>
-        <w:gridCol w:w="4703"/>
-      </w:tblGrid>
-      <w:tr>
-        <w:tc>
-          <w:tcPr>
-            <w:tcW w:type="dxa" w:w="4703"/>
-            <w:shd w:fill="1A1A2E" w:val="clear"/>
-          </w:tcPr>
-          <w:p>
-            <w:pPr>
-              <w:jc w:val="left"/>
-            </w:pPr>
-            <w:r/>
-            <w:r>
-              <w:rPr>
-                <w:rFonts w:ascii="Calibri" w:hAnsi="Calibri"/>
-                <w:b/>
-                <w:color w:val="FFFFFF"/>
-                <w:sz w:val="20"/>
-              </w:rPr>
-              <w:t>What We're Building</w:t>
-            </w:r>
-          </w:p>
-        </w:tc>
-        <w:tc>
-          <w:tcPr>
-            <w:tcW w:type="dxa" w:w="4703"/>
-            <w:shd w:fill="1A1A2E" w:val="clear"/>
-          </w:tcPr>
-          <w:p>
-            <w:pPr>
-              <w:jc w:val="left"/>
-            </w:pPr>
-            <w:r/>
-            <w:r>
-              <w:rPr>
-                <w:rFonts w:ascii="Calibri" w:hAnsi="Calibri"/>
-                <w:b/>
-                <w:color w:val="FFFFFF"/>
-                <w:sz w:val="20"/>
-              </w:rPr>
-              <w:t>Hours</w:t>
-            </w:r>
-          </w:p>
-        </w:tc>
-      </w:tr>
-      <w:tr>
-        <w:tc>
-          <w:tcPr>
-            <w:tcW w:type="dxa" w:w="4703"/>
-          </w:tcPr>
-          <w:p>
-            <w:r/>
-            <w:r>
-              <w:rPr>
-                <w:rFonts w:ascii="Calibri" w:hAnsi="Calibri"/>
-                <w:color w:val="374151"/>
-                <w:sz w:val="20"/>
-              </w:rPr>
-              <w:t>Grading accuracy benchmarking — testing against human expert grades</w:t>
-            </w:r>
-          </w:p>
-        </w:tc>
-        <w:tc>
-          <w:tcPr>
-            <w:tcW w:type="dxa" w:w="4703"/>
-          </w:tcPr>
-          <w:p>
-            <w:r/>
-            <w:r>
-              <w:rPr>
-                <w:rFonts w:ascii="Calibri" w:hAnsi="Calibri"/>
-                <w:color w:val="374151"/>
-                <w:sz w:val="20"/>
-              </w:rPr>
-              <w:t>18</w:t>
-            </w:r>
-          </w:p>
-        </w:tc>
-      </w:tr>
-      <w:tr>
-        <w:tc>
-          <w:tcPr>
-            <w:tcW w:type="dxa" w:w="4703"/>
-            <w:shd w:fill="F8FAFC" w:val="clear"/>
-          </w:tcPr>
-          <w:p>
-            <w:r/>
-            <w:r>
-              <w:rPr>
-                <w:rFonts w:ascii="Calibri" w:hAnsi="Calibri"/>
-                <w:color w:val="374151"/>
-                <w:sz w:val="20"/>
-              </w:rPr>
-              <w:t>Optimizing AI grading instructions for better accuracy</w:t>
-            </w:r>
-          </w:p>
-        </w:tc>
-        <w:tc>
-          <w:tcPr>
-            <w:tcW w:type="dxa" w:w="4703"/>
-            <w:shd w:fill="F8FAFC" w:val="clear"/>
-          </w:tcPr>
-          <w:p>
-            <w:r/>
-            <w:r>
-              <w:rPr>
-                <w:rFonts w:ascii="Calibri" w:hAnsi="Calibri"/>
-                <w:color w:val="374151"/>
-                <w:sz w:val="20"/>
-              </w:rPr>
-              <w:t>10</w:t>
-            </w:r>
-          </w:p>
-        </w:tc>
-      </w:tr>
-      <w:tr>
-        <w:tc>
-          <w:tcPr>
-            <w:tcW w:type="dxa" w:w="4703"/>
-          </w:tcPr>
-          <w:p>
-            <w:r/>
-            <w:r>
-              <w:rPr>
-                <w:rFonts w:ascii="Calibri" w:hAnsi="Calibri"/>
-                <w:color w:val="374151"/>
-                <w:sz w:val="20"/>
-              </w:rPr>
-              <w:t>Measuring grading speed &amp; cost per submission</w:t>
-            </w:r>
-          </w:p>
-        </w:tc>
-        <w:tc>
-          <w:tcPr>
-            <w:tcW w:type="dxa" w:w="4703"/>
-          </w:tcPr>
-          <w:p>
-            <w:r/>
-            <w:r>
-              <w:rPr>
-                <w:rFonts w:ascii="Calibri" w:hAnsi="Calibri"/>
-                <w:color w:val="374151"/>
-                <w:sz w:val="20"/>
-              </w:rPr>
-              <w:t>12</w:t>
-            </w:r>
-          </w:p>
-        </w:tc>
-      </w:tr>
-      <w:tr>
-        <w:tc>
-          <w:tcPr>
-            <w:tcW w:type="dxa" w:w="4703"/>
-            <w:shd w:fill="F8FAFC" w:val="clear"/>
-          </w:tcPr>
-          <w:p>
-            <w:r/>
-            <w:r>
-              <w:rPr>
-                <w:rFonts w:ascii="Calibri" w:hAnsi="Calibri"/>
-                <w:color w:val="374151"/>
-                <w:sz w:val="20"/>
-              </w:rPr>
-              <w:t>Website usability audit &amp; fixes</w:t>
-            </w:r>
-          </w:p>
-        </w:tc>
-        <w:tc>
-          <w:tcPr>
-            <w:tcW w:type="dxa" w:w="4703"/>
-            <w:shd w:fill="F8FAFC" w:val="clear"/>
-          </w:tcPr>
-          <w:p>
-            <w:r/>
-            <w:r>
-              <w:rPr>
-                <w:rFonts w:ascii="Calibri" w:hAnsi="Calibri"/>
-                <w:color w:val="374151"/>
-                <w:sz w:val="20"/>
-              </w:rPr>
-              <w:t>16</w:t>
-            </w:r>
-          </w:p>
-        </w:tc>
-      </w:tr>
-      <w:tr>
-        <w:tc>
-          <w:tcPr>
-            <w:tcW w:type="dxa" w:w="4703"/>
-          </w:tcPr>
-          <w:p>
-            <w:r/>
-            <w:r>
-              <w:rPr>
-                <w:rFonts w:ascii="Calibri" w:hAnsi="Calibri"/>
-                <w:color w:val="374151"/>
-                <w:sz w:val="20"/>
-              </w:rPr>
-              <w:t>Mobile responsiveness testing &amp; fixes</w:t>
-            </w:r>
-          </w:p>
-        </w:tc>
-        <w:tc>
-          <w:tcPr>
-            <w:tcW w:type="dxa" w:w="4703"/>
-          </w:tcPr>
-          <w:p>
-            <w:r/>
-            <w:r>
-              <w:rPr>
-                <w:rFonts w:ascii="Calibri" w:hAnsi="Calibri"/>
-                <w:color w:val="374151"/>
-                <w:sz w:val="20"/>
-              </w:rPr>
-              <w:t>8</w:t>
-            </w:r>
-          </w:p>
-        </w:tc>
-      </w:tr>
-      <w:tr>
-        <w:tc>
-          <w:tcPr>
-            <w:tcW w:type="dxa" w:w="4703"/>
-            <w:shd w:fill="F8FAFC" w:val="clear"/>
-          </w:tcPr>
-          <w:p>
-            <w:r/>
-            <w:r>
-              <w:rPr>
-                <w:rFonts w:ascii="Calibri" w:hAnsi="Calibri"/>
-                <w:color w:val="374151"/>
-                <w:sz w:val="20"/>
-              </w:rPr>
-              <w:t>Full end-to-end testing of all features</w:t>
-            </w:r>
-          </w:p>
-        </w:tc>
-        <w:tc>
-          <w:tcPr>
-            <w:tcW w:type="dxa" w:w="4703"/>
-            <w:shd w:fill="F8FAFC" w:val="clear"/>
-          </w:tcPr>
-          <w:p>
-            <w:r/>
-            <w:r>
-              <w:rPr>
-                <w:rFonts w:ascii="Calibri" w:hAnsi="Calibri"/>
-                <w:color w:val="374151"/>
-                <w:sz w:val="20"/>
-              </w:rPr>
-              <w:t>8</w:t>
-            </w:r>
-          </w:p>
-        </w:tc>
-      </w:tr>
-      <w:tr>
-        <w:tc>
-          <w:tcPr>
-            <w:tcW w:type="dxa" w:w="4703"/>
-          </w:tcPr>
-          <w:p>
-            <w:r/>
-            <w:r>
-              <w:rPr>
-                <w:rFonts w:ascii="Calibri" w:hAnsi="Calibri"/>
-                <w:color w:val="374151"/>
-                <w:sz w:val="20"/>
-              </w:rPr>
-              <w:t>Demo preparation</w:t>
-            </w:r>
-          </w:p>
-        </w:tc>
-        <w:tc>
-          <w:tcPr>
-            <w:tcW w:type="dxa" w:w="4703"/>
-          </w:tcPr>
-          <w:p>
-            <w:r/>
-            <w:r>
-              <w:rPr>
-                <w:rFonts w:ascii="Calibri" w:hAnsi="Calibri"/>
-                <w:color w:val="374151"/>
-                <w:sz w:val="20"/>
-              </w:rPr>
-              <w:t>8</w:t>
-            </w:r>
-          </w:p>
-        </w:tc>
-      </w:tr>
-      <w:tr>
-        <w:tc>
-          <w:tcPr>
-            <w:tcW w:type="dxa" w:w="4703"/>
-            <w:shd w:fill="F8FAFC" w:val="clear"/>
-          </w:tcPr>
-          <w:p>
-            <w:r/>
-            <w:r>
-              <w:rPr>
-                <w:rFonts w:ascii="Calibri" w:hAnsi="Calibri"/>
-                <w:b/>
-                <w:color w:val="1A1A2E"/>
-                <w:sz w:val="20"/>
-              </w:rPr>
-              <w:t>Week 8 Total</w:t>
-            </w:r>
-          </w:p>
-        </w:tc>
-        <w:tc>
-          <w:tcPr>
-            <w:tcW w:type="dxa" w:w="4703"/>
-            <w:shd w:fill="F8FAFC" w:val="clear"/>
-          </w:tcPr>
-          <w:p>
-            <w:r/>
-            <w:r>
-              <w:rPr>
-                <w:rFonts w:ascii="Calibri" w:hAnsi="Calibri"/>
-                <w:b/>
-                <w:color w:val="1A1A2E"/>
-                <w:sz w:val="20"/>
-              </w:rPr>
-              <w:t>80 hrs</w:t>
-            </w:r>
-          </w:p>
-        </w:tc>
-      </w:tr>
-    </w:tbl>
-    <w:p/>
-    <w:p>
-      <w:pPr>
-        <w:spacing w:before="160" w:after="160"/>
-        <w:ind w:left="567"/>
-      </w:pPr>
-      <w:r>
-        <w:rPr>
-          <w:rFonts w:ascii="Calibri" w:hAnsi="Calibri"/>
-          <w:b/>
-          <w:i/>
-          <w:color w:val="4361EE"/>
-          <w:sz w:val="22"/>
-        </w:rPr>
-        <w:t>🏁 End of Month 2 — MVP Delivery</w:t>
-      </w:r>
-      <w:r>
-        <w:rPr>
-          <w:rFonts w:ascii="Calibri" w:hAnsi="Calibri"/>
-          <w:i/>
-          <w:color w:val="374151"/>
-          <w:sz w:val="22"/>
-        </w:rPr>
-        <w:t xml:space="preserve"> The product can now grade PowerPoints, PDF/DOCX documents, video pitches, and Google Slides. It supports bulk grading from spreadsheets. Grading quality has been validated against human experts.</w:t>
-      </w:r>
-    </w:p>
-    <w:p>
-      <w:pPr>
-        <w:spacing w:before="80" w:after="80"/>
-      </w:pPr>
-      <w:r>
-        <w:rPr>
-          <w:color w:val="E2E8F0"/>
-          <w:sz w:val="12"/>
-        </w:rPr>
-        <w:t>────────────────────────────────────────────────────────────────────────────────</w:t>
-      </w:r>
-    </w:p>
-    <w:p>
-      <w:pPr>
-        <w:pStyle w:val="Heading3"/>
-      </w:pPr>
-      <w:r>
-        <w:t>Phase 3: Production Launch — Month 3</w:t>
-      </w:r>
-    </w:p>
-    <w:p>
-      <w:r>
-        <w:rPr>
-          <w:rFonts w:ascii="Calibri" w:hAnsi="Calibri"/>
-          <w:b/>
-          <w:color w:val="1A1A2E"/>
-          <w:sz w:val="22"/>
-        </w:rPr>
-        <w:t>What you'll see at the end of this phase:</w:t>
-      </w:r>
-      <w:r>
-        <w:rPr>
-          <w:rFonts w:ascii="Calibri" w:hAnsi="Calibri"/>
-          <w:color w:val="374151"/>
-          <w:sz w:val="22"/>
-        </w:rPr>
-        <w:t xml:space="preserve"> The platform is live on the internet with user accounts, saved data, analytics, and professional deployment.</w:t>
-      </w:r>
-    </w:p>
-    <w:p>
-      <w:pPr>
-        <w:pStyle w:val="Heading4"/>
-      </w:pPr>
-      <w:r>
-        <w:t>Week 9: User Accounts &amp; Login</w:t>
-      </w:r>
-    </w:p>
-    <w:tbl>
-      <w:tblPr>
-        <w:tblStyle w:val="TableGrid"/>
-        <w:tblW w:type="auto" w:w="0"/>
-        <w:jc w:val="center"/>
-        <w:tblLook w:firstColumn="1" w:firstRow="1" w:lastColumn="0" w:lastRow="0" w:noHBand="0" w:noVBand="1" w:val="04A0"/>
-      </w:tblPr>
-      <w:tblGrid>
-        <w:gridCol w:w="4703"/>
-        <w:gridCol w:w="4703"/>
-      </w:tblGrid>
-      <w:tr>
-        <w:tc>
-          <w:tcPr>
-            <w:tcW w:type="dxa" w:w="4703"/>
-            <w:shd w:fill="1A1A2E" w:val="clear"/>
-          </w:tcPr>
-          <w:p>
-            <w:pPr>
-              <w:jc w:val="left"/>
-            </w:pPr>
-            <w:r/>
-            <w:r>
-              <w:rPr>
-                <w:rFonts w:ascii="Calibri" w:hAnsi="Calibri"/>
-                <w:b/>
-                <w:color w:val="FFFFFF"/>
-                <w:sz w:val="20"/>
-              </w:rPr>
-              <w:t>What We're Building</w:t>
-            </w:r>
-          </w:p>
-        </w:tc>
-        <w:tc>
-          <w:tcPr>
-            <w:tcW w:type="dxa" w:w="4703"/>
-            <w:shd w:fill="1A1A2E" w:val="clear"/>
-          </w:tcPr>
-          <w:p>
-            <w:pPr>
-              <w:jc w:val="left"/>
-            </w:pPr>
-            <w:r/>
-            <w:r>
-              <w:rPr>
-                <w:rFonts w:ascii="Calibri" w:hAnsi="Calibri"/>
-                <w:b/>
-                <w:color w:val="FFFFFF"/>
-                <w:sz w:val="20"/>
-              </w:rPr>
-              <w:t>Hours</w:t>
-            </w:r>
-          </w:p>
-        </w:tc>
-      </w:tr>
-      <w:tr>
-        <w:tc>
-          <w:tcPr>
-            <w:tcW w:type="dxa" w:w="4703"/>
-          </w:tcPr>
-          <w:p>
-            <w:r/>
-            <w:r>
-              <w:rPr>
-                <w:rFonts w:ascii="Calibri" w:hAnsi="Calibri"/>
-                <w:color w:val="374151"/>
-                <w:sz w:val="20"/>
-              </w:rPr>
-              <w:t>Google &amp; email login integration (one-click sign-in)</w:t>
-            </w:r>
-          </w:p>
-        </w:tc>
-        <w:tc>
-          <w:tcPr>
-            <w:tcW w:type="dxa" w:w="4703"/>
-          </w:tcPr>
-          <w:p>
-            <w:r/>
-            <w:r>
-              <w:rPr>
-                <w:rFonts w:ascii="Calibri" w:hAnsi="Calibri"/>
-                <w:color w:val="374151"/>
-                <w:sz w:val="20"/>
-              </w:rPr>
-              <w:t>18</w:t>
-            </w:r>
-          </w:p>
-        </w:tc>
-      </w:tr>
-      <w:tr>
-        <w:tc>
-          <w:tcPr>
-            <w:tcW w:type="dxa" w:w="4703"/>
-            <w:shd w:fill="F8FAFC" w:val="clear"/>
-          </w:tcPr>
-          <w:p>
-            <w:r/>
-            <w:r>
-              <w:rPr>
-                <w:rFonts w:ascii="Calibri" w:hAnsi="Calibri"/>
-                <w:color w:val="374151"/>
-                <w:sz w:val="20"/>
-              </w:rPr>
-              <w:t>User account system — registration, login, profile management</w:t>
-            </w:r>
-          </w:p>
-        </w:tc>
-        <w:tc>
-          <w:tcPr>
-            <w:tcW w:type="dxa" w:w="4703"/>
-            <w:shd w:fill="F8FAFC" w:val="clear"/>
-          </w:tcPr>
-          <w:p>
-            <w:r/>
-            <w:r>
-              <w:rPr>
-                <w:rFonts w:ascii="Calibri" w:hAnsi="Calibri"/>
-                <w:color w:val="374151"/>
-                <w:sz w:val="20"/>
-              </w:rPr>
-              <w:t>16</w:t>
-            </w:r>
-          </w:p>
-        </w:tc>
-      </w:tr>
-      <w:tr>
-        <w:tc>
-          <w:tcPr>
-            <w:tcW w:type="dxa" w:w="4703"/>
-          </w:tcPr>
-          <w:p>
-            <w:r/>
-            <w:r>
-              <w:rPr>
-                <w:rFonts w:ascii="Calibri" w:hAnsi="Calibri"/>
-                <w:color w:val="374151"/>
-                <w:sz w:val="20"/>
-              </w:rPr>
-              <w:t>Account security — password protection, session management</w:t>
-            </w:r>
-          </w:p>
-        </w:tc>
-        <w:tc>
-          <w:tcPr>
-            <w:tcW w:type="dxa" w:w="4703"/>
-          </w:tcPr>
-          <w:p>
-            <w:r/>
-            <w:r>
-              <w:rPr>
-                <w:rFonts w:ascii="Calibri" w:hAnsi="Calibri"/>
-                <w:color w:val="374151"/>
-                <w:sz w:val="20"/>
-              </w:rPr>
-              <w:t>12</w:t>
-            </w:r>
-          </w:p>
-        </w:tc>
-      </w:tr>
-      <w:tr>
-        <w:tc>
-          <w:tcPr>
-            <w:tcW w:type="dxa" w:w="4703"/>
-            <w:shd w:fill="F8FAFC" w:val="clear"/>
-          </w:tcPr>
-          <w:p>
-            <w:r/>
-            <w:r>
-              <w:rPr>
-                <w:rFonts w:ascii="Calibri" w:hAnsi="Calibri"/>
-                <w:color w:val="374151"/>
-                <w:sz w:val="20"/>
-              </w:rPr>
-              <w:t>Admin vs. regular user permissions</w:t>
-            </w:r>
-          </w:p>
-        </w:tc>
-        <w:tc>
-          <w:tcPr>
-            <w:tcW w:type="dxa" w:w="4703"/>
-            <w:shd w:fill="F8FAFC" w:val="clear"/>
-          </w:tcPr>
-          <w:p>
-            <w:r/>
-            <w:r>
-              <w:rPr>
-                <w:rFonts w:ascii="Calibri" w:hAnsi="Calibri"/>
-                <w:color w:val="374151"/>
-                <w:sz w:val="20"/>
-              </w:rPr>
-              <w:t>10</w:t>
-            </w:r>
-          </w:p>
-        </w:tc>
-      </w:tr>
-      <w:tr>
-        <w:tc>
-          <w:tcPr>
-            <w:tcW w:type="dxa" w:w="4703"/>
-          </w:tcPr>
-          <w:p>
-            <w:r/>
-            <w:r>
-              <w:rPr>
-                <w:rFonts w:ascii="Calibri" w:hAnsi="Calibri"/>
-                <w:color w:val="374151"/>
-                <w:sz w:val="20"/>
-              </w:rPr>
-              <w:t>Login &amp; signup page design</w:t>
-            </w:r>
-          </w:p>
-        </w:tc>
-        <w:tc>
-          <w:tcPr>
-            <w:tcW w:type="dxa" w:w="4703"/>
-          </w:tcPr>
-          <w:p>
-            <w:r/>
-            <w:r>
-              <w:rPr>
-                <w:rFonts w:ascii="Calibri" w:hAnsi="Calibri"/>
-                <w:color w:val="374151"/>
-                <w:sz w:val="20"/>
-              </w:rPr>
-              <w:t>12</w:t>
-            </w:r>
-          </w:p>
-        </w:tc>
-      </w:tr>
-      <w:tr>
-        <w:tc>
-          <w:tcPr>
-            <w:tcW w:type="dxa" w:w="4703"/>
-            <w:shd w:fill="F8FAFC" w:val="clear"/>
-          </w:tcPr>
-          <w:p>
-            <w:r/>
-            <w:r>
-              <w:rPr>
-                <w:rFonts w:ascii="Calibri" w:hAnsi="Calibri"/>
-                <w:color w:val="374151"/>
-                <w:sz w:val="20"/>
-              </w:rPr>
-              <w:t>User settings page</w:t>
-            </w:r>
-          </w:p>
-        </w:tc>
-        <w:tc>
-          <w:tcPr>
-            <w:tcW w:type="dxa" w:w="4703"/>
-            <w:shd w:fill="F8FAFC" w:val="clear"/>
-          </w:tcPr>
-          <w:p>
-            <w:r/>
-            <w:r>
-              <w:rPr>
-                <w:rFonts w:ascii="Calibri" w:hAnsi="Calibri"/>
-                <w:color w:val="374151"/>
-                <w:sz w:val="20"/>
-              </w:rPr>
-              <w:t>12</w:t>
-            </w:r>
-          </w:p>
-        </w:tc>
-      </w:tr>
-      <w:tr>
-        <w:tc>
-          <w:tcPr>
-            <w:tcW w:type="dxa" w:w="4703"/>
-          </w:tcPr>
-          <w:p>
-            <w:r/>
-            <w:r>
-              <w:rPr>
-                <w:rFonts w:ascii="Calibri" w:hAnsi="Calibri"/>
-                <w:b/>
-                <w:color w:val="1A1A2E"/>
-                <w:sz w:val="20"/>
-              </w:rPr>
-              <w:t>Week 9 Total</w:t>
-            </w:r>
-          </w:p>
-        </w:tc>
-        <w:tc>
-          <w:tcPr>
-            <w:tcW w:type="dxa" w:w="4703"/>
-          </w:tcPr>
-          <w:p>
-            <w:r/>
-            <w:r>
-              <w:rPr>
-                <w:rFonts w:ascii="Calibri" w:hAnsi="Calibri"/>
-                <w:b/>
-                <w:color w:val="1A1A2E"/>
-                <w:sz w:val="20"/>
-              </w:rPr>
-              <w:t>80 hrs</w:t>
-            </w:r>
-          </w:p>
-        </w:tc>
-      </w:tr>
-    </w:tbl>
-    <w:p/>
-    <w:p>
-      <w:pPr>
-        <w:pStyle w:val="Heading4"/>
-      </w:pPr>
-      <w:r>
-        <w:t>Week 10: Data Storage &amp; Management</w:t>
-      </w:r>
-    </w:p>
-    <w:tbl>
-      <w:tblPr>
-        <w:tblStyle w:val="TableGrid"/>
-        <w:tblW w:type="auto" w:w="0"/>
-        <w:jc w:val="center"/>
-        <w:tblLook w:firstColumn="1" w:firstRow="1" w:lastColumn="0" w:lastRow="0" w:noHBand="0" w:noVBand="1" w:val="04A0"/>
-      </w:tblPr>
-      <w:tblGrid>
-        <w:gridCol w:w="4703"/>
-        <w:gridCol w:w="4703"/>
-      </w:tblGrid>
-      <w:tr>
-        <w:tc>
-          <w:tcPr>
-            <w:tcW w:type="dxa" w:w="4703"/>
-            <w:shd w:fill="1A1A2E" w:val="clear"/>
-          </w:tcPr>
-          <w:p>
-            <w:pPr>
-              <w:jc w:val="left"/>
-            </w:pPr>
-            <w:r/>
-            <w:r>
-              <w:rPr>
-                <w:rFonts w:ascii="Calibri" w:hAnsi="Calibri"/>
-                <w:b/>
-                <w:color w:val="FFFFFF"/>
-                <w:sz w:val="20"/>
-              </w:rPr>
-              <w:t>What We're Building</w:t>
-            </w:r>
-          </w:p>
-        </w:tc>
-        <w:tc>
-          <w:tcPr>
-            <w:tcW w:type="dxa" w:w="4703"/>
-            <w:shd w:fill="1A1A2E" w:val="clear"/>
-          </w:tcPr>
-          <w:p>
-            <w:pPr>
-              <w:jc w:val="left"/>
-            </w:pPr>
-            <w:r/>
-            <w:r>
-              <w:rPr>
-                <w:rFonts w:ascii="Calibri" w:hAnsi="Calibri"/>
-                <w:b/>
-                <w:color w:val="FFFFFF"/>
-                <w:sz w:val="20"/>
-              </w:rPr>
-              <w:t>Hours</w:t>
-            </w:r>
-          </w:p>
-        </w:tc>
-      </w:tr>
-      <w:tr>
-        <w:tc>
-          <w:tcPr>
-            <w:tcW w:type="dxa" w:w="4703"/>
-          </w:tcPr>
-          <w:p>
-            <w:r/>
-            <w:r>
-              <w:rPr>
-                <w:rFonts w:ascii="Calibri" w:hAnsi="Calibri"/>
-                <w:color w:val="374151"/>
-                <w:sz w:val="20"/>
-              </w:rPr>
-              <w:t>Database design — storing users, rubrics, submissions, and grades</w:t>
-            </w:r>
-          </w:p>
-        </w:tc>
-        <w:tc>
-          <w:tcPr>
-            <w:tcW w:type="dxa" w:w="4703"/>
-          </w:tcPr>
-          <w:p>
-            <w:r/>
-            <w:r>
-              <w:rPr>
-                <w:rFonts w:ascii="Calibri" w:hAnsi="Calibri"/>
-                <w:color w:val="374151"/>
-                <w:sz w:val="20"/>
-              </w:rPr>
-              <w:t>18</w:t>
-            </w:r>
-          </w:p>
-        </w:tc>
-      </w:tr>
-      <w:tr>
-        <w:tc>
-          <w:tcPr>
-            <w:tcW w:type="dxa" w:w="4703"/>
-            <w:shd w:fill="F8FAFC" w:val="clear"/>
-          </w:tcPr>
-          <w:p>
-            <w:r/>
-            <w:r>
-              <w:rPr>
-                <w:rFonts w:ascii="Calibri" w:hAnsi="Calibri"/>
-                <w:color w:val="374151"/>
-                <w:sz w:val="20"/>
-              </w:rPr>
-              <w:t>Database setup &amp; connection</w:t>
-            </w:r>
-          </w:p>
-        </w:tc>
-        <w:tc>
-          <w:tcPr>
-            <w:tcW w:type="dxa" w:w="4703"/>
-            <w:shd w:fill="F8FAFC" w:val="clear"/>
-          </w:tcPr>
-          <w:p>
-            <w:r/>
-            <w:r>
-              <w:rPr>
-                <w:rFonts w:ascii="Calibri" w:hAnsi="Calibri"/>
-                <w:color w:val="374151"/>
-                <w:sz w:val="20"/>
-              </w:rPr>
-              <w:t>12</w:t>
-            </w:r>
-          </w:p>
-        </w:tc>
-      </w:tr>
-      <w:tr>
-        <w:tc>
-          <w:tcPr>
-            <w:tcW w:type="dxa" w:w="4703"/>
-          </w:tcPr>
-          <w:p>
-            <w:r/>
-            <w:r>
-              <w:rPr>
-                <w:rFonts w:ascii="Calibri" w:hAnsi="Calibri"/>
-                <w:color w:val="374151"/>
-                <w:sz w:val="20"/>
-              </w:rPr>
-              <w:t>Save &amp; retrieve grades (no more lost data)</w:t>
-            </w:r>
-          </w:p>
-        </w:tc>
-        <w:tc>
-          <w:tcPr>
-            <w:tcW w:type="dxa" w:w="4703"/>
-          </w:tcPr>
-          <w:p>
-            <w:r/>
-            <w:r>
-              <w:rPr>
-                <w:rFonts w:ascii="Calibri" w:hAnsi="Calibri"/>
-                <w:color w:val="374151"/>
-                <w:sz w:val="20"/>
-              </w:rPr>
-              <w:t>14</w:t>
-            </w:r>
-          </w:p>
-        </w:tc>
-      </w:tr>
-      <w:tr>
-        <w:tc>
-          <w:tcPr>
-            <w:tcW w:type="dxa" w:w="4703"/>
-            <w:shd w:fill="F8FAFC" w:val="clear"/>
-          </w:tcPr>
-          <w:p>
-            <w:r/>
-            <w:r>
-              <w:rPr>
-                <w:rFonts w:ascii="Calibri" w:hAnsi="Calibri"/>
-                <w:color w:val="374151"/>
-                <w:sz w:val="20"/>
-              </w:rPr>
-              <w:t>Custom rubric saving — users can save and reuse their rubrics</w:t>
-            </w:r>
-          </w:p>
-        </w:tc>
-        <w:tc>
-          <w:tcPr>
-            <w:tcW w:type="dxa" w:w="4703"/>
-            <w:shd w:fill="F8FAFC" w:val="clear"/>
-          </w:tcPr>
-          <w:p>
-            <w:r/>
-            <w:r>
-              <w:rPr>
-                <w:rFonts w:ascii="Calibri" w:hAnsi="Calibri"/>
-                <w:color w:val="374151"/>
-                <w:sz w:val="20"/>
-              </w:rPr>
-              <w:t>10</w:t>
-            </w:r>
-          </w:p>
-        </w:tc>
-      </w:tr>
-      <w:tr>
-        <w:tc>
-          <w:tcPr>
-            <w:tcW w:type="dxa" w:w="4703"/>
-          </w:tcPr>
-          <w:p>
-            <w:r/>
-            <w:r>
-              <w:rPr>
-                <w:rFonts w:ascii="Calibri" w:hAnsi="Calibri"/>
-                <w:color w:val="374151"/>
-                <w:sz w:val="20"/>
-              </w:rPr>
-              <w:t>Submission management page — view, re-grade, or delete past submissions</w:t>
-            </w:r>
-          </w:p>
-        </w:tc>
-        <w:tc>
-          <w:tcPr>
-            <w:tcW w:type="dxa" w:w="4703"/>
-          </w:tcPr>
-          <w:p>
-            <w:r/>
-            <w:r>
-              <w:rPr>
-                <w:rFonts w:ascii="Calibri" w:hAnsi="Calibri"/>
-                <w:color w:val="374151"/>
-                <w:sz w:val="20"/>
-              </w:rPr>
-              <w:t>14</w:t>
-            </w:r>
-          </w:p>
-        </w:tc>
-      </w:tr>
-      <w:tr>
-        <w:tc>
-          <w:tcPr>
-            <w:tcW w:type="dxa" w:w="4703"/>
-            <w:shd w:fill="F8FAFC" w:val="clear"/>
-          </w:tcPr>
-          <w:p>
-            <w:r/>
-            <w:r>
-              <w:rPr>
-                <w:rFonts w:ascii="Calibri" w:hAnsi="Calibri"/>
-                <w:color w:val="374151"/>
-                <w:sz w:val="20"/>
-              </w:rPr>
-              <w:t>Data table features — sorting, filtering, pagination</w:t>
-            </w:r>
-          </w:p>
-        </w:tc>
-        <w:tc>
-          <w:tcPr>
-            <w:tcW w:type="dxa" w:w="4703"/>
-            <w:shd w:fill="F8FAFC" w:val="clear"/>
-          </w:tcPr>
-          <w:p>
-            <w:r/>
-            <w:r>
-              <w:rPr>
-                <w:rFonts w:ascii="Calibri" w:hAnsi="Calibri"/>
-                <w:color w:val="374151"/>
-                <w:sz w:val="20"/>
-              </w:rPr>
-              <w:t>12</w:t>
-            </w:r>
-          </w:p>
-        </w:tc>
-      </w:tr>
-      <w:tr>
-        <w:tc>
-          <w:tcPr>
-            <w:tcW w:type="dxa" w:w="4703"/>
-          </w:tcPr>
-          <w:p>
-            <w:r/>
-            <w:r>
-              <w:rPr>
-                <w:rFonts w:ascii="Calibri" w:hAnsi="Calibri"/>
-                <w:b/>
-                <w:color w:val="1A1A2E"/>
-                <w:sz w:val="20"/>
-              </w:rPr>
-              <w:t>Week 10 Total</w:t>
-            </w:r>
-          </w:p>
-        </w:tc>
-        <w:tc>
-          <w:tcPr>
-            <w:tcW w:type="dxa" w:w="4703"/>
-          </w:tcPr>
-          <w:p>
-            <w:r/>
-            <w:r>
-              <w:rPr>
-                <w:rFonts w:ascii="Calibri" w:hAnsi="Calibri"/>
-                <w:b/>
-                <w:color w:val="1A1A2E"/>
-                <w:sz w:val="20"/>
-              </w:rPr>
-              <w:t>80 hrs</w:t>
-            </w:r>
-          </w:p>
-        </w:tc>
-      </w:tr>
-    </w:tbl>
-    <w:p/>
-    <w:p>
-      <w:pPr>
-        <w:pStyle w:val="Heading4"/>
-      </w:pPr>
-      <w:r>
-        <w:t>Week 11: Analytics Dashboard</w:t>
-      </w:r>
-    </w:p>
-    <w:tbl>
-      <w:tblPr>
-        <w:tblStyle w:val="TableGrid"/>
-        <w:tblW w:type="auto" w:w="0"/>
-        <w:jc w:val="center"/>
-        <w:tblLook w:firstColumn="1" w:firstRow="1" w:lastColumn="0" w:lastRow="0" w:noHBand="0" w:noVBand="1" w:val="04A0"/>
-      </w:tblPr>
-      <w:tblGrid>
-        <w:gridCol w:w="4703"/>
-        <w:gridCol w:w="4703"/>
-      </w:tblGrid>
-      <w:tr>
-        <w:tc>
-          <w:tcPr>
-            <w:tcW w:type="dxa" w:w="4703"/>
-            <w:shd w:fill="1A1A2E" w:val="clear"/>
-          </w:tcPr>
-          <w:p>
-            <w:pPr>
-              <w:jc w:val="left"/>
-            </w:pPr>
-            <w:r/>
-            <w:r>
-              <w:rPr>
-                <w:rFonts w:ascii="Calibri" w:hAnsi="Calibri"/>
-                <w:b/>
-                <w:color w:val="FFFFFF"/>
-                <w:sz w:val="20"/>
-              </w:rPr>
-              <w:t>What We're Building</w:t>
-            </w:r>
-          </w:p>
-        </w:tc>
-        <w:tc>
-          <w:tcPr>
-            <w:tcW w:type="dxa" w:w="4703"/>
-            <w:shd w:fill="1A1A2E" w:val="clear"/>
-          </w:tcPr>
-          <w:p>
-            <w:pPr>
-              <w:jc w:val="left"/>
-            </w:pPr>
-            <w:r/>
-            <w:r>
-              <w:rPr>
-                <w:rFonts w:ascii="Calibri" w:hAnsi="Calibri"/>
-                <w:b/>
-                <w:color w:val="FFFFFF"/>
-                <w:sz w:val="20"/>
-              </w:rPr>
-              <w:t>Hours</w:t>
-            </w:r>
-          </w:p>
-        </w:tc>
-      </w:tr>
-      <w:tr>
-        <w:tc>
-          <w:tcPr>
-            <w:tcW w:type="dxa" w:w="4703"/>
-          </w:tcPr>
-          <w:p>
-            <w:r/>
-            <w:r>
-              <w:rPr>
-                <w:rFonts w:ascii="Calibri" w:hAnsi="Calibri"/>
-                <w:color w:val="374151"/>
-                <w:sz w:val="20"/>
-              </w:rPr>
-              <w:t>Analytics calculations — averages, distributions, trends</w:t>
-            </w:r>
-          </w:p>
-        </w:tc>
-        <w:tc>
-          <w:tcPr>
-            <w:tcW w:type="dxa" w:w="4703"/>
-          </w:tcPr>
-          <w:p>
-            <w:r/>
-            <w:r>
-              <w:rPr>
-                <w:rFonts w:ascii="Calibri" w:hAnsi="Calibri"/>
-                <w:color w:val="374151"/>
-                <w:sz w:val="20"/>
-              </w:rPr>
-              <w:t>20</w:t>
-            </w:r>
-          </w:p>
-        </w:tc>
-      </w:tr>
-      <w:tr>
-        <w:tc>
-          <w:tcPr>
-            <w:tcW w:type="dxa" w:w="4703"/>
-            <w:shd w:fill="F8FAFC" w:val="clear"/>
-          </w:tcPr>
-          <w:p>
-            <w:r/>
-            <w:r>
-              <w:rPr>
-                <w:rFonts w:ascii="Calibri" w:hAnsi="Calibri"/>
-                <w:color w:val="374151"/>
-                <w:sz w:val="20"/>
-              </w:rPr>
-              <w:t>Analytics dashboard page — charts, graphs, key metrics at a glance</w:t>
-            </w:r>
-          </w:p>
-        </w:tc>
-        <w:tc>
-          <w:tcPr>
-            <w:tcW w:type="dxa" w:w="4703"/>
-            <w:shd w:fill="F8FAFC" w:val="clear"/>
-          </w:tcPr>
-          <w:p>
-            <w:r/>
-            <w:r>
-              <w:rPr>
-                <w:rFonts w:ascii="Calibri" w:hAnsi="Calibri"/>
-                <w:color w:val="374151"/>
-                <w:sz w:val="20"/>
-              </w:rPr>
-              <w:t>20</w:t>
-            </w:r>
-          </w:p>
-        </w:tc>
-      </w:tr>
-      <w:tr>
-        <w:tc>
-          <w:tcPr>
-            <w:tcW w:type="dxa" w:w="4703"/>
-          </w:tcPr>
-          <w:p>
-            <w:r/>
-            <w:r>
-              <w:rPr>
-                <w:rFonts w:ascii="Calibri" w:hAnsi="Calibri"/>
-                <w:color w:val="374151"/>
-                <w:sz w:val="20"/>
-              </w:rPr>
-              <w:t>Score distribution charts — see how submissions performed overall</w:t>
-            </w:r>
-          </w:p>
-        </w:tc>
-        <w:tc>
-          <w:tcPr>
-            <w:tcW w:type="dxa" w:w="4703"/>
-          </w:tcPr>
-          <w:p>
-            <w:r/>
-            <w:r>
-              <w:rPr>
-                <w:rFonts w:ascii="Calibri" w:hAnsi="Calibri"/>
-                <w:color w:val="374151"/>
-                <w:sz w:val="20"/>
-              </w:rPr>
-              <w:t>10</w:t>
-            </w:r>
-          </w:p>
-        </w:tc>
-      </w:tr>
-      <w:tr>
-        <w:tc>
-          <w:tcPr>
-            <w:tcW w:type="dxa" w:w="4703"/>
-            <w:shd w:fill="F8FAFC" w:val="clear"/>
-          </w:tcPr>
-          <w:p>
-            <w:r/>
-            <w:r>
-              <w:rPr>
-                <w:rFonts w:ascii="Calibri" w:hAnsi="Calibri"/>
-                <w:color w:val="374151"/>
-                <w:sz w:val="20"/>
-              </w:rPr>
-              <w:t>Filter controls — view analytics by date range, business type, rubric</w:t>
-            </w:r>
-          </w:p>
-        </w:tc>
-        <w:tc>
-          <w:tcPr>
-            <w:tcW w:type="dxa" w:w="4703"/>
-            <w:shd w:fill="F8FAFC" w:val="clear"/>
-          </w:tcPr>
-          <w:p>
-            <w:r/>
-            <w:r>
-              <w:rPr>
-                <w:rFonts w:ascii="Calibri" w:hAnsi="Calibri"/>
-                <w:color w:val="374151"/>
-                <w:sz w:val="20"/>
-              </w:rPr>
-              <w:t>8</w:t>
-            </w:r>
-          </w:p>
-        </w:tc>
-      </w:tr>
-      <w:tr>
-        <w:tc>
-          <w:tcPr>
-            <w:tcW w:type="dxa" w:w="4703"/>
-          </w:tcPr>
-          <w:p>
-            <w:r/>
-            <w:r>
-              <w:rPr>
-                <w:rFonts w:ascii="Calibri" w:hAnsi="Calibri"/>
-                <w:color w:val="374151"/>
-                <w:sz w:val="20"/>
-              </w:rPr>
-              <w:t>Export &amp; download features — spreadsheets, PDF/DOCX reports</w:t>
-            </w:r>
-          </w:p>
-        </w:tc>
-        <w:tc>
-          <w:tcPr>
-            <w:tcW w:type="dxa" w:w="4703"/>
-          </w:tcPr>
-          <w:p>
-            <w:r/>
-            <w:r>
-              <w:rPr>
-                <w:rFonts w:ascii="Calibri" w:hAnsi="Calibri"/>
-                <w:color w:val="374151"/>
-                <w:sz w:val="20"/>
-              </w:rPr>
-              <w:t>14</w:t>
-            </w:r>
-          </w:p>
-        </w:tc>
-      </w:tr>
-      <w:tr>
-        <w:tc>
-          <w:tcPr>
-            <w:tcW w:type="dxa" w:w="4703"/>
-            <w:shd w:fill="F8FAFC" w:val="clear"/>
-          </w:tcPr>
-          <w:p>
-            <w:r/>
-            <w:r>
-              <w:rPr>
-                <w:rFonts w:ascii="Calibri" w:hAnsi="Calibri"/>
-                <w:color w:val="374151"/>
-                <w:sz w:val="20"/>
-              </w:rPr>
-              <w:t>Dashboard visual polish</w:t>
-            </w:r>
-          </w:p>
-        </w:tc>
-        <w:tc>
-          <w:tcPr>
-            <w:tcW w:type="dxa" w:w="4703"/>
-            <w:shd w:fill="F8FAFC" w:val="clear"/>
-          </w:tcPr>
-          <w:p>
-            <w:r/>
-            <w:r>
-              <w:rPr>
-                <w:rFonts w:ascii="Calibri" w:hAnsi="Calibri"/>
-                <w:color w:val="374151"/>
-                <w:sz w:val="20"/>
-              </w:rPr>
-              <w:t>8</w:t>
-            </w:r>
-          </w:p>
-        </w:tc>
-      </w:tr>
-      <w:tr>
-        <w:tc>
-          <w:tcPr>
-            <w:tcW w:type="dxa" w:w="4703"/>
-          </w:tcPr>
-          <w:p>
-            <w:r/>
-            <w:r>
-              <w:rPr>
-                <w:rFonts w:ascii="Calibri" w:hAnsi="Calibri"/>
-                <w:b/>
-                <w:color w:val="1A1A2E"/>
-                <w:sz w:val="20"/>
-              </w:rPr>
-              <w:t>Week 11 Total</w:t>
-            </w:r>
-          </w:p>
-        </w:tc>
-        <w:tc>
-          <w:tcPr>
-            <w:tcW w:type="dxa" w:w="4703"/>
-          </w:tcPr>
-          <w:p>
-            <w:r/>
-            <w:r>
-              <w:rPr>
-                <w:rFonts w:ascii="Calibri" w:hAnsi="Calibri"/>
-                <w:b/>
-                <w:color w:val="1A1A2E"/>
-                <w:sz w:val="20"/>
-              </w:rPr>
-              <w:t>80 hrs</w:t>
-            </w:r>
-          </w:p>
-        </w:tc>
-      </w:tr>
-    </w:tbl>
-    <w:p/>
-    <w:p>
-      <w:pPr>
-        <w:pStyle w:val="Heading4"/>
-      </w:pPr>
-      <w:r>
-        <w:t>Week 12: Live Deployment</w:t>
-      </w:r>
-    </w:p>
-    <w:tbl>
-      <w:tblPr>
-        <w:tblStyle w:val="TableGrid"/>
-        <w:tblW w:type="auto" w:w="0"/>
-        <w:jc w:val="center"/>
-        <w:tblLook w:firstColumn="1" w:firstRow="1" w:lastColumn="0" w:lastRow="0" w:noHBand="0" w:noVBand="1" w:val="04A0"/>
-      </w:tblPr>
-      <w:tblGrid>
-        <w:gridCol w:w="4703"/>
-        <w:gridCol w:w="4703"/>
-      </w:tblGrid>
-      <w:tr>
-        <w:tc>
-          <w:tcPr>
-            <w:tcW w:type="dxa" w:w="4703"/>
-            <w:shd w:fill="1A1A2E" w:val="clear"/>
-          </w:tcPr>
-          <w:p>
-            <w:pPr>
-              <w:jc w:val="left"/>
-            </w:pPr>
-            <w:r/>
-            <w:r>
-              <w:rPr>
-                <w:rFonts w:ascii="Calibri" w:hAnsi="Calibri"/>
-                <w:b/>
-                <w:color w:val="FFFFFF"/>
-                <w:sz w:val="20"/>
-              </w:rPr>
-              <w:t>What We're Building</w:t>
-            </w:r>
-          </w:p>
-        </w:tc>
-        <w:tc>
-          <w:tcPr>
-            <w:tcW w:type="dxa" w:w="4703"/>
-            <w:shd w:fill="1A1A2E" w:val="clear"/>
-          </w:tcPr>
-          <w:p>
-            <w:pPr>
-              <w:jc w:val="left"/>
-            </w:pPr>
-            <w:r/>
-            <w:r>
-              <w:rPr>
-                <w:rFonts w:ascii="Calibri" w:hAnsi="Calibri"/>
-                <w:b/>
-                <w:color w:val="FFFFFF"/>
-                <w:sz w:val="20"/>
-              </w:rPr>
-              <w:t>Hours</w:t>
-            </w:r>
-          </w:p>
-        </w:tc>
-      </w:tr>
-      <w:tr>
-        <w:tc>
-          <w:tcPr>
-            <w:tcW w:type="dxa" w:w="4703"/>
-          </w:tcPr>
-          <w:p>
-            <w:r/>
-            <w:r>
-              <w:rPr>
-                <w:rFonts w:ascii="Calibri" w:hAnsi="Calibri"/>
-                <w:color w:val="374151"/>
-                <w:sz w:val="20"/>
-              </w:rPr>
-              <w:t>Setting up the production server (cloud hosting)</w:t>
-            </w:r>
-          </w:p>
-        </w:tc>
-        <w:tc>
-          <w:tcPr>
-            <w:tcW w:type="dxa" w:w="4703"/>
-          </w:tcPr>
-          <w:p>
-            <w:r/>
-            <w:r>
-              <w:rPr>
-                <w:rFonts w:ascii="Calibri" w:hAnsi="Calibri"/>
-                <w:color w:val="374151"/>
-                <w:sz w:val="20"/>
-              </w:rPr>
-              <w:t>14</w:t>
-            </w:r>
-          </w:p>
-        </w:tc>
-      </w:tr>
-      <w:tr>
-        <w:tc>
-          <w:tcPr>
-            <w:tcW w:type="dxa" w:w="4703"/>
-            <w:shd w:fill="F8FAFC" w:val="clear"/>
-          </w:tcPr>
-          <w:p>
-            <w:r/>
-            <w:r>
-              <w:rPr>
-                <w:rFonts w:ascii="Calibri" w:hAnsi="Calibri"/>
-                <w:color w:val="374151"/>
-                <w:sz w:val="20"/>
-              </w:rPr>
-              <w:t>Configuring the web server &amp; security certificates (HTTPS)</w:t>
-            </w:r>
-          </w:p>
-        </w:tc>
-        <w:tc>
-          <w:tcPr>
-            <w:tcW w:type="dxa" w:w="4703"/>
-            <w:shd w:fill="F8FAFC" w:val="clear"/>
-          </w:tcPr>
-          <w:p>
-            <w:r/>
-            <w:r>
-              <w:rPr>
-                <w:rFonts w:ascii="Calibri" w:hAnsi="Calibri"/>
-                <w:color w:val="374151"/>
-                <w:sz w:val="20"/>
-              </w:rPr>
-              <w:t>10</w:t>
-            </w:r>
-          </w:p>
-        </w:tc>
-      </w:tr>
-      <w:tr>
-        <w:tc>
-          <w:tcPr>
-            <w:tcW w:type="dxa" w:w="4703"/>
-          </w:tcPr>
-          <w:p>
-            <w:r/>
-            <w:r>
-              <w:rPr>
-                <w:rFonts w:ascii="Calibri" w:hAnsi="Calibri"/>
-                <w:color w:val="374151"/>
-                <w:sz w:val="20"/>
-              </w:rPr>
-              <w:t>Automated update system — new improvements go live seamlessly</w:t>
-            </w:r>
-          </w:p>
-        </w:tc>
-        <w:tc>
-          <w:tcPr>
-            <w:tcW w:type="dxa" w:w="4703"/>
-          </w:tcPr>
-          <w:p>
-            <w:r/>
-            <w:r>
-              <w:rPr>
-                <w:rFonts w:ascii="Calibri" w:hAnsi="Calibri"/>
-                <w:color w:val="374151"/>
-                <w:sz w:val="20"/>
-              </w:rPr>
-              <w:t>12</w:t>
-            </w:r>
-          </w:p>
-        </w:tc>
-      </w:tr>
-      <w:tr>
-        <w:tc>
-          <w:tcPr>
-            <w:tcW w:type="dxa" w:w="4703"/>
-            <w:shd w:fill="F8FAFC" w:val="clear"/>
-          </w:tcPr>
-          <w:p>
-            <w:r/>
-            <w:r>
-              <w:rPr>
-                <w:rFonts w:ascii="Calibri" w:hAnsi="Calibri"/>
-                <w:color w:val="374151"/>
-                <w:sz w:val="20"/>
-              </w:rPr>
-              <w:t>System health monitoring page</w:t>
-            </w:r>
-          </w:p>
-        </w:tc>
-        <w:tc>
-          <w:tcPr>
-            <w:tcW w:type="dxa" w:w="4703"/>
-            <w:shd w:fill="F8FAFC" w:val="clear"/>
-          </w:tcPr>
-          <w:p>
-            <w:r/>
-            <w:r>
-              <w:rPr>
-                <w:rFonts w:ascii="Calibri" w:hAnsi="Calibri"/>
-                <w:color w:val="374151"/>
-                <w:sz w:val="20"/>
-              </w:rPr>
-              <w:t>10</w:t>
-            </w:r>
-          </w:p>
-        </w:tc>
-      </w:tr>
-      <w:tr>
-        <w:tc>
-          <w:tcPr>
-            <w:tcW w:type="dxa" w:w="4703"/>
-          </w:tcPr>
-          <w:p>
-            <w:r/>
-            <w:r>
-              <w:rPr>
-                <w:rFonts w:ascii="Calibri" w:hAnsi="Calibri"/>
-                <w:color w:val="374151"/>
-                <w:sz w:val="20"/>
-              </w:rPr>
-              <w:t>Performance testing — simulating multiple users at once</w:t>
-            </w:r>
-          </w:p>
-        </w:tc>
-        <w:tc>
-          <w:tcPr>
-            <w:tcW w:type="dxa" w:w="4703"/>
-          </w:tcPr>
-          <w:p>
-            <w:r/>
-            <w:r>
-              <w:rPr>
-                <w:rFonts w:ascii="Calibri" w:hAnsi="Calibri"/>
-                <w:color w:val="374151"/>
-                <w:sz w:val="20"/>
-              </w:rPr>
-              <w:t>14</w:t>
-            </w:r>
-          </w:p>
-        </w:tc>
-      </w:tr>
-      <w:tr>
-        <w:tc>
-          <w:tcPr>
-            <w:tcW w:type="dxa" w:w="4703"/>
-            <w:shd w:fill="F8FAFC" w:val="clear"/>
-          </w:tcPr>
-          <w:p>
-            <w:r/>
-            <w:r>
-              <w:rPr>
-                <w:rFonts w:ascii="Calibri" w:hAnsi="Calibri"/>
-                <w:color w:val="374151"/>
-                <w:sz w:val="20"/>
-              </w:rPr>
-              <w:t>Deployment documentation &amp; troubleshooting guide</w:t>
-            </w:r>
-          </w:p>
-        </w:tc>
-        <w:tc>
-          <w:tcPr>
-            <w:tcW w:type="dxa" w:w="4703"/>
-            <w:shd w:fill="F8FAFC" w:val="clear"/>
-          </w:tcPr>
-          <w:p>
-            <w:r/>
-            <w:r>
-              <w:rPr>
-                <w:rFonts w:ascii="Calibri" w:hAnsi="Calibri"/>
-                <w:color w:val="374151"/>
-                <w:sz w:val="20"/>
-              </w:rPr>
-              <w:t>12</w:t>
-            </w:r>
-          </w:p>
-        </w:tc>
-      </w:tr>
-      <w:tr>
-        <w:tc>
-          <w:tcPr>
-            <w:tcW w:type="dxa" w:w="4703"/>
-          </w:tcPr>
-          <w:p>
-            <w:r/>
-            <w:r>
-              <w:rPr>
-                <w:rFonts w:ascii="Calibri" w:hAnsi="Calibri"/>
-                <w:color w:val="374151"/>
-                <w:sz w:val="20"/>
-              </w:rPr>
-              <w:t>Verifying all features work on the live site</w:t>
-            </w:r>
-          </w:p>
-        </w:tc>
-        <w:tc>
-          <w:tcPr>
-            <w:tcW w:type="dxa" w:w="4703"/>
-          </w:tcPr>
-          <w:p>
-            <w:r/>
-            <w:r>
-              <w:rPr>
-                <w:rFonts w:ascii="Calibri" w:hAnsi="Calibri"/>
-                <w:color w:val="374151"/>
-                <w:sz w:val="20"/>
-              </w:rPr>
-              <w:t>8</w:t>
-            </w:r>
-          </w:p>
-        </w:tc>
-      </w:tr>
-      <w:tr>
-        <w:tc>
-          <w:tcPr>
-            <w:tcW w:type="dxa" w:w="4703"/>
-            <w:shd w:fill="F8FAFC" w:val="clear"/>
-          </w:tcPr>
-          <w:p>
-            <w:r/>
-            <w:r>
-              <w:rPr>
-                <w:rFonts w:ascii="Calibri" w:hAnsi="Calibri"/>
-                <w:b/>
-                <w:color w:val="1A1A2E"/>
-                <w:sz w:val="20"/>
-              </w:rPr>
-              <w:t>Week 12 Total</w:t>
-            </w:r>
-          </w:p>
-        </w:tc>
-        <w:tc>
-          <w:tcPr>
-            <w:tcW w:type="dxa" w:w="4703"/>
-            <w:shd w:fill="F8FAFC" w:val="clear"/>
-          </w:tcPr>
-          <w:p>
-            <w:r/>
-            <w:r>
-              <w:rPr>
-                <w:rFonts w:ascii="Calibri" w:hAnsi="Calibri"/>
-                <w:b/>
-                <w:color w:val="1A1A2E"/>
-                <w:sz w:val="20"/>
-              </w:rPr>
-              <w:t>80 hrs</w:t>
-            </w:r>
-          </w:p>
-        </w:tc>
-      </w:tr>
-    </w:tbl>
-    <w:p/>
-    <w:p>
-      <w:pPr>
-        <w:spacing w:before="160" w:after="160"/>
-        <w:ind w:left="567"/>
-      </w:pPr>
-      <w:r>
-        <w:rPr>
-          <w:rFonts w:ascii="Calibri" w:hAnsi="Calibri"/>
-          <w:b/>
-          <w:i/>
-          <w:color w:val="4361EE"/>
-          <w:sz w:val="22"/>
-        </w:rPr>
-        <w:t>🏁 End of Month 3 — Live Deployed Platform</w:t>
-      </w:r>
-      <w:r>
-        <w:rPr>
-          <w:rFonts w:ascii="Calibri" w:hAnsi="Calibri"/>
-          <w:i/>
-          <w:color w:val="374151"/>
-          <w:sz w:val="22"/>
-        </w:rPr>
-        <w:t xml:space="preserve"> The platform is live on the internet with user accounts, saved data, a full analytics dashboard, and professional hosting.</w:t>
-      </w:r>
-    </w:p>
-    <w:p>
-      <w:pPr>
-        <w:spacing w:before="80" w:after="80"/>
-      </w:pPr>
-      <w:r>
-        <w:rPr>
-          <w:color w:val="E2E8F0"/>
-          <w:sz w:val="12"/>
-        </w:rPr>
-        <w:t>────────────────────────────────────────────────────────────────────────────────</w:t>
-      </w:r>
-    </w:p>
-    <w:p>
-      <w:pPr>
-        <w:pStyle w:val="Heading3"/>
-      </w:pPr>
-      <w:r>
-        <w:t>Phase 4: Full Product — Months 4–6</w:t>
-      </w:r>
-    </w:p>
-    <w:p>
-      <w:r>
-        <w:rPr>
-          <w:rFonts w:ascii="Calibri" w:hAnsi="Calibri"/>
-          <w:b/>
-          <w:color w:val="1A1A2E"/>
-          <w:sz w:val="22"/>
-        </w:rPr>
-        <w:t>What you'll see at the end of this phase:</w:t>
-      </w:r>
-      <w:r>
-        <w:rPr>
-          <w:rFonts w:ascii="Calibri" w:hAnsi="Calibri"/>
-          <w:color w:val="374151"/>
-          <w:sz w:val="22"/>
-        </w:rPr>
-        <w:t xml:space="preserve"> A polished, secure, and scalable private grading platform ready for BYUMS to grade contestants at scale.</w:t>
-      </w:r>
-    </w:p>
-    <w:p>
-      <w:pPr>
-        <w:pStyle w:val="Heading4"/>
-      </w:pPr>
-      <w:r>
-        <w:t>Weeks 13–14: Advanced Grading Features (160 hours)</w:t>
-      </w:r>
-    </w:p>
-    <w:tbl>
-      <w:tblPr>
-        <w:tblStyle w:val="TableGrid"/>
-        <w:tblW w:type="auto" w:w="0"/>
-        <w:jc w:val="center"/>
-        <w:tblLook w:firstColumn="1" w:firstRow="1" w:lastColumn="0" w:lastRow="0" w:noHBand="0" w:noVBand="1" w:val="04A0"/>
-      </w:tblPr>
-      <w:tblGrid>
-        <w:gridCol w:w="4703"/>
-        <w:gridCol w:w="4703"/>
-      </w:tblGrid>
-      <w:tr>
-        <w:tc>
-          <w:tcPr>
-            <w:tcW w:type="dxa" w:w="4703"/>
-            <w:shd w:fill="1A1A2E" w:val="clear"/>
-          </w:tcPr>
-          <w:p>
-            <w:pPr>
-              <w:jc w:val="left"/>
-            </w:pPr>
-            <w:r/>
-            <w:r>
-              <w:rPr>
-                <w:rFonts w:ascii="Calibri" w:hAnsi="Calibri"/>
-                <w:b/>
-                <w:color w:val="FFFFFF"/>
-                <w:sz w:val="20"/>
-              </w:rPr>
-              <w:t>What We're Building</w:t>
-            </w:r>
-          </w:p>
-        </w:tc>
-        <w:tc>
-          <w:tcPr>
-            <w:tcW w:type="dxa" w:w="4703"/>
-            <w:shd w:fill="1A1A2E" w:val="clear"/>
-          </w:tcPr>
-          <w:p>
-            <w:pPr>
-              <w:jc w:val="left"/>
-            </w:pPr>
-            <w:r/>
-            <w:r>
-              <w:rPr>
-                <w:rFonts w:ascii="Calibri" w:hAnsi="Calibri"/>
-                <w:b/>
-                <w:color w:val="FFFFFF"/>
-                <w:sz w:val="20"/>
-              </w:rPr>
-              <w:t>Hours</w:t>
-            </w:r>
-          </w:p>
-        </w:tc>
-      </w:tr>
-      <w:tr>
-        <w:tc>
-          <w:tcPr>
-            <w:tcW w:type="dxa" w:w="4703"/>
-          </w:tcPr>
-          <w:p>
-            <w:r/>
-            <w:r>
-              <w:rPr>
-                <w:rFonts w:ascii="Calibri" w:hAnsi="Calibri"/>
-                <w:color w:val="374151"/>
-                <w:sz w:val="20"/>
-              </w:rPr>
-              <w:t>Rubric comparison tool — compare grades across different rubrics side-by-side</w:t>
-            </w:r>
-          </w:p>
-        </w:tc>
-        <w:tc>
-          <w:tcPr>
-            <w:tcW w:type="dxa" w:w="4703"/>
-          </w:tcPr>
-          <w:p>
-            <w:r/>
-            <w:r>
-              <w:rPr>
-                <w:rFonts w:ascii="Calibri" w:hAnsi="Calibri"/>
-                <w:color w:val="374151"/>
-                <w:sz w:val="20"/>
-              </w:rPr>
-              <w:t>28</w:t>
-            </w:r>
-          </w:p>
-        </w:tc>
-      </w:tr>
-      <w:tr>
-        <w:tc>
-          <w:tcPr>
-            <w:tcW w:type="dxa" w:w="4703"/>
-            <w:shd w:fill="F8FAFC" w:val="clear"/>
-          </w:tcPr>
-          <w:p>
-            <w:r/>
-            <w:r>
-              <w:rPr>
-                <w:rFonts w:ascii="Calibri" w:hAnsi="Calibri"/>
-                <w:color w:val="374151"/>
-                <w:sz w:val="20"/>
-              </w:rPr>
-              <w:t>Custom grading style — customize how the AI evaluates and writes feedback</w:t>
-            </w:r>
-          </w:p>
-        </w:tc>
-        <w:tc>
-          <w:tcPr>
-            <w:tcW w:type="dxa" w:w="4703"/>
-            <w:shd w:fill="F8FAFC" w:val="clear"/>
-          </w:tcPr>
-          <w:p>
-            <w:r/>
-            <w:r>
-              <w:rPr>
-                <w:rFonts w:ascii="Calibri" w:hAnsi="Calibri"/>
-                <w:color w:val="374151"/>
-                <w:sz w:val="20"/>
-              </w:rPr>
-              <w:t>24</w:t>
-            </w:r>
-          </w:p>
-        </w:tc>
-      </w:tr>
-      <w:tr>
-        <w:tc>
-          <w:tcPr>
-            <w:tcW w:type="dxa" w:w="4703"/>
-          </w:tcPr>
-          <w:p>
-            <w:r/>
-            <w:r>
-              <w:rPr>
-                <w:rFonts w:ascii="Calibri" w:hAnsi="Calibri"/>
-                <w:color w:val="374151"/>
-                <w:sz w:val="20"/>
-              </w:rPr>
-              <w:t>Grading consistency checker — grade the same plan multiple times to verify accuracy</w:t>
-            </w:r>
-          </w:p>
-        </w:tc>
-        <w:tc>
-          <w:tcPr>
-            <w:tcW w:type="dxa" w:w="4703"/>
-          </w:tcPr>
-          <w:p>
-            <w:r/>
-            <w:r>
-              <w:rPr>
-                <w:rFonts w:ascii="Calibri" w:hAnsi="Calibri"/>
-                <w:color w:val="374151"/>
-                <w:sz w:val="20"/>
-              </w:rPr>
-              <w:t>24</w:t>
-            </w:r>
-          </w:p>
-        </w:tc>
-      </w:tr>
-      <w:tr>
-        <w:tc>
-          <w:tcPr>
-            <w:tcW w:type="dxa" w:w="4703"/>
-            <w:shd w:fill="F8FAFC" w:val="clear"/>
-          </w:tcPr>
-          <w:p>
-            <w:r/>
-            <w:r>
-              <w:rPr>
-                <w:rFonts w:ascii="Calibri" w:hAnsi="Calibri"/>
-                <w:color w:val="374151"/>
-                <w:sz w:val="20"/>
-              </w:rPr>
-              <w:t>User settings expansion — preferences, notification settings, defaults</w:t>
-            </w:r>
-          </w:p>
-        </w:tc>
-        <w:tc>
-          <w:tcPr>
-            <w:tcW w:type="dxa" w:w="4703"/>
-            <w:shd w:fill="F8FAFC" w:val="clear"/>
-          </w:tcPr>
-          <w:p>
-            <w:r/>
-            <w:r>
-              <w:rPr>
-                <w:rFonts w:ascii="Calibri" w:hAnsi="Calibri"/>
-                <w:color w:val="374151"/>
-                <w:sz w:val="20"/>
-              </w:rPr>
-              <w:t>20</w:t>
-            </w:r>
-          </w:p>
-        </w:tc>
-      </w:tr>
-      <w:tr>
-        <w:tc>
-          <w:tcPr>
-            <w:tcW w:type="dxa" w:w="4703"/>
-          </w:tcPr>
-          <w:p>
-            <w:r/>
-            <w:r>
-              <w:rPr>
-                <w:rFonts w:ascii="Calibri" w:hAnsi="Calibri"/>
-                <w:color w:val="374151"/>
-                <w:sz w:val="20"/>
-              </w:rPr>
-              <w:t>Contestant results summary — generate polished summary reports per contestant</w:t>
-            </w:r>
-          </w:p>
-        </w:tc>
-        <w:tc>
-          <w:tcPr>
-            <w:tcW w:type="dxa" w:w="4703"/>
-          </w:tcPr>
-          <w:p>
-            <w:r/>
-            <w:r>
-              <w:rPr>
-                <w:rFonts w:ascii="Calibri" w:hAnsi="Calibri"/>
-                <w:color w:val="374151"/>
-                <w:sz w:val="20"/>
-              </w:rPr>
-              <w:t>24</w:t>
-            </w:r>
-          </w:p>
-        </w:tc>
-      </w:tr>
-      <w:tr>
-        <w:tc>
-          <w:tcPr>
-            <w:tcW w:type="dxa" w:w="4703"/>
-            <w:shd w:fill="F8FAFC" w:val="clear"/>
-          </w:tcPr>
-          <w:p>
-            <w:r/>
-            <w:r>
-              <w:rPr>
-                <w:rFonts w:ascii="Calibri" w:hAnsi="Calibri"/>
-                <w:color w:val="374151"/>
-                <w:sz w:val="20"/>
-              </w:rPr>
-              <w:t>Documentation &amp; user guide updates</w:t>
-            </w:r>
-          </w:p>
-        </w:tc>
-        <w:tc>
-          <w:tcPr>
-            <w:tcW w:type="dxa" w:w="4703"/>
-            <w:shd w:fill="F8FAFC" w:val="clear"/>
-          </w:tcPr>
-          <w:p>
-            <w:r/>
-            <w:r>
-              <w:rPr>
-                <w:rFonts w:ascii="Calibri" w:hAnsi="Calibri"/>
-                <w:color w:val="374151"/>
-                <w:sz w:val="20"/>
-              </w:rPr>
-              <w:t>20</w:t>
-            </w:r>
-          </w:p>
-        </w:tc>
-      </w:tr>
-      <w:tr>
-        <w:tc>
-          <w:tcPr>
-            <w:tcW w:type="dxa" w:w="4703"/>
-          </w:tcPr>
-          <w:p>
-            <w:r/>
-            <w:r>
-              <w:rPr>
-                <w:rFonts w:ascii="Calibri" w:hAnsi="Calibri"/>
-                <w:color w:val="374151"/>
-                <w:sz w:val="20"/>
-              </w:rPr>
-              <w:t>Full feature testing</w:t>
-            </w:r>
-          </w:p>
-        </w:tc>
-        <w:tc>
-          <w:tcPr>
-            <w:tcW w:type="dxa" w:w="4703"/>
-          </w:tcPr>
-          <w:p>
-            <w:r/>
-            <w:r>
-              <w:rPr>
-                <w:rFonts w:ascii="Calibri" w:hAnsi="Calibri"/>
-                <w:color w:val="374151"/>
-                <w:sz w:val="20"/>
-              </w:rPr>
-              <w:t>20</w:t>
-            </w:r>
-          </w:p>
-        </w:tc>
-      </w:tr>
-      <w:tr>
-        <w:tc>
-          <w:tcPr>
-            <w:tcW w:type="dxa" w:w="4703"/>
-            <w:shd w:fill="F8FAFC" w:val="clear"/>
-          </w:tcPr>
-          <w:p>
-            <w:r/>
-            <w:r>
-              <w:rPr>
-                <w:rFonts w:ascii="Calibri" w:hAnsi="Calibri"/>
-                <w:b/>
-                <w:color w:val="1A1A2E"/>
-                <w:sz w:val="20"/>
-              </w:rPr>
-              <w:t>Weeks 13–14 Total</w:t>
-            </w:r>
-          </w:p>
-        </w:tc>
-        <w:tc>
-          <w:tcPr>
-            <w:tcW w:type="dxa" w:w="4703"/>
-            <w:shd w:fill="F8FAFC" w:val="clear"/>
-          </w:tcPr>
-          <w:p>
-            <w:r/>
-            <w:r>
-              <w:rPr>
-                <w:rFonts w:ascii="Calibri" w:hAnsi="Calibri"/>
-                <w:b/>
-                <w:color w:val="1A1A2E"/>
-                <w:sz w:val="20"/>
-              </w:rPr>
-              <w:t>160 hrs</w:t>
-            </w:r>
-          </w:p>
-        </w:tc>
-      </w:tr>
-    </w:tbl>
-    <w:p/>
-    <w:p>
-      <w:pPr>
-        <w:pStyle w:val="Heading4"/>
-      </w:pPr>
-      <w:r>
-        <w:t>Weeks 15–16: Security &amp; Performance (160 hours)</w:t>
-      </w:r>
-    </w:p>
-    <w:tbl>
-      <w:tblPr>
-        <w:tblStyle w:val="TableGrid"/>
-        <w:tblW w:type="auto" w:w="0"/>
-        <w:jc w:val="center"/>
-        <w:tblLook w:firstColumn="1" w:firstRow="1" w:lastColumn="0" w:lastRow="0" w:noHBand="0" w:noVBand="1" w:val="04A0"/>
-      </w:tblPr>
-      <w:tblGrid>
-        <w:gridCol w:w="4703"/>
-        <w:gridCol w:w="4703"/>
-      </w:tblGrid>
-      <w:tr>
-        <w:tc>
-          <w:tcPr>
-            <w:tcW w:type="dxa" w:w="4703"/>
-            <w:shd w:fill="1A1A2E" w:val="clear"/>
-          </w:tcPr>
-          <w:p>
-            <w:pPr>
-              <w:jc w:val="left"/>
-            </w:pPr>
-            <w:r/>
-            <w:r>
-              <w:rPr>
-                <w:rFonts w:ascii="Calibri" w:hAnsi="Calibri"/>
-                <w:b/>
-                <w:color w:val="FFFFFF"/>
-                <w:sz w:val="20"/>
-              </w:rPr>
-              <w:t>What We're Building</w:t>
-            </w:r>
-          </w:p>
-        </w:tc>
-        <w:tc>
-          <w:tcPr>
-            <w:tcW w:type="dxa" w:w="4703"/>
-            <w:shd w:fill="1A1A2E" w:val="clear"/>
-          </w:tcPr>
-          <w:p>
-            <w:pPr>
-              <w:jc w:val="left"/>
-            </w:pPr>
-            <w:r/>
-            <w:r>
-              <w:rPr>
-                <w:rFonts w:ascii="Calibri" w:hAnsi="Calibri"/>
-                <w:b/>
-                <w:color w:val="FFFFFF"/>
-                <w:sz w:val="20"/>
-              </w:rPr>
-              <w:t>Hours</w:t>
-            </w:r>
-          </w:p>
-        </w:tc>
-      </w:tr>
-      <w:tr>
-        <w:tc>
-          <w:tcPr>
-            <w:tcW w:type="dxa" w:w="4703"/>
-          </w:tcPr>
-          <w:p>
-            <w:r/>
-            <w:r>
-              <w:rPr>
-                <w:rFonts w:ascii="Calibri" w:hAnsi="Calibri"/>
-                <w:color w:val="374151"/>
-                <w:sz w:val="20"/>
-              </w:rPr>
-              <w:t>Speed optimization — faster page loads, smarter data caching</w:t>
-            </w:r>
-          </w:p>
-        </w:tc>
-        <w:tc>
-          <w:tcPr>
-            <w:tcW w:type="dxa" w:w="4703"/>
-          </w:tcPr>
-          <w:p>
-            <w:r/>
-            <w:r>
-              <w:rPr>
-                <w:rFonts w:ascii="Calibri" w:hAnsi="Calibri"/>
-                <w:color w:val="374151"/>
-                <w:sz w:val="20"/>
-              </w:rPr>
-              <w:t>24</w:t>
-            </w:r>
-          </w:p>
-        </w:tc>
-      </w:tr>
-      <w:tr>
-        <w:tc>
-          <w:tcPr>
-            <w:tcW w:type="dxa" w:w="4703"/>
-            <w:shd w:fill="F8FAFC" w:val="clear"/>
-          </w:tcPr>
-          <w:p>
-            <w:r/>
-            <w:r>
-              <w:rPr>
-                <w:rFonts w:ascii="Calibri" w:hAnsi="Calibri"/>
-                <w:color w:val="374151"/>
-                <w:sz w:val="20"/>
-              </w:rPr>
-              <w:t>Security hardening — protecting user data, preventing unauthorized access</w:t>
-            </w:r>
-          </w:p>
-        </w:tc>
-        <w:tc>
-          <w:tcPr>
-            <w:tcW w:type="dxa" w:w="4703"/>
-            <w:shd w:fill="F8FAFC" w:val="clear"/>
-          </w:tcPr>
-          <w:p>
-            <w:r/>
-            <w:r>
-              <w:rPr>
-                <w:rFonts w:ascii="Calibri" w:hAnsi="Calibri"/>
-                <w:color w:val="374151"/>
-                <w:sz w:val="20"/>
-              </w:rPr>
-              <w:t>24</w:t>
-            </w:r>
-          </w:p>
-        </w:tc>
-      </w:tr>
-      <w:tr>
-        <w:tc>
-          <w:tcPr>
-            <w:tcW w:type="dxa" w:w="4703"/>
-          </w:tcPr>
-          <w:p>
-            <w:r/>
-            <w:r>
-              <w:rPr>
-                <w:rFonts w:ascii="Calibri" w:hAnsi="Calibri"/>
-                <w:color w:val="374151"/>
-                <w:sz w:val="20"/>
-              </w:rPr>
-              <w:t>Usage limits — preventing abuse, fair usage policies</w:t>
-            </w:r>
-          </w:p>
-        </w:tc>
-        <w:tc>
-          <w:tcPr>
-            <w:tcW w:type="dxa" w:w="4703"/>
-          </w:tcPr>
-          <w:p>
-            <w:r/>
-            <w:r>
-              <w:rPr>
-                <w:rFonts w:ascii="Calibri" w:hAnsi="Calibri"/>
-                <w:color w:val="374151"/>
-                <w:sz w:val="20"/>
-              </w:rPr>
-              <w:t>16</w:t>
-            </w:r>
-          </w:p>
-        </w:tc>
-      </w:tr>
-      <w:tr>
-        <w:tc>
-          <w:tcPr>
-            <w:tcW w:type="dxa" w:w="4703"/>
-            <w:shd w:fill="F8FAFC" w:val="clear"/>
-          </w:tcPr>
-          <w:p>
-            <w:r/>
-            <w:r>
-              <w:rPr>
-                <w:rFonts w:ascii="Calibri" w:hAnsi="Calibri"/>
-                <w:color w:val="374151"/>
-                <w:sz w:val="20"/>
-              </w:rPr>
-              <w:t>Error tracking &amp; alerting — automatic alerts when something goes wrong</w:t>
-            </w:r>
-          </w:p>
-        </w:tc>
-        <w:tc>
-          <w:tcPr>
-            <w:tcW w:type="dxa" w:w="4703"/>
-            <w:shd w:fill="F8FAFC" w:val="clear"/>
-          </w:tcPr>
-          <w:p>
-            <w:r/>
-            <w:r>
-              <w:rPr>
-                <w:rFonts w:ascii="Calibri" w:hAnsi="Calibri"/>
-                <w:color w:val="374151"/>
-                <w:sz w:val="20"/>
-              </w:rPr>
-              <w:t>16</w:t>
-            </w:r>
-          </w:p>
-        </w:tc>
-      </w:tr>
-      <w:tr>
-        <w:tc>
-          <w:tcPr>
-            <w:tcW w:type="dxa" w:w="4703"/>
-          </w:tcPr>
-          <w:p>
-            <w:r/>
-            <w:r>
-              <w:rPr>
-                <w:rFonts w:ascii="Calibri" w:hAnsi="Calibri"/>
-                <w:color w:val="374151"/>
-                <w:sz w:val="20"/>
-              </w:rPr>
-              <w:t>Smooth multi-tasking — long grading jobs run while users continue working</w:t>
-            </w:r>
-          </w:p>
-        </w:tc>
-        <w:tc>
-          <w:tcPr>
-            <w:tcW w:type="dxa" w:w="4703"/>
-          </w:tcPr>
-          <w:p>
-            <w:r/>
-            <w:r>
-              <w:rPr>
-                <w:rFonts w:ascii="Calibri" w:hAnsi="Calibri"/>
-                <w:color w:val="374151"/>
-                <w:sz w:val="20"/>
-              </w:rPr>
-              <w:t>16</w:t>
-            </w:r>
-          </w:p>
-        </w:tc>
-      </w:tr>
-      <w:tr>
-        <w:tc>
-          <w:tcPr>
-            <w:tcW w:type="dxa" w:w="4703"/>
-            <w:shd w:fill="F8FAFC" w:val="clear"/>
-          </w:tcPr>
-          <w:p>
-            <w:r/>
-            <w:r>
-              <w:rPr>
-                <w:rFonts w:ascii="Calibri" w:hAnsi="Calibri"/>
-                <w:color w:val="374151"/>
-                <w:sz w:val="20"/>
-              </w:rPr>
-              <w:t>Website speed optimization — faster loading on all devices</w:t>
-            </w:r>
-          </w:p>
-        </w:tc>
-        <w:tc>
-          <w:tcPr>
-            <w:tcW w:type="dxa" w:w="4703"/>
-            <w:shd w:fill="F8FAFC" w:val="clear"/>
-          </w:tcPr>
-          <w:p>
-            <w:r/>
-            <w:r>
-              <w:rPr>
-                <w:rFonts w:ascii="Calibri" w:hAnsi="Calibri"/>
-                <w:color w:val="374151"/>
-                <w:sz w:val="20"/>
-              </w:rPr>
-              <w:t>20</w:t>
-            </w:r>
-          </w:p>
-        </w:tc>
-      </w:tr>
-      <w:tr>
-        <w:tc>
-          <w:tcPr>
-            <w:tcW w:type="dxa" w:w="4703"/>
-          </w:tcPr>
-          <w:p>
-            <w:r/>
-            <w:r>
-              <w:rPr>
-                <w:rFonts w:ascii="Calibri" w:hAnsi="Calibri"/>
-                <w:color w:val="374151"/>
-                <w:sz w:val="20"/>
-              </w:rPr>
-              <w:t>Accessibility — making the platform usable for people with disabilities</w:t>
-            </w:r>
-          </w:p>
-        </w:tc>
-        <w:tc>
-          <w:tcPr>
-            <w:tcW w:type="dxa" w:w="4703"/>
-          </w:tcPr>
-          <w:p>
-            <w:r/>
-            <w:r>
-              <w:rPr>
-                <w:rFonts w:ascii="Calibri" w:hAnsi="Calibri"/>
-                <w:color w:val="374151"/>
-                <w:sz w:val="20"/>
-              </w:rPr>
-              <w:t>16</w:t>
-            </w:r>
-          </w:p>
-        </w:tc>
-      </w:tr>
-      <w:tr>
-        <w:tc>
-          <w:tcPr>
-            <w:tcW w:type="dxa" w:w="4703"/>
-            <w:shd w:fill="F8FAFC" w:val="clear"/>
-          </w:tcPr>
-          <w:p>
-            <w:r/>
-            <w:r>
-              <w:rPr>
-                <w:rFonts w:ascii="Calibri" w:hAnsi="Calibri"/>
-                <w:color w:val="374151"/>
-                <w:sz w:val="20"/>
-              </w:rPr>
-              <w:t>Cross-browser testing — Chrome, Safari, Firefox, Edge</w:t>
-            </w:r>
-          </w:p>
-        </w:tc>
-        <w:tc>
-          <w:tcPr>
-            <w:tcW w:type="dxa" w:w="4703"/>
-            <w:shd w:fill="F8FAFC" w:val="clear"/>
-          </w:tcPr>
-          <w:p>
-            <w:r/>
-            <w:r>
-              <w:rPr>
-                <w:rFonts w:ascii="Calibri" w:hAnsi="Calibri"/>
-                <w:color w:val="374151"/>
-                <w:sz w:val="20"/>
-              </w:rPr>
-              <w:t>16</w:t>
-            </w:r>
-          </w:p>
-        </w:tc>
-      </w:tr>
-      <w:tr>
-        <w:tc>
-          <w:tcPr>
-            <w:tcW w:type="dxa" w:w="4703"/>
-          </w:tcPr>
-          <w:p>
-            <w:r/>
-            <w:r>
-              <w:rPr>
-                <w:rFonts w:ascii="Calibri" w:hAnsi="Calibri"/>
-                <w:color w:val="374151"/>
-                <w:sz w:val="20"/>
-              </w:rPr>
-              <w:t>Bug fixing sprint</w:t>
-            </w:r>
-          </w:p>
-        </w:tc>
-        <w:tc>
-          <w:tcPr>
-            <w:tcW w:type="dxa" w:w="4703"/>
-          </w:tcPr>
-          <w:p>
-            <w:r/>
-            <w:r>
-              <w:rPr>
-                <w:rFonts w:ascii="Calibri" w:hAnsi="Calibri"/>
-                <w:color w:val="374151"/>
-                <w:sz w:val="20"/>
-              </w:rPr>
-              <w:t>12</w:t>
-            </w:r>
-          </w:p>
-        </w:tc>
-      </w:tr>
-      <w:tr>
-        <w:tc>
-          <w:tcPr>
-            <w:tcW w:type="dxa" w:w="4703"/>
-            <w:shd w:fill="F8FAFC" w:val="clear"/>
-          </w:tcPr>
-          <w:p>
-            <w:r/>
-            <w:r>
-              <w:rPr>
-                <w:rFonts w:ascii="Calibri" w:hAnsi="Calibri"/>
-                <w:b/>
-                <w:color w:val="1A1A2E"/>
-                <w:sz w:val="20"/>
-              </w:rPr>
-              <w:t>Weeks 15–16 Total</w:t>
-            </w:r>
-          </w:p>
-        </w:tc>
-        <w:tc>
-          <w:tcPr>
-            <w:tcW w:type="dxa" w:w="4703"/>
-            <w:shd w:fill="F8FAFC" w:val="clear"/>
-          </w:tcPr>
-          <w:p>
-            <w:r/>
-            <w:r>
-              <w:rPr>
-                <w:rFonts w:ascii="Calibri" w:hAnsi="Calibri"/>
-                <w:b/>
-                <w:color w:val="1A1A2E"/>
-                <w:sz w:val="20"/>
-              </w:rPr>
-              <w:t>160 hrs</w:t>
-            </w:r>
-          </w:p>
-        </w:tc>
-      </w:tr>
-    </w:tbl>
-    <w:p/>
-    <w:p>
-      <w:pPr>
-        <w:pStyle w:val="Heading4"/>
-      </w:pPr>
-      <w:r>
-        <w:t>Weeks 17–20: Contestant Submission Portal &amp; Integrations (320 hours)</w:t>
-      </w:r>
-    </w:p>
-    <w:tbl>
-      <w:tblPr>
-        <w:tblStyle w:val="TableGrid"/>
-        <w:tblW w:type="auto" w:w="0"/>
-        <w:jc w:val="center"/>
-        <w:tblLook w:firstColumn="1" w:firstRow="1" w:lastColumn="0" w:lastRow="0" w:noHBand="0" w:noVBand="1" w:val="04A0"/>
-      </w:tblPr>
-      <w:tblGrid>
-        <w:gridCol w:w="4703"/>
-        <w:gridCol w:w="4703"/>
-      </w:tblGrid>
-      <w:tr>
-        <w:tc>
-          <w:tcPr>
-            <w:tcW w:type="dxa" w:w="4703"/>
-            <w:shd w:fill="1A1A2E" w:val="clear"/>
-          </w:tcPr>
-          <w:p>
-            <w:pPr>
-              <w:jc w:val="left"/>
-            </w:pPr>
-            <w:r/>
-            <w:r>
-              <w:rPr>
-                <w:rFonts w:ascii="Calibri" w:hAnsi="Calibri"/>
-                <w:b/>
-                <w:color w:val="FFFFFF"/>
-                <w:sz w:val="20"/>
-              </w:rPr>
-              <w:t>What We're Building</w:t>
-            </w:r>
-          </w:p>
-        </w:tc>
-        <w:tc>
-          <w:tcPr>
-            <w:tcW w:type="dxa" w:w="4703"/>
-            <w:shd w:fill="1A1A2E" w:val="clear"/>
-          </w:tcPr>
-          <w:p>
-            <w:pPr>
-              <w:jc w:val="left"/>
-            </w:pPr>
-            <w:r/>
-            <w:r>
-              <w:rPr>
-                <w:rFonts w:ascii="Calibri" w:hAnsi="Calibri"/>
-                <w:b/>
-                <w:color w:val="FFFFFF"/>
-                <w:sz w:val="20"/>
-              </w:rPr>
-              <w:t>Hours</w:t>
-            </w:r>
-          </w:p>
-        </w:tc>
-      </w:tr>
-      <w:tr>
-        <w:tc>
-          <w:tcPr>
-            <w:tcW w:type="dxa" w:w="4703"/>
-          </w:tcPr>
-          <w:p>
-            <w:r/>
-            <w:r>
-              <w:rPr>
-                <w:rFonts w:ascii="Calibri" w:hAnsi="Calibri"/>
-                <w:color w:val="374151"/>
-                <w:sz w:val="20"/>
-              </w:rPr>
-              <w:t>Contestant submission portal — a private page where contestants submit their plans directly</w:t>
-            </w:r>
-          </w:p>
-        </w:tc>
-        <w:tc>
-          <w:tcPr>
-            <w:tcW w:type="dxa" w:w="4703"/>
-          </w:tcPr>
-          <w:p>
-            <w:r/>
-            <w:r>
-              <w:rPr>
-                <w:rFonts w:ascii="Calibri" w:hAnsi="Calibri"/>
-                <w:color w:val="374151"/>
-                <w:sz w:val="20"/>
-              </w:rPr>
-              <w:t>36</w:t>
-            </w:r>
-          </w:p>
-        </w:tc>
-      </w:tr>
-      <w:tr>
-        <w:tc>
-          <w:tcPr>
-            <w:tcW w:type="dxa" w:w="4703"/>
-            <w:shd w:fill="F8FAFC" w:val="clear"/>
-          </w:tcPr>
-          <w:p>
-            <w:r/>
-            <w:r>
-              <w:rPr>
-                <w:rFonts w:ascii="Calibri" w:hAnsi="Calibri"/>
-                <w:color w:val="374151"/>
-                <w:sz w:val="20"/>
-              </w:rPr>
-              <w:t>Automatic email notifications — contestants receive confirmation when submission is received</w:t>
-            </w:r>
-          </w:p>
-        </w:tc>
-        <w:tc>
-          <w:tcPr>
-            <w:tcW w:type="dxa" w:w="4703"/>
-            <w:shd w:fill="F8FAFC" w:val="clear"/>
-          </w:tcPr>
-          <w:p>
-            <w:r/>
-            <w:r>
-              <w:rPr>
-                <w:rFonts w:ascii="Calibri" w:hAnsi="Calibri"/>
-                <w:color w:val="374151"/>
-                <w:sz w:val="20"/>
-              </w:rPr>
-              <w:t>28</w:t>
-            </w:r>
-          </w:p>
-        </w:tc>
-      </w:tr>
-      <w:tr>
-        <w:tc>
-          <w:tcPr>
-            <w:tcW w:type="dxa" w:w="4703"/>
-          </w:tcPr>
-          <w:p>
-            <w:r/>
-            <w:r>
-              <w:rPr>
-                <w:rFonts w:ascii="Calibri" w:hAnsi="Calibri"/>
-                <w:color w:val="374151"/>
-                <w:sz w:val="20"/>
-              </w:rPr>
-              <w:t>Automatic notification to BYUMS admins when new submissions arrive</w:t>
-            </w:r>
-          </w:p>
-        </w:tc>
-        <w:tc>
-          <w:tcPr>
-            <w:tcW w:type="dxa" w:w="4703"/>
-          </w:tcPr>
-          <w:p>
-            <w:r/>
-            <w:r>
-              <w:rPr>
-                <w:rFonts w:ascii="Calibri" w:hAnsi="Calibri"/>
-                <w:color w:val="374151"/>
-                <w:sz w:val="20"/>
-              </w:rPr>
-              <w:t>20</w:t>
-            </w:r>
-          </w:p>
-        </w:tc>
-      </w:tr>
-      <w:tr>
-        <w:tc>
-          <w:tcPr>
-            <w:tcW w:type="dxa" w:w="4703"/>
-            <w:shd w:fill="F8FAFC" w:val="clear"/>
-          </w:tcPr>
-          <w:p>
-            <w:r/>
-            <w:r>
-              <w:rPr>
-                <w:rFonts w:ascii="Calibri" w:hAnsi="Calibri"/>
-                <w:color w:val="374151"/>
-                <w:sz w:val="20"/>
-              </w:rPr>
-              <w:t>Submission tracking dashboard — see all incoming submissions, status, and grading progress</w:t>
-            </w:r>
-          </w:p>
-        </w:tc>
-        <w:tc>
-          <w:tcPr>
-            <w:tcW w:type="dxa" w:w="4703"/>
-            <w:shd w:fill="F8FAFC" w:val="clear"/>
-          </w:tcPr>
-          <w:p>
-            <w:r/>
-            <w:r>
-              <w:rPr>
-                <w:rFonts w:ascii="Calibri" w:hAnsi="Calibri"/>
-                <w:color w:val="374151"/>
-                <w:sz w:val="20"/>
-              </w:rPr>
-              <w:t>28</w:t>
-            </w:r>
-          </w:p>
-        </w:tc>
-      </w:tr>
-      <w:tr>
-        <w:tc>
-          <w:tcPr>
-            <w:tcW w:type="dxa" w:w="4703"/>
-          </w:tcPr>
-          <w:p>
-            <w:r/>
-            <w:r>
-              <w:rPr>
-                <w:rFonts w:ascii="Calibri" w:hAnsi="Calibri"/>
-                <w:color w:val="374151"/>
-                <w:sz w:val="20"/>
-              </w:rPr>
-              <w:t>Contestant results page — contestants can view their grade and feedback after grading</w:t>
-            </w:r>
-          </w:p>
-        </w:tc>
-        <w:tc>
-          <w:tcPr>
-            <w:tcW w:type="dxa" w:w="4703"/>
-          </w:tcPr>
-          <w:p>
-            <w:r/>
-            <w:r>
-              <w:rPr>
-                <w:rFonts w:ascii="Calibri" w:hAnsi="Calibri"/>
-                <w:color w:val="374151"/>
-                <w:sz w:val="20"/>
-              </w:rPr>
-              <w:t>24</w:t>
-            </w:r>
-          </w:p>
-        </w:tc>
-      </w:tr>
-      <w:tr>
-        <w:tc>
-          <w:tcPr>
-            <w:tcW w:type="dxa" w:w="4703"/>
-            <w:shd w:fill="F8FAFC" w:val="clear"/>
-          </w:tcPr>
-          <w:p>
-            <w:r/>
-            <w:r>
-              <w:rPr>
-                <w:rFonts w:ascii="Calibri" w:hAnsi="Calibri"/>
-                <w:color w:val="374151"/>
-                <w:sz w:val="20"/>
-              </w:rPr>
-              <w:t>Bulk notification system — email all contestants their results at once</w:t>
-            </w:r>
-          </w:p>
-        </w:tc>
-        <w:tc>
-          <w:tcPr>
-            <w:tcW w:type="dxa" w:w="4703"/>
-            <w:shd w:fill="F8FAFC" w:val="clear"/>
-          </w:tcPr>
-          <w:p>
-            <w:r/>
-            <w:r>
-              <w:rPr>
-                <w:rFonts w:ascii="Calibri" w:hAnsi="Calibri"/>
-                <w:color w:val="374151"/>
-                <w:sz w:val="20"/>
-              </w:rPr>
-              <w:t>20</w:t>
-            </w:r>
-          </w:p>
-        </w:tc>
-      </w:tr>
-      <w:tr>
-        <w:tc>
-          <w:tcPr>
-            <w:tcW w:type="dxa" w:w="4703"/>
-          </w:tcPr>
-          <w:p>
-            <w:r/>
-            <w:r>
-              <w:rPr>
-                <w:rFonts w:ascii="Calibri" w:hAnsi="Calibri"/>
-                <w:color w:val="374151"/>
-                <w:sz w:val="20"/>
-              </w:rPr>
-              <w:t>Interactive help documentation &amp; user guides</w:t>
-            </w:r>
-          </w:p>
-        </w:tc>
-        <w:tc>
-          <w:tcPr>
-            <w:tcW w:type="dxa" w:w="4703"/>
-          </w:tcPr>
-          <w:p>
-            <w:r/>
-            <w:r>
-              <w:rPr>
-                <w:rFonts w:ascii="Calibri" w:hAnsi="Calibri"/>
-                <w:color w:val="374151"/>
-                <w:sz w:val="20"/>
-              </w:rPr>
-              <w:t>26</w:t>
-            </w:r>
-          </w:p>
-        </w:tc>
-      </w:tr>
-      <w:tr>
-        <w:tc>
-          <w:tcPr>
-            <w:tcW w:type="dxa" w:w="4703"/>
-            <w:shd w:fill="F8FAFC" w:val="clear"/>
-          </w:tcPr>
-          <w:p>
-            <w:r/>
-            <w:r>
-              <w:rPr>
-                <w:rFonts w:ascii="Calibri" w:hAnsi="Calibri"/>
-                <w:color w:val="374151"/>
-                <w:sz w:val="20"/>
-              </w:rPr>
-              <w:t>Usage tracking &amp; reporting — see grading volume, peak times, and submission trends</w:t>
-            </w:r>
-          </w:p>
-        </w:tc>
-        <w:tc>
-          <w:tcPr>
-            <w:tcW w:type="dxa" w:w="4703"/>
-            <w:shd w:fill="F8FAFC" w:val="clear"/>
-          </w:tcPr>
-          <w:p>
-            <w:r/>
-            <w:r>
-              <w:rPr>
-                <w:rFonts w:ascii="Calibri" w:hAnsi="Calibri"/>
-                <w:color w:val="374151"/>
-                <w:sz w:val="20"/>
-              </w:rPr>
-              <w:t>20</w:t>
-            </w:r>
-          </w:p>
-        </w:tc>
-      </w:tr>
-      <w:tr>
-        <w:tc>
-          <w:tcPr>
-            <w:tcW w:type="dxa" w:w="4703"/>
-          </w:tcPr>
-          <w:p>
-            <w:r/>
-            <w:r>
-              <w:rPr>
-                <w:rFonts w:ascii="Calibri" w:hAnsi="Calibri"/>
-                <w:color w:val="374151"/>
-                <w:sz w:val="20"/>
-              </w:rPr>
-              <w:t>Cost optimization — reducing AI costs while maintaining quality</w:t>
-            </w:r>
-          </w:p>
-        </w:tc>
-        <w:tc>
-          <w:tcPr>
-            <w:tcW w:type="dxa" w:w="4703"/>
-          </w:tcPr>
-          <w:p>
-            <w:r/>
-            <w:r>
-              <w:rPr>
-                <w:rFonts w:ascii="Calibri" w:hAnsi="Calibri"/>
-                <w:color w:val="374151"/>
-                <w:sz w:val="20"/>
-              </w:rPr>
-              <w:t>16</w:t>
-            </w:r>
-          </w:p>
-        </w:tc>
-      </w:tr>
-      <w:tr>
-        <w:tc>
-          <w:tcPr>
-            <w:tcW w:type="dxa" w:w="4703"/>
-            <w:shd w:fill="F8FAFC" w:val="clear"/>
-          </w:tcPr>
-          <w:p>
-            <w:r/>
-            <w:r>
-              <w:rPr>
-                <w:rFonts w:ascii="Calibri" w:hAnsi="Calibri"/>
-                <w:color w:val="374151"/>
-                <w:sz w:val="20"/>
-              </w:rPr>
-              <w:t>Full integration testing</w:t>
-            </w:r>
-          </w:p>
-        </w:tc>
-        <w:tc>
-          <w:tcPr>
-            <w:tcW w:type="dxa" w:w="4703"/>
-            <w:shd w:fill="F8FAFC" w:val="clear"/>
-          </w:tcPr>
-          <w:p>
-            <w:r/>
-            <w:r>
-              <w:rPr>
-                <w:rFonts w:ascii="Calibri" w:hAnsi="Calibri"/>
-                <w:color w:val="374151"/>
-                <w:sz w:val="20"/>
-              </w:rPr>
-              <w:t>26</w:t>
-            </w:r>
-          </w:p>
-        </w:tc>
-      </w:tr>
-      <w:tr>
-        <w:tc>
-          <w:tcPr>
-            <w:tcW w:type="dxa" w:w="4703"/>
-          </w:tcPr>
-          <w:p>
-            <w:r/>
-            <w:r>
-              <w:rPr>
-                <w:rFonts w:ascii="Calibri" w:hAnsi="Calibri"/>
-                <w:color w:val="374151"/>
-                <w:sz w:val="20"/>
-              </w:rPr>
-              <w:t>Buffer for unforeseen tasks &amp; client feedback</w:t>
-            </w:r>
-          </w:p>
-        </w:tc>
-        <w:tc>
-          <w:tcPr>
-            <w:tcW w:type="dxa" w:w="4703"/>
-          </w:tcPr>
-          <w:p>
-            <w:r/>
-            <w:r>
-              <w:rPr>
-                <w:rFonts w:ascii="Calibri" w:hAnsi="Calibri"/>
-                <w:color w:val="374151"/>
-                <w:sz w:val="20"/>
-              </w:rPr>
-              <w:t>76</w:t>
-            </w:r>
-          </w:p>
-        </w:tc>
-      </w:tr>
-      <w:tr>
-        <w:tc>
-          <w:tcPr>
-            <w:tcW w:type="dxa" w:w="4703"/>
-            <w:shd w:fill="F8FAFC" w:val="clear"/>
-          </w:tcPr>
-          <w:p>
-            <w:r/>
-            <w:r>
-              <w:rPr>
-                <w:rFonts w:ascii="Calibri" w:hAnsi="Calibri"/>
-                <w:b/>
-                <w:color w:val="1A1A2E"/>
-                <w:sz w:val="20"/>
-              </w:rPr>
-              <w:t>Weeks 17–20 Total</w:t>
-            </w:r>
-          </w:p>
-        </w:tc>
-        <w:tc>
-          <w:tcPr>
-            <w:tcW w:type="dxa" w:w="4703"/>
-            <w:shd w:fill="F8FAFC" w:val="clear"/>
-          </w:tcPr>
-          <w:p>
-            <w:r/>
-            <w:r>
-              <w:rPr>
-                <w:rFonts w:ascii="Calibri" w:hAnsi="Calibri"/>
-                <w:b/>
-                <w:color w:val="1A1A2E"/>
-                <w:sz w:val="20"/>
-              </w:rPr>
-              <w:t>320 hrs</w:t>
-            </w:r>
-          </w:p>
-        </w:tc>
-      </w:tr>
-    </w:tbl>
-    <w:p/>
-    <w:p>
-      <w:pPr>
-        <w:pStyle w:val="Heading4"/>
-      </w:pPr>
-      <w:r>
-        <w:t>Weeks 21–24: Final Polish &amp; Launch (320 hours)</w:t>
-      </w:r>
-    </w:p>
-    <w:tbl>
-      <w:tblPr>
-        <w:tblStyle w:val="TableGrid"/>
-        <w:tblW w:type="auto" w:w="0"/>
-        <w:jc w:val="center"/>
-        <w:tblLook w:firstColumn="1" w:firstRow="1" w:lastColumn="0" w:lastRow="0" w:noHBand="0" w:noVBand="1" w:val="04A0"/>
-      </w:tblPr>
-      <w:tblGrid>
-        <w:gridCol w:w="4703"/>
-        <w:gridCol w:w="4703"/>
-      </w:tblGrid>
-      <w:tr>
-        <w:tc>
-          <w:tcPr>
-            <w:tcW w:type="dxa" w:w="4703"/>
-            <w:shd w:fill="1A1A2E" w:val="clear"/>
-          </w:tcPr>
-          <w:p>
-            <w:pPr>
-              <w:jc w:val="left"/>
-            </w:pPr>
-            <w:r/>
-            <w:r>
-              <w:rPr>
-                <w:rFonts w:ascii="Calibri" w:hAnsi="Calibri"/>
-                <w:b/>
-                <w:color w:val="FFFFFF"/>
-                <w:sz w:val="20"/>
-              </w:rPr>
-              <w:t>What We're Building</w:t>
-            </w:r>
-          </w:p>
-        </w:tc>
-        <w:tc>
-          <w:tcPr>
-            <w:tcW w:type="dxa" w:w="4703"/>
-            <w:shd w:fill="1A1A2E" w:val="clear"/>
-          </w:tcPr>
-          <w:p>
-            <w:pPr>
-              <w:jc w:val="left"/>
-            </w:pPr>
-            <w:r/>
-            <w:r>
-              <w:rPr>
-                <w:rFonts w:ascii="Calibri" w:hAnsi="Calibri"/>
-                <w:b/>
-                <w:color w:val="FFFFFF"/>
-                <w:sz w:val="20"/>
-              </w:rPr>
-              <w:t>Hours</w:t>
-            </w:r>
-          </w:p>
-        </w:tc>
-      </w:tr>
-      <w:tr>
-        <w:tc>
-          <w:tcPr>
-            <w:tcW w:type="dxa" w:w="4703"/>
-          </w:tcPr>
-          <w:p>
-            <w:r/>
-            <w:r>
-              <w:rPr>
-                <w:rFonts w:ascii="Calibri" w:hAnsi="Calibri"/>
-                <w:color w:val="374151"/>
-                <w:sz w:val="20"/>
-              </w:rPr>
-              <w:t>Professional landing page — polished homepage with product overview</w:t>
-            </w:r>
-          </w:p>
-        </w:tc>
-        <w:tc>
-          <w:tcPr>
-            <w:tcW w:type="dxa" w:w="4703"/>
-          </w:tcPr>
-          <w:p>
-            <w:r/>
-            <w:r>
-              <w:rPr>
-                <w:rFonts w:ascii="Calibri" w:hAnsi="Calibri"/>
-                <w:color w:val="374151"/>
-                <w:sz w:val="20"/>
-              </w:rPr>
-              <w:t>28</w:t>
-            </w:r>
-          </w:p>
-        </w:tc>
-      </w:tr>
-      <w:tr>
-        <w:tc>
-          <w:tcPr>
-            <w:tcW w:type="dxa" w:w="4703"/>
-            <w:shd w:fill="F8FAFC" w:val="clear"/>
-          </w:tcPr>
-          <w:p>
-            <w:r/>
-            <w:r>
-              <w:rPr>
-                <w:rFonts w:ascii="Calibri" w:hAnsi="Calibri"/>
-                <w:color w:val="374151"/>
-                <w:sz w:val="20"/>
-              </w:rPr>
-              <w:t>First-time user onboarding guide — interactive tutorial for new users</w:t>
-            </w:r>
-          </w:p>
-        </w:tc>
-        <w:tc>
-          <w:tcPr>
-            <w:tcW w:type="dxa" w:w="4703"/>
-            <w:shd w:fill="F8FAFC" w:val="clear"/>
-          </w:tcPr>
-          <w:p>
-            <w:r/>
-            <w:r>
-              <w:rPr>
-                <w:rFonts w:ascii="Calibri" w:hAnsi="Calibri"/>
-                <w:color w:val="374151"/>
-                <w:sz w:val="20"/>
-              </w:rPr>
-              <w:t>20</w:t>
-            </w:r>
-          </w:p>
-        </w:tc>
-      </w:tr>
-      <w:tr>
-        <w:tc>
-          <w:tcPr>
-            <w:tcW w:type="dxa" w:w="4703"/>
-          </w:tcPr>
-          <w:p>
-            <w:r/>
-            <w:r>
-              <w:rPr>
-                <w:rFonts w:ascii="Calibri" w:hAnsi="Calibri"/>
-                <w:color w:val="374151"/>
-                <w:sz w:val="20"/>
-              </w:rPr>
-              <w:t>Email template design — welcome emails, grade notifications, submission confirmations</w:t>
-            </w:r>
-          </w:p>
-        </w:tc>
-        <w:tc>
-          <w:tcPr>
-            <w:tcW w:type="dxa" w:w="4703"/>
-          </w:tcPr>
-          <w:p>
-            <w:r/>
-            <w:r>
-              <w:rPr>
-                <w:rFonts w:ascii="Calibri" w:hAnsi="Calibri"/>
-                <w:color w:val="374151"/>
-                <w:sz w:val="20"/>
-              </w:rPr>
-              <w:t>14</w:t>
-            </w:r>
-          </w:p>
-        </w:tc>
-      </w:tr>
-      <w:tr>
-        <w:tc>
-          <w:tcPr>
-            <w:tcW w:type="dxa" w:w="4703"/>
-            <w:shd w:fill="F8FAFC" w:val="clear"/>
-          </w:tcPr>
-          <w:p>
-            <w:r/>
-            <w:r>
-              <w:rPr>
-                <w:rFonts w:ascii="Calibri" w:hAnsi="Calibri"/>
-                <w:color w:val="374151"/>
-                <w:sz w:val="20"/>
-              </w:rPr>
-              <w:t>Server scaling — preparing for high traffic during competition periods</w:t>
-            </w:r>
-          </w:p>
-        </w:tc>
-        <w:tc>
-          <w:tcPr>
-            <w:tcW w:type="dxa" w:w="4703"/>
-            <w:shd w:fill="F8FAFC" w:val="clear"/>
-          </w:tcPr>
-          <w:p>
-            <w:r/>
-            <w:r>
-              <w:rPr>
-                <w:rFonts w:ascii="Calibri" w:hAnsi="Calibri"/>
-                <w:color w:val="374151"/>
-                <w:sz w:val="20"/>
-              </w:rPr>
-              <w:t>22</w:t>
-            </w:r>
-          </w:p>
-        </w:tc>
-      </w:tr>
-      <w:tr>
-        <w:tc>
-          <w:tcPr>
-            <w:tcW w:type="dxa" w:w="4703"/>
-          </w:tcPr>
-          <w:p>
-            <w:r/>
-            <w:r>
-              <w:rPr>
-                <w:rFonts w:ascii="Calibri" w:hAnsi="Calibri"/>
-                <w:color w:val="374151"/>
-                <w:sz w:val="20"/>
-              </w:rPr>
-              <w:t>Load testing — simulating 50+ simultaneous users to ensure stability</w:t>
-            </w:r>
-          </w:p>
-        </w:tc>
-        <w:tc>
-          <w:tcPr>
-            <w:tcW w:type="dxa" w:w="4703"/>
-          </w:tcPr>
-          <w:p>
-            <w:r/>
-            <w:r>
-              <w:rPr>
-                <w:rFonts w:ascii="Calibri" w:hAnsi="Calibri"/>
-                <w:color w:val="374151"/>
-                <w:sz w:val="20"/>
-              </w:rPr>
-              <w:t>16</w:t>
-            </w:r>
-          </w:p>
-        </w:tc>
-      </w:tr>
-      <w:tr>
-        <w:tc>
-          <w:tcPr>
-            <w:tcW w:type="dxa" w:w="4703"/>
-            <w:shd w:fill="F8FAFC" w:val="clear"/>
-          </w:tcPr>
-          <w:p>
-            <w:r/>
-            <w:r>
-              <w:rPr>
-                <w:rFonts w:ascii="Calibri" w:hAnsi="Calibri"/>
-                <w:color w:val="374151"/>
-                <w:sz w:val="20"/>
-              </w:rPr>
-              <w:t>Full product testing — every feature, every page, every scenario</w:t>
-            </w:r>
-          </w:p>
-        </w:tc>
-        <w:tc>
-          <w:tcPr>
-            <w:tcW w:type="dxa" w:w="4703"/>
-            <w:shd w:fill="F8FAFC" w:val="clear"/>
-          </w:tcPr>
-          <w:p>
-            <w:r/>
-            <w:r>
-              <w:rPr>
-                <w:rFonts w:ascii="Calibri" w:hAnsi="Calibri"/>
-                <w:color w:val="374151"/>
-                <w:sz w:val="20"/>
-              </w:rPr>
-              <w:t>24</w:t>
-            </w:r>
-          </w:p>
-        </w:tc>
-      </w:tr>
-      <w:tr>
-        <w:tc>
-          <w:tcPr>
-            <w:tcW w:type="dxa" w:w="4703"/>
-          </w:tcPr>
-          <w:p>
-            <w:r/>
-            <w:r>
-              <w:rPr>
-                <w:rFonts w:ascii="Calibri" w:hAnsi="Calibri"/>
-                <w:color w:val="374151"/>
-                <w:sz w:val="20"/>
-              </w:rPr>
-              <w:t>Beta testing with BYUMS team &amp; feedback implementation</w:t>
-            </w:r>
-          </w:p>
-        </w:tc>
-        <w:tc>
-          <w:tcPr>
-            <w:tcW w:type="dxa" w:w="4703"/>
-          </w:tcPr>
-          <w:p>
-            <w:r/>
-            <w:r>
-              <w:rPr>
-                <w:rFonts w:ascii="Calibri" w:hAnsi="Calibri"/>
-                <w:color w:val="374151"/>
-                <w:sz w:val="20"/>
-              </w:rPr>
-              <w:t>24</w:t>
-            </w:r>
-          </w:p>
-        </w:tc>
-      </w:tr>
-      <w:tr>
-        <w:tc>
-          <w:tcPr>
-            <w:tcW w:type="dxa" w:w="4703"/>
-            <w:shd w:fill="F8FAFC" w:val="clear"/>
-          </w:tcPr>
-          <w:p>
-            <w:r/>
-            <w:r>
-              <w:rPr>
-                <w:rFonts w:ascii="Calibri" w:hAnsi="Calibri"/>
-                <w:color w:val="374151"/>
-                <w:sz w:val="20"/>
-              </w:rPr>
-              <w:t>Bug fixes &amp; visual polish</w:t>
-            </w:r>
-          </w:p>
-        </w:tc>
-        <w:tc>
-          <w:tcPr>
-            <w:tcW w:type="dxa" w:w="4703"/>
-            <w:shd w:fill="F8FAFC" w:val="clear"/>
-          </w:tcPr>
-          <w:p>
-            <w:r/>
-            <w:r>
-              <w:rPr>
-                <w:rFonts w:ascii="Calibri" w:hAnsi="Calibri"/>
-                <w:color w:val="374151"/>
-                <w:sz w:val="20"/>
-              </w:rPr>
-              <w:t>40</w:t>
-            </w:r>
-          </w:p>
-        </w:tc>
-      </w:tr>
-      <w:tr>
-        <w:tc>
-          <w:tcPr>
-            <w:tcW w:type="dxa" w:w="4703"/>
-          </w:tcPr>
-          <w:p>
-            <w:r/>
-            <w:r>
-              <w:rPr>
-                <w:rFonts w:ascii="Calibri" w:hAnsi="Calibri"/>
-                <w:color w:val="374151"/>
-                <w:sz w:val="20"/>
-              </w:rPr>
-              <w:t>Final documentation — complete user guide, admin guide</w:t>
-            </w:r>
-          </w:p>
-        </w:tc>
-        <w:tc>
-          <w:tcPr>
-            <w:tcW w:type="dxa" w:w="4703"/>
-          </w:tcPr>
-          <w:p>
-            <w:r/>
-            <w:r>
-              <w:rPr>
-                <w:rFonts w:ascii="Calibri" w:hAnsi="Calibri"/>
-                <w:color w:val="374151"/>
-                <w:sz w:val="20"/>
-              </w:rPr>
-              <w:t>20</w:t>
-            </w:r>
-          </w:p>
-        </w:tc>
-      </w:tr>
-      <w:tr>
-        <w:tc>
-          <w:tcPr>
-            <w:tcW w:type="dxa" w:w="4703"/>
-            <w:shd w:fill="F8FAFC" w:val="clear"/>
-          </w:tcPr>
-          <w:p>
-            <w:r/>
-            <w:r>
-              <w:rPr>
-                <w:rFonts w:ascii="Calibri" w:hAnsi="Calibri"/>
-                <w:color w:val="374151"/>
-                <w:sz w:val="20"/>
-              </w:rPr>
-              <w:t>Post-launch monitoring — first 48 hours of live support</w:t>
-            </w:r>
-          </w:p>
-        </w:tc>
-        <w:tc>
-          <w:tcPr>
-            <w:tcW w:type="dxa" w:w="4703"/>
-            <w:shd w:fill="F8FAFC" w:val="clear"/>
-          </w:tcPr>
-          <w:p>
-            <w:r/>
-            <w:r>
-              <w:rPr>
-                <w:rFonts w:ascii="Calibri" w:hAnsi="Calibri"/>
-                <w:color w:val="374151"/>
-                <w:sz w:val="20"/>
-              </w:rPr>
-              <w:t>16</w:t>
-            </w:r>
-          </w:p>
-        </w:tc>
-      </w:tr>
-      <w:tr>
-        <w:tc>
-          <w:tcPr>
-            <w:tcW w:type="dxa" w:w="4703"/>
-          </w:tcPr>
-          <w:p>
-            <w:r/>
-            <w:r>
-              <w:rPr>
-                <w:rFonts w:ascii="Calibri" w:hAnsi="Calibri"/>
-                <w:color w:val="374151"/>
-                <w:sz w:val="20"/>
-              </w:rPr>
-              <w:t>Lessons learned &amp; future improvement planning</w:t>
-            </w:r>
-          </w:p>
-        </w:tc>
-        <w:tc>
-          <w:tcPr>
-            <w:tcW w:type="dxa" w:w="4703"/>
-          </w:tcPr>
-          <w:p>
-            <w:r/>
-            <w:r>
-              <w:rPr>
-                <w:rFonts w:ascii="Calibri" w:hAnsi="Calibri"/>
-                <w:color w:val="374151"/>
-                <w:sz w:val="20"/>
-              </w:rPr>
-              <w:t>8</w:t>
-            </w:r>
-          </w:p>
-        </w:tc>
-      </w:tr>
-      <w:tr>
-        <w:tc>
-          <w:tcPr>
-            <w:tcW w:type="dxa" w:w="4703"/>
-            <w:shd w:fill="F8FAFC" w:val="clear"/>
-          </w:tcPr>
-          <w:p>
-            <w:r/>
-            <w:r>
-              <w:rPr>
-                <w:rFonts w:ascii="Calibri" w:hAnsi="Calibri"/>
-                <w:color w:val="374151"/>
-                <w:sz w:val="20"/>
-              </w:rPr>
-              <w:t>Final cost &amp; usage audit</w:t>
-            </w:r>
-          </w:p>
-        </w:tc>
-        <w:tc>
-          <w:tcPr>
-            <w:tcW w:type="dxa" w:w="4703"/>
-            <w:shd w:fill="F8FAFC" w:val="clear"/>
-          </w:tcPr>
-          <w:p>
-            <w:r/>
-            <w:r>
-              <w:rPr>
-                <w:rFonts w:ascii="Calibri" w:hAnsi="Calibri"/>
-                <w:color w:val="374151"/>
-                <w:sz w:val="20"/>
-              </w:rPr>
-              <w:t>12</w:t>
-            </w:r>
-          </w:p>
-        </w:tc>
-      </w:tr>
-      <w:tr>
-        <w:tc>
-          <w:tcPr>
-            <w:tcW w:type="dxa" w:w="4703"/>
-          </w:tcPr>
-          <w:p>
-            <w:r/>
-            <w:r>
-              <w:rPr>
-                <w:rFonts w:ascii="Calibri" w:hAnsi="Calibri"/>
-                <w:color w:val="374151"/>
-                <w:sz w:val="20"/>
-              </w:rPr>
-              <w:t>Buffer for unforeseen tasks &amp; client feedback</w:t>
-            </w:r>
-          </w:p>
-        </w:tc>
-        <w:tc>
-          <w:tcPr>
-            <w:tcW w:type="dxa" w:w="4703"/>
-          </w:tcPr>
-          <w:p>
-            <w:r/>
-            <w:r>
-              <w:rPr>
-                <w:rFonts w:ascii="Calibri" w:hAnsi="Calibri"/>
-                <w:color w:val="374151"/>
-                <w:sz w:val="20"/>
-              </w:rPr>
-              <w:t>76</w:t>
-            </w:r>
-          </w:p>
-        </w:tc>
-      </w:tr>
-      <w:tr>
-        <w:tc>
-          <w:tcPr>
-            <w:tcW w:type="dxa" w:w="4703"/>
-            <w:shd w:fill="F8FAFC" w:val="clear"/>
-          </w:tcPr>
-          <w:p>
-            <w:r/>
-            <w:r>
-              <w:rPr>
-                <w:rFonts w:ascii="Calibri" w:hAnsi="Calibri"/>
-                <w:b/>
-                <w:color w:val="1A1A2E"/>
-                <w:sz w:val="20"/>
-              </w:rPr>
-              <w:t>Weeks 21–24 Total</w:t>
-            </w:r>
-          </w:p>
-        </w:tc>
-        <w:tc>
-          <w:tcPr>
-            <w:tcW w:type="dxa" w:w="4703"/>
-            <w:shd w:fill="F8FAFC" w:val="clear"/>
-          </w:tcPr>
-          <w:p>
-            <w:r/>
-            <w:r>
-              <w:rPr>
-                <w:rFonts w:ascii="Calibri" w:hAnsi="Calibri"/>
-                <w:b/>
-                <w:color w:val="1A1A2E"/>
-                <w:sz w:val="20"/>
-              </w:rPr>
-              <w:t>320 hrs</w:t>
-            </w:r>
-          </w:p>
-        </w:tc>
-      </w:tr>
-    </w:tbl>
-    <w:p/>
-    <w:p>
-      <w:pPr>
-        <w:spacing w:before="160" w:after="160"/>
-        <w:ind w:left="567"/>
-      </w:pPr>
-      <w:r>
-        <w:rPr>
-          <w:rFonts w:ascii="Calibri" w:hAnsi="Calibri"/>
-          <w:b/>
-          <w:i/>
-          <w:color w:val="4361EE"/>
-          <w:sz w:val="22"/>
-        </w:rPr>
-        <w:t>🏁 End of Month 6 — V1 Launch</w:t>
-      </w:r>
-      <w:r>
-        <w:rPr>
-          <w:rFonts w:ascii="Calibri" w:hAnsi="Calibri"/>
-          <w:i/>
-          <w:color w:val="374151"/>
-          <w:sz w:val="22"/>
-        </w:rPr>
-        <w:t xml:space="preserve"> Production-ready private grading platform with all features, security hardening, contestant submission portal, and professional polish. Ready for BYUMS to run competitions.</w:t>
-      </w:r>
-    </w:p>
-    <w:p>
-      <w:pPr>
-        <w:spacing w:before="80" w:after="80"/>
-      </w:pPr>
       <w:r>
         <w:rPr>
           <w:color w:val="E2E8F0"/>
@@ -7162,1156 +1217,68 @@
         <w:pStyle w:val="Heading2"/>
       </w:pPr>
       <w:r>
-        <w:t>5. Hours Summary</w:t>
+        <w:t>5. Team</w:t>
       </w:r>
     </w:p>
     <w:p>
-      <w:pPr>
-        <w:pStyle w:val="Heading3"/>
-      </w:pPr>
       <w:r>
-        <w:t>By Phase</w:t>
+        <w:rPr>
+          <w:rFonts w:ascii="Calibri" w:hAnsi="Calibri"/>
+          <w:b/>
+          <w:color w:val="1A1A2E"/>
+          <w:sz w:val="22"/>
+        </w:rPr>
+        <w:t>Praise Enato</w:t>
+      </w:r>
+      <w:r>
+        <w:rPr>
+          <w:rFonts w:ascii="Calibri" w:hAnsi="Calibri"/>
+          <w:color w:val="374151"/>
+          <w:sz w:val="22"/>
+        </w:rPr>
+        <w:t xml:space="preserve"> is an AI Engineer with hands-on experience building AI-powered evaluation systems, document processing pipelines, and web applications. He has prior experience building an AI grading system similar to this project.</w:t>
       </w:r>
     </w:p>
-    <w:tbl>
-      <w:tblPr>
-        <w:tblStyle w:val="TableGrid"/>
-        <w:tblW w:type="auto" w:w="0"/>
-        <w:jc w:val="center"/>
-        <w:tblLook w:firstColumn="1" w:firstRow="1" w:lastColumn="0" w:lastRow="0" w:noHBand="0" w:noVBand="1" w:val="04A0"/>
-      </w:tblPr>
-      <w:tblGrid>
-        <w:gridCol w:w="3135"/>
-        <w:gridCol w:w="3135"/>
-        <w:gridCol w:w="3135"/>
-      </w:tblGrid>
-      <w:tr>
-        <w:tc>
-          <w:tcPr>
-            <w:tcW w:type="dxa" w:w="3135"/>
-            <w:shd w:fill="1A1A2E" w:val="clear"/>
-          </w:tcPr>
-          <w:p>
-            <w:pPr>
-              <w:jc w:val="left"/>
-            </w:pPr>
-            <w:r/>
-            <w:r>
-              <w:rPr>
-                <w:rFonts w:ascii="Calibri" w:hAnsi="Calibri"/>
-                <w:b/>
-                <w:color w:val="FFFFFF"/>
-                <w:sz w:val="20"/>
-              </w:rPr>
-              <w:t>Phase</w:t>
-            </w:r>
-          </w:p>
-        </w:tc>
-        <w:tc>
-          <w:tcPr>
-            <w:tcW w:type="dxa" w:w="3135"/>
-            <w:shd w:fill="1A1A2E" w:val="clear"/>
-          </w:tcPr>
-          <w:p>
-            <w:pPr>
-              <w:jc w:val="left"/>
-            </w:pPr>
-            <w:r/>
-            <w:r>
-              <w:rPr>
-                <w:rFonts w:ascii="Calibri" w:hAnsi="Calibri"/>
-                <w:b/>
-                <w:color w:val="FFFFFF"/>
-                <w:sz w:val="20"/>
-              </w:rPr>
-              <w:t>Duration</w:t>
-            </w:r>
-          </w:p>
-        </w:tc>
-        <w:tc>
-          <w:tcPr>
-            <w:tcW w:type="dxa" w:w="3135"/>
-            <w:shd w:fill="1A1A2E" w:val="clear"/>
-          </w:tcPr>
-          <w:p>
-            <w:pPr>
-              <w:jc w:val="left"/>
-            </w:pPr>
-            <w:r/>
-            <w:r>
-              <w:rPr>
-                <w:rFonts w:ascii="Calibri" w:hAnsi="Calibri"/>
-                <w:b/>
-                <w:color w:val="FFFFFF"/>
-                <w:sz w:val="20"/>
-              </w:rPr>
-              <w:t>Total Hours</w:t>
-            </w:r>
-          </w:p>
-        </w:tc>
-      </w:tr>
-      <w:tr>
-        <w:tc>
-          <w:tcPr>
-            <w:tcW w:type="dxa" w:w="3135"/>
-          </w:tcPr>
-          <w:p>
-            <w:r/>
-            <w:r>
-              <w:rPr>
-                <w:rFonts w:ascii="Calibri" w:hAnsi="Calibri"/>
-                <w:color w:val="374151"/>
-                <w:sz w:val="20"/>
-              </w:rPr>
-              <w:t>Phase 1: Core Grading</w:t>
-            </w:r>
-          </w:p>
-        </w:tc>
-        <w:tc>
-          <w:tcPr>
-            <w:tcW w:type="dxa" w:w="3135"/>
-          </w:tcPr>
-          <w:p>
-            <w:r/>
-            <w:r>
-              <w:rPr>
-                <w:rFonts w:ascii="Calibri" w:hAnsi="Calibri"/>
-                <w:color w:val="374151"/>
-                <w:sz w:val="20"/>
-              </w:rPr>
-              <w:t>Month 1 (Weeks 1–4)</w:t>
-            </w:r>
-          </w:p>
-        </w:tc>
-        <w:tc>
-          <w:tcPr>
-            <w:tcW w:type="dxa" w:w="3135"/>
-          </w:tcPr>
-          <w:p>
-            <w:r/>
-            <w:r>
-              <w:rPr>
-                <w:rFonts w:ascii="Calibri" w:hAnsi="Calibri"/>
-                <w:color w:val="374151"/>
-                <w:sz w:val="20"/>
-              </w:rPr>
-              <w:t>320 hours</w:t>
-            </w:r>
-          </w:p>
-        </w:tc>
-      </w:tr>
-      <w:tr>
-        <w:tc>
-          <w:tcPr>
-            <w:tcW w:type="dxa" w:w="3135"/>
-            <w:shd w:fill="F8FAFC" w:val="clear"/>
-          </w:tcPr>
-          <w:p>
-            <w:r/>
-            <w:r>
-              <w:rPr>
-                <w:rFonts w:ascii="Calibri" w:hAnsi="Calibri"/>
-                <w:color w:val="374151"/>
-                <w:sz w:val="20"/>
-              </w:rPr>
-              <w:t>Phase 2: Enhanced Features</w:t>
-            </w:r>
-          </w:p>
-        </w:tc>
-        <w:tc>
-          <w:tcPr>
-            <w:tcW w:type="dxa" w:w="3135"/>
-            <w:shd w:fill="F8FAFC" w:val="clear"/>
-          </w:tcPr>
-          <w:p>
-            <w:r/>
-            <w:r>
-              <w:rPr>
-                <w:rFonts w:ascii="Calibri" w:hAnsi="Calibri"/>
-                <w:color w:val="374151"/>
-                <w:sz w:val="20"/>
-              </w:rPr>
-              <w:t>Month 2 (Weeks 5–8)</w:t>
-            </w:r>
-          </w:p>
-        </w:tc>
-        <w:tc>
-          <w:tcPr>
-            <w:tcW w:type="dxa" w:w="3135"/>
-            <w:shd w:fill="F8FAFC" w:val="clear"/>
-          </w:tcPr>
-          <w:p>
-            <w:r/>
-            <w:r>
-              <w:rPr>
-                <w:rFonts w:ascii="Calibri" w:hAnsi="Calibri"/>
-                <w:color w:val="374151"/>
-                <w:sz w:val="20"/>
-              </w:rPr>
-              <w:t>320 hours</w:t>
-            </w:r>
-          </w:p>
-        </w:tc>
-      </w:tr>
-      <w:tr>
-        <w:tc>
-          <w:tcPr>
-            <w:tcW w:type="dxa" w:w="3135"/>
-          </w:tcPr>
-          <w:p>
-            <w:r/>
-            <w:r>
-              <w:rPr>
-                <w:rFonts w:ascii="Calibri" w:hAnsi="Calibri"/>
-                <w:color w:val="374151"/>
-                <w:sz w:val="20"/>
-              </w:rPr>
-              <w:t>Phase 3: Production Launch</w:t>
-            </w:r>
-          </w:p>
-        </w:tc>
-        <w:tc>
-          <w:tcPr>
-            <w:tcW w:type="dxa" w:w="3135"/>
-          </w:tcPr>
-          <w:p>
-            <w:r/>
-            <w:r>
-              <w:rPr>
-                <w:rFonts w:ascii="Calibri" w:hAnsi="Calibri"/>
-                <w:color w:val="374151"/>
-                <w:sz w:val="20"/>
-              </w:rPr>
-              <w:t>Month 3 (Weeks 9–12)</w:t>
-            </w:r>
-          </w:p>
-        </w:tc>
-        <w:tc>
-          <w:tcPr>
-            <w:tcW w:type="dxa" w:w="3135"/>
-          </w:tcPr>
-          <w:p>
-            <w:r/>
-            <w:r>
-              <w:rPr>
-                <w:rFonts w:ascii="Calibri" w:hAnsi="Calibri"/>
-                <w:color w:val="374151"/>
-                <w:sz w:val="20"/>
-              </w:rPr>
-              <w:t>320 hours</w:t>
-            </w:r>
-          </w:p>
-        </w:tc>
-      </w:tr>
-      <w:tr>
-        <w:tc>
-          <w:tcPr>
-            <w:tcW w:type="dxa" w:w="3135"/>
-            <w:shd w:fill="F8FAFC" w:val="clear"/>
-          </w:tcPr>
-          <w:p>
-            <w:r/>
-            <w:r>
-              <w:rPr>
-                <w:rFonts w:ascii="Calibri" w:hAnsi="Calibri"/>
-                <w:color w:val="374151"/>
-                <w:sz w:val="20"/>
-              </w:rPr>
-              <w:t>Phase 4: Full Product</w:t>
-            </w:r>
-          </w:p>
-        </w:tc>
-        <w:tc>
-          <w:tcPr>
-            <w:tcW w:type="dxa" w:w="3135"/>
-            <w:shd w:fill="F8FAFC" w:val="clear"/>
-          </w:tcPr>
-          <w:p>
-            <w:r/>
-            <w:r>
-              <w:rPr>
-                <w:rFonts w:ascii="Calibri" w:hAnsi="Calibri"/>
-                <w:color w:val="374151"/>
-                <w:sz w:val="20"/>
-              </w:rPr>
-              <w:t>Months 4–6 (Weeks 13–24)</w:t>
-            </w:r>
-          </w:p>
-        </w:tc>
-        <w:tc>
-          <w:tcPr>
-            <w:tcW w:type="dxa" w:w="3135"/>
-            <w:shd w:fill="F8FAFC" w:val="clear"/>
-          </w:tcPr>
-          <w:p>
-            <w:r/>
-            <w:r>
-              <w:rPr>
-                <w:rFonts w:ascii="Calibri" w:hAnsi="Calibri"/>
-                <w:color w:val="374151"/>
-                <w:sz w:val="20"/>
-              </w:rPr>
-              <w:t>960 hours</w:t>
-            </w:r>
-          </w:p>
-        </w:tc>
-      </w:tr>
-      <w:tr>
-        <w:tc>
-          <w:tcPr>
-            <w:tcW w:type="dxa" w:w="3135"/>
-          </w:tcPr>
-          <w:p>
-            <w:r/>
-            <w:r>
-              <w:rPr>
-                <w:rFonts w:ascii="Calibri" w:hAnsi="Calibri"/>
-                <w:b/>
-                <w:color w:val="1A1A2E"/>
-                <w:sz w:val="20"/>
-              </w:rPr>
-              <w:t>TOTAL</w:t>
-            </w:r>
-          </w:p>
-        </w:tc>
-        <w:tc>
-          <w:tcPr>
-            <w:tcW w:type="dxa" w:w="3135"/>
-          </w:tcPr>
-          <w:p>
-            <w:r/>
-            <w:r>
-              <w:rPr>
-                <w:rFonts w:ascii="Calibri" w:hAnsi="Calibri"/>
-                <w:b/>
-                <w:color w:val="1A1A2E"/>
-                <w:sz w:val="20"/>
-              </w:rPr>
-              <w:t>6 months</w:t>
-            </w:r>
-          </w:p>
-        </w:tc>
-        <w:tc>
-          <w:tcPr>
-            <w:tcW w:type="dxa" w:w="3135"/>
-          </w:tcPr>
-          <w:p>
-            <w:r/>
-            <w:r>
-              <w:rPr>
-                <w:rFonts w:ascii="Calibri" w:hAnsi="Calibri"/>
-                <w:b/>
-                <w:color w:val="1A1A2E"/>
-                <w:sz w:val="20"/>
-              </w:rPr>
-              <w:t>1,920 hours</w:t>
-            </w:r>
-          </w:p>
-        </w:tc>
-      </w:tr>
-    </w:tbl>
-    <w:p/>
     <w:p>
-      <w:pPr>
-        <w:pStyle w:val="Heading3"/>
-      </w:pPr>
       <w:r>
-        <w:t>By Developer</w:t>
+        <w:rPr>
+          <w:rFonts w:ascii="Calibri" w:hAnsi="Calibri"/>
+          <w:color w:val="374151"/>
+          <w:sz w:val="22"/>
+        </w:rPr>
+        <w:t>[LinkedIn: linkedin.com/in/YOUR-LINKEDIN-HERE]</w:t>
       </w:r>
     </w:p>
-    <w:tbl>
-      <w:tblPr>
-        <w:tblStyle w:val="TableGrid"/>
-        <w:tblW w:type="auto" w:w="0"/>
-        <w:jc w:val="center"/>
-        <w:tblLook w:firstColumn="1" w:firstRow="1" w:lastColumn="0" w:lastRow="0" w:noHBand="0" w:noVBand="1" w:val="04A0"/>
-      </w:tblPr>
-      <w:tblGrid>
-        <w:gridCol w:w="2351"/>
-        <w:gridCol w:w="2351"/>
-        <w:gridCol w:w="2351"/>
-        <w:gridCol w:w="2351"/>
-      </w:tblGrid>
-      <w:tr>
-        <w:tc>
-          <w:tcPr>
-            <w:tcW w:type="dxa" w:w="2351"/>
-            <w:shd w:fill="1A1A2E" w:val="clear"/>
-          </w:tcPr>
-          <w:p>
-            <w:pPr>
-              <w:jc w:val="left"/>
-            </w:pPr>
-            <w:r/>
-            <w:r>
-              <w:rPr>
-                <w:rFonts w:ascii="Calibri" w:hAnsi="Calibri"/>
-                <w:b/>
-                <w:color w:val="FFFFFF"/>
-                <w:sz w:val="20"/>
-              </w:rPr>
-              <w:t>Team Member</w:t>
-            </w:r>
-          </w:p>
-        </w:tc>
-        <w:tc>
-          <w:tcPr>
-            <w:tcW w:type="dxa" w:w="2351"/>
-            <w:shd w:fill="1A1A2E" w:val="clear"/>
-          </w:tcPr>
-          <w:p>
-            <w:pPr>
-              <w:jc w:val="left"/>
-            </w:pPr>
-            <w:r/>
-            <w:r>
-              <w:rPr>
-                <w:rFonts w:ascii="Calibri" w:hAnsi="Calibri"/>
-                <w:b/>
-                <w:color w:val="FFFFFF"/>
-                <w:sz w:val="20"/>
-              </w:rPr>
-              <w:t>Weekly Hours</w:t>
-            </w:r>
-          </w:p>
-        </w:tc>
-        <w:tc>
-          <w:tcPr>
-            <w:tcW w:type="dxa" w:w="2351"/>
-            <w:shd w:fill="1A1A2E" w:val="clear"/>
-          </w:tcPr>
-          <w:p>
-            <w:pPr>
-              <w:jc w:val="left"/>
-            </w:pPr>
-            <w:r/>
-            <w:r>
-              <w:rPr>
-                <w:rFonts w:ascii="Calibri" w:hAnsi="Calibri"/>
-                <w:b/>
-                <w:color w:val="FFFFFF"/>
-                <w:sz w:val="20"/>
-              </w:rPr>
-              <w:t>Total Weeks</w:t>
-            </w:r>
-          </w:p>
-        </w:tc>
-        <w:tc>
-          <w:tcPr>
-            <w:tcW w:type="dxa" w:w="2351"/>
-            <w:shd w:fill="1A1A2E" w:val="clear"/>
-          </w:tcPr>
-          <w:p>
-            <w:pPr>
-              <w:jc w:val="left"/>
-            </w:pPr>
-            <w:r/>
-            <w:r>
-              <w:rPr>
-                <w:rFonts w:ascii="Calibri" w:hAnsi="Calibri"/>
-                <w:b/>
-                <w:color w:val="FFFFFF"/>
-                <w:sz w:val="20"/>
-              </w:rPr>
-              <w:t>Total Hours</w:t>
-            </w:r>
-          </w:p>
-        </w:tc>
-      </w:tr>
-      <w:tr>
-        <w:tc>
-          <w:tcPr>
-            <w:tcW w:type="dxa" w:w="2351"/>
-          </w:tcPr>
-          <w:p>
-            <w:r/>
-            <w:r>
-              <w:rPr>
-                <w:rFonts w:ascii="Calibri" w:hAnsi="Calibri"/>
-                <w:color w:val="374151"/>
-                <w:sz w:val="20"/>
-              </w:rPr>
-              <w:t>Praise Enato — AI Engineer</w:t>
-            </w:r>
-          </w:p>
-        </w:tc>
-        <w:tc>
-          <w:tcPr>
-            <w:tcW w:type="dxa" w:w="2351"/>
-          </w:tcPr>
-          <w:p>
-            <w:r/>
-            <w:r>
-              <w:rPr>
-                <w:rFonts w:ascii="Calibri" w:hAnsi="Calibri"/>
-                <w:color w:val="374151"/>
-                <w:sz w:val="20"/>
-              </w:rPr>
-              <w:t>40 hours/week</w:t>
-            </w:r>
-          </w:p>
-        </w:tc>
-        <w:tc>
-          <w:tcPr>
-            <w:tcW w:type="dxa" w:w="2351"/>
-          </w:tcPr>
-          <w:p>
-            <w:r/>
-            <w:r>
-              <w:rPr>
-                <w:rFonts w:ascii="Calibri" w:hAnsi="Calibri"/>
-                <w:color w:val="374151"/>
-                <w:sz w:val="20"/>
-              </w:rPr>
-              <w:t>24 weeks</w:t>
-            </w:r>
-          </w:p>
-        </w:tc>
-        <w:tc>
-          <w:tcPr>
-            <w:tcW w:type="dxa" w:w="2351"/>
-          </w:tcPr>
-          <w:p>
-            <w:r/>
-            <w:r>
-              <w:rPr>
-                <w:rFonts w:ascii="Calibri" w:hAnsi="Calibri"/>
-                <w:color w:val="374151"/>
-                <w:sz w:val="20"/>
-              </w:rPr>
-              <w:t>960 hours</w:t>
-            </w:r>
-          </w:p>
-        </w:tc>
-      </w:tr>
-      <w:tr>
-        <w:tc>
-          <w:tcPr>
-            <w:tcW w:type="dxa" w:w="2351"/>
-            <w:shd w:fill="F8FAFC" w:val="clear"/>
-          </w:tcPr>
-          <w:p>
-            <w:r/>
-            <w:r>
-              <w:rPr>
-                <w:rFonts w:ascii="Calibri" w:hAnsi="Calibri"/>
-                <w:color w:val="374151"/>
-                <w:sz w:val="20"/>
-              </w:rPr>
-              <w:t>Felix Gbedemah — AI Engineer</w:t>
-            </w:r>
-          </w:p>
-        </w:tc>
-        <w:tc>
-          <w:tcPr>
-            <w:tcW w:type="dxa" w:w="2351"/>
-            <w:shd w:fill="F8FAFC" w:val="clear"/>
-          </w:tcPr>
-          <w:p>
-            <w:r/>
-            <w:r>
-              <w:rPr>
-                <w:rFonts w:ascii="Calibri" w:hAnsi="Calibri"/>
-                <w:color w:val="374151"/>
-                <w:sz w:val="20"/>
-              </w:rPr>
-              <w:t>40 hours/week</w:t>
-            </w:r>
-          </w:p>
-        </w:tc>
-        <w:tc>
-          <w:tcPr>
-            <w:tcW w:type="dxa" w:w="2351"/>
-            <w:shd w:fill="F8FAFC" w:val="clear"/>
-          </w:tcPr>
-          <w:p>
-            <w:r/>
-            <w:r>
-              <w:rPr>
-                <w:rFonts w:ascii="Calibri" w:hAnsi="Calibri"/>
-                <w:color w:val="374151"/>
-                <w:sz w:val="20"/>
-              </w:rPr>
-              <w:t>24 weeks</w:t>
-            </w:r>
-          </w:p>
-        </w:tc>
-        <w:tc>
-          <w:tcPr>
-            <w:tcW w:type="dxa" w:w="2351"/>
-            <w:shd w:fill="F8FAFC" w:val="clear"/>
-          </w:tcPr>
-          <w:p>
-            <w:r/>
-            <w:r>
-              <w:rPr>
-                <w:rFonts w:ascii="Calibri" w:hAnsi="Calibri"/>
-                <w:color w:val="374151"/>
-                <w:sz w:val="20"/>
-              </w:rPr>
-              <w:t>960 hours</w:t>
-            </w:r>
-          </w:p>
-        </w:tc>
-      </w:tr>
-    </w:tbl>
-    <w:p/>
     <w:p>
-      <w:pPr>
-        <w:pStyle w:val="Heading3"/>
-      </w:pPr>
       <w:r>
-        <w:t>What Those Hours Cover</w:t>
+        <w:rPr>
+          <w:rFonts w:ascii="Calibri" w:hAnsi="Calibri"/>
+          <w:b/>
+          <w:color w:val="1A1A2E"/>
+          <w:sz w:val="22"/>
+        </w:rPr>
+        <w:t>Felix Gbedemah</w:t>
+      </w:r>
+      <w:r>
+        <w:rPr>
+          <w:rFonts w:ascii="Calibri" w:hAnsi="Calibri"/>
+          <w:color w:val="374151"/>
+          <w:sz w:val="22"/>
+        </w:rPr>
+        <w:t xml:space="preserve"> is an AI Engineer specializing in building intuitive web interfaces and AI-powered applications. He brings expertise in user experience design and deploying production-ready web platforms.</w:t>
       </w:r>
     </w:p>
-    <w:tbl>
-      <w:tblPr>
-        <w:tblStyle w:val="TableGrid"/>
-        <w:tblW w:type="auto" w:w="0"/>
-        <w:jc w:val="center"/>
-        <w:tblLook w:firstColumn="1" w:firstRow="1" w:lastColumn="0" w:lastRow="0" w:noHBand="0" w:noVBand="1" w:val="04A0"/>
-      </w:tblPr>
-      <w:tblGrid>
-        <w:gridCol w:w="3135"/>
-        <w:gridCol w:w="3135"/>
-        <w:gridCol w:w="3135"/>
-      </w:tblGrid>
-      <w:tr>
-        <w:tc>
-          <w:tcPr>
-            <w:tcW w:type="dxa" w:w="3135"/>
-            <w:shd w:fill="1A1A2E" w:val="clear"/>
-          </w:tcPr>
-          <w:p>
-            <w:pPr>
-              <w:jc w:val="left"/>
-            </w:pPr>
-            <w:r/>
-            <w:r>
-              <w:rPr>
-                <w:rFonts w:ascii="Calibri" w:hAnsi="Calibri"/>
-                <w:b/>
-                <w:color w:val="FFFFFF"/>
-                <w:sz w:val="20"/>
-              </w:rPr>
-              <w:t>Activity Area</w:t>
-            </w:r>
-          </w:p>
-        </w:tc>
-        <w:tc>
-          <w:tcPr>
-            <w:tcW w:type="dxa" w:w="3135"/>
-            <w:shd w:fill="1A1A2E" w:val="clear"/>
-          </w:tcPr>
-          <w:p>
-            <w:pPr>
-              <w:jc w:val="left"/>
-            </w:pPr>
-            <w:r/>
-            <w:r>
-              <w:rPr>
-                <w:rFonts w:ascii="Calibri" w:hAnsi="Calibri"/>
-                <w:b/>
-                <w:color w:val="FFFFFF"/>
-                <w:sz w:val="20"/>
-              </w:rPr>
-              <w:t>Estimated Hours</w:t>
-            </w:r>
-          </w:p>
-        </w:tc>
-        <w:tc>
-          <w:tcPr>
-            <w:tcW w:type="dxa" w:w="3135"/>
-            <w:shd w:fill="1A1A2E" w:val="clear"/>
-          </w:tcPr>
-          <w:p>
-            <w:pPr>
-              <w:jc w:val="left"/>
-            </w:pPr>
-            <w:r/>
-            <w:r>
-              <w:rPr>
-                <w:rFonts w:ascii="Calibri" w:hAnsi="Calibri"/>
-                <w:b/>
-                <w:color w:val="FFFFFF"/>
-                <w:sz w:val="20"/>
-              </w:rPr>
-              <w:t>Share of Total</w:t>
-            </w:r>
-          </w:p>
-        </w:tc>
-      </w:tr>
-      <w:tr>
-        <w:tc>
-          <w:tcPr>
-            <w:tcW w:type="dxa" w:w="3135"/>
-          </w:tcPr>
-          <w:p>
-            <w:r/>
-            <w:r>
-              <w:rPr>
-                <w:rFonts w:ascii="Calibri" w:hAnsi="Calibri"/>
-                <w:color w:val="374151"/>
-                <w:sz w:val="20"/>
-              </w:rPr>
-              <w:t>AI Grading Engine &amp; Intelligence</w:t>
-            </w:r>
-          </w:p>
-        </w:tc>
-        <w:tc>
-          <w:tcPr>
-            <w:tcW w:type="dxa" w:w="3135"/>
-          </w:tcPr>
-          <w:p>
-            <w:r/>
-            <w:r>
-              <w:rPr>
-                <w:rFonts w:ascii="Calibri" w:hAnsi="Calibri"/>
-                <w:color w:val="374151"/>
-                <w:sz w:val="20"/>
-              </w:rPr>
-              <w:t>420 hours</w:t>
-            </w:r>
-          </w:p>
-        </w:tc>
-        <w:tc>
-          <w:tcPr>
-            <w:tcW w:type="dxa" w:w="3135"/>
-          </w:tcPr>
-          <w:p>
-            <w:r/>
-            <w:r>
-              <w:rPr>
-                <w:rFonts w:ascii="Calibri" w:hAnsi="Calibri"/>
-                <w:color w:val="374151"/>
-                <w:sz w:val="20"/>
-              </w:rPr>
-              <w:t>22%</w:t>
-            </w:r>
-          </w:p>
-        </w:tc>
-      </w:tr>
-      <w:tr>
-        <w:tc>
-          <w:tcPr>
-            <w:tcW w:type="dxa" w:w="3135"/>
-            <w:shd w:fill="F8FAFC" w:val="clear"/>
-          </w:tcPr>
-          <w:p>
-            <w:r/>
-            <w:r>
-              <w:rPr>
-                <w:rFonts w:ascii="Calibri" w:hAnsi="Calibri"/>
-                <w:color w:val="374151"/>
-                <w:sz w:val="20"/>
-              </w:rPr>
-              <w:t>Website Design &amp; User Interface</w:t>
-            </w:r>
-          </w:p>
-        </w:tc>
-        <w:tc>
-          <w:tcPr>
-            <w:tcW w:type="dxa" w:w="3135"/>
-            <w:shd w:fill="F8FAFC" w:val="clear"/>
-          </w:tcPr>
-          <w:p>
-            <w:r/>
-            <w:r>
-              <w:rPr>
-                <w:rFonts w:ascii="Calibri" w:hAnsi="Calibri"/>
-                <w:color w:val="374151"/>
-                <w:sz w:val="20"/>
-              </w:rPr>
-              <w:t>440 hours</w:t>
-            </w:r>
-          </w:p>
-        </w:tc>
-        <w:tc>
-          <w:tcPr>
-            <w:tcW w:type="dxa" w:w="3135"/>
-            <w:shd w:fill="F8FAFC" w:val="clear"/>
-          </w:tcPr>
-          <w:p>
-            <w:r/>
-            <w:r>
-              <w:rPr>
-                <w:rFonts w:ascii="Calibri" w:hAnsi="Calibri"/>
-                <w:color w:val="374151"/>
-                <w:sz w:val="20"/>
-              </w:rPr>
-              <w:t>23%</w:t>
-            </w:r>
-          </w:p>
-        </w:tc>
-      </w:tr>
-      <w:tr>
-        <w:tc>
-          <w:tcPr>
-            <w:tcW w:type="dxa" w:w="3135"/>
-          </w:tcPr>
-          <w:p>
-            <w:r/>
-            <w:r>
-              <w:rPr>
-                <w:rFonts w:ascii="Calibri" w:hAnsi="Calibri"/>
-                <w:color w:val="374151"/>
-                <w:sz w:val="20"/>
-              </w:rPr>
-              <w:t>Testing &amp; Quality Assurance</w:t>
-            </w:r>
-          </w:p>
-        </w:tc>
-        <w:tc>
-          <w:tcPr>
-            <w:tcW w:type="dxa" w:w="3135"/>
-          </w:tcPr>
-          <w:p>
-            <w:r/>
-            <w:r>
-              <w:rPr>
-                <w:rFonts w:ascii="Calibri" w:hAnsi="Calibri"/>
-                <w:color w:val="374151"/>
-                <w:sz w:val="20"/>
-              </w:rPr>
-              <w:t>280 hours</w:t>
-            </w:r>
-          </w:p>
-        </w:tc>
-        <w:tc>
-          <w:tcPr>
-            <w:tcW w:type="dxa" w:w="3135"/>
-          </w:tcPr>
-          <w:p>
-            <w:r/>
-            <w:r>
-              <w:rPr>
-                <w:rFonts w:ascii="Calibri" w:hAnsi="Calibri"/>
-                <w:color w:val="374151"/>
-                <w:sz w:val="20"/>
-              </w:rPr>
-              <w:t>15%</w:t>
-            </w:r>
-          </w:p>
-        </w:tc>
-      </w:tr>
-      <w:tr>
-        <w:tc>
-          <w:tcPr>
-            <w:tcW w:type="dxa" w:w="3135"/>
-            <w:shd w:fill="F8FAFC" w:val="clear"/>
-          </w:tcPr>
-          <w:p>
-            <w:r/>
-            <w:r>
-              <w:rPr>
-                <w:rFonts w:ascii="Calibri" w:hAnsi="Calibri"/>
-                <w:color w:val="374151"/>
-                <w:sz w:val="20"/>
-              </w:rPr>
-              <w:t>Data Storage &amp; User Management</w:t>
-            </w:r>
-          </w:p>
-        </w:tc>
-        <w:tc>
-          <w:tcPr>
-            <w:tcW w:type="dxa" w:w="3135"/>
-            <w:shd w:fill="F8FAFC" w:val="clear"/>
-          </w:tcPr>
-          <w:p>
-            <w:r/>
-            <w:r>
-              <w:rPr>
-                <w:rFonts w:ascii="Calibri" w:hAnsi="Calibri"/>
-                <w:color w:val="374151"/>
-                <w:sz w:val="20"/>
-              </w:rPr>
-              <w:t>200 hours</w:t>
-            </w:r>
-          </w:p>
-        </w:tc>
-        <w:tc>
-          <w:tcPr>
-            <w:tcW w:type="dxa" w:w="3135"/>
-            <w:shd w:fill="F8FAFC" w:val="clear"/>
-          </w:tcPr>
-          <w:p>
-            <w:r/>
-            <w:r>
-              <w:rPr>
-                <w:rFonts w:ascii="Calibri" w:hAnsi="Calibri"/>
-                <w:color w:val="374151"/>
-                <w:sz w:val="20"/>
-              </w:rPr>
-              <w:t>10%</w:t>
-            </w:r>
-          </w:p>
-        </w:tc>
-      </w:tr>
-      <w:tr>
-        <w:tc>
-          <w:tcPr>
-            <w:tcW w:type="dxa" w:w="3135"/>
-          </w:tcPr>
-          <w:p>
-            <w:r/>
-            <w:r>
-              <w:rPr>
-                <w:rFonts w:ascii="Calibri" w:hAnsi="Calibri"/>
-                <w:color w:val="374151"/>
-                <w:sz w:val="20"/>
-              </w:rPr>
-              <w:t>Server Setup &amp; Deployment</w:t>
-            </w:r>
-          </w:p>
-        </w:tc>
-        <w:tc>
-          <w:tcPr>
-            <w:tcW w:type="dxa" w:w="3135"/>
-          </w:tcPr>
-          <w:p>
-            <w:r/>
-            <w:r>
-              <w:rPr>
-                <w:rFonts w:ascii="Calibri" w:hAnsi="Calibri"/>
-                <w:color w:val="374151"/>
-                <w:sz w:val="20"/>
-              </w:rPr>
-              <w:t>140 hours</w:t>
-            </w:r>
-          </w:p>
-        </w:tc>
-        <w:tc>
-          <w:tcPr>
-            <w:tcW w:type="dxa" w:w="3135"/>
-          </w:tcPr>
-          <w:p>
-            <w:r/>
-            <w:r>
-              <w:rPr>
-                <w:rFonts w:ascii="Calibri" w:hAnsi="Calibri"/>
-                <w:color w:val="374151"/>
-                <w:sz w:val="20"/>
-              </w:rPr>
-              <w:t>7%</w:t>
-            </w:r>
-          </w:p>
-        </w:tc>
-      </w:tr>
-      <w:tr>
-        <w:tc>
-          <w:tcPr>
-            <w:tcW w:type="dxa" w:w="3135"/>
-            <w:shd w:fill="F8FAFC" w:val="clear"/>
-          </w:tcPr>
-          <w:p>
-            <w:r/>
-            <w:r>
-              <w:rPr>
-                <w:rFonts w:ascii="Calibri" w:hAnsi="Calibri"/>
-                <w:color w:val="374151"/>
-                <w:sz w:val="20"/>
-              </w:rPr>
-              <w:t>Documentation &amp; User Guides</w:t>
-            </w:r>
-          </w:p>
-        </w:tc>
-        <w:tc>
-          <w:tcPr>
-            <w:tcW w:type="dxa" w:w="3135"/>
-            <w:shd w:fill="F8FAFC" w:val="clear"/>
-          </w:tcPr>
-          <w:p>
-            <w:r/>
-            <w:r>
-              <w:rPr>
-                <w:rFonts w:ascii="Calibri" w:hAnsi="Calibri"/>
-                <w:color w:val="374151"/>
-                <w:sz w:val="20"/>
-              </w:rPr>
-              <w:t>120 hours</w:t>
-            </w:r>
-          </w:p>
-        </w:tc>
-        <w:tc>
-          <w:tcPr>
-            <w:tcW w:type="dxa" w:w="3135"/>
-            <w:shd w:fill="F8FAFC" w:val="clear"/>
-          </w:tcPr>
-          <w:p>
-            <w:r/>
-            <w:r>
-              <w:rPr>
-                <w:rFonts w:ascii="Calibri" w:hAnsi="Calibri"/>
-                <w:color w:val="374151"/>
-                <w:sz w:val="20"/>
-              </w:rPr>
-              <w:t>6%</w:t>
-            </w:r>
-          </w:p>
-        </w:tc>
-      </w:tr>
-      <w:tr>
-        <w:tc>
-          <w:tcPr>
-            <w:tcW w:type="dxa" w:w="3135"/>
-          </w:tcPr>
-          <w:p>
-            <w:r/>
-            <w:r>
-              <w:rPr>
-                <w:rFonts w:ascii="Calibri" w:hAnsi="Calibri"/>
-                <w:color w:val="374151"/>
-                <w:sz w:val="20"/>
-              </w:rPr>
-              <w:t>Design &amp; Visual Polish</w:t>
-            </w:r>
-          </w:p>
-        </w:tc>
-        <w:tc>
-          <w:tcPr>
-            <w:tcW w:type="dxa" w:w="3135"/>
-          </w:tcPr>
-          <w:p>
-            <w:r/>
-            <w:r>
-              <w:rPr>
-                <w:rFonts w:ascii="Calibri" w:hAnsi="Calibri"/>
-                <w:color w:val="374151"/>
-                <w:sz w:val="20"/>
-              </w:rPr>
-              <w:t>160 hours</w:t>
-            </w:r>
-          </w:p>
-        </w:tc>
-        <w:tc>
-          <w:tcPr>
-            <w:tcW w:type="dxa" w:w="3135"/>
-          </w:tcPr>
-          <w:p>
-            <w:r/>
-            <w:r>
-              <w:rPr>
-                <w:rFonts w:ascii="Calibri" w:hAnsi="Calibri"/>
-                <w:color w:val="374151"/>
-                <w:sz w:val="20"/>
-              </w:rPr>
-              <w:t>8%</w:t>
-            </w:r>
-          </w:p>
-        </w:tc>
-      </w:tr>
-      <w:tr>
-        <w:tc>
-          <w:tcPr>
-            <w:tcW w:type="dxa" w:w="3135"/>
-            <w:shd w:fill="F8FAFC" w:val="clear"/>
-          </w:tcPr>
-          <w:p>
-            <w:r/>
-            <w:r>
-              <w:rPr>
-                <w:rFonts w:ascii="Calibri" w:hAnsi="Calibri"/>
-                <w:color w:val="374151"/>
-                <w:sz w:val="20"/>
-              </w:rPr>
-              <w:t>Buffer (Client Feedback &amp; Adjustments)</w:t>
-            </w:r>
-          </w:p>
-        </w:tc>
-        <w:tc>
-          <w:tcPr>
-            <w:tcW w:type="dxa" w:w="3135"/>
-            <w:shd w:fill="F8FAFC" w:val="clear"/>
-          </w:tcPr>
-          <w:p>
-            <w:r/>
-            <w:r>
-              <w:rPr>
-                <w:rFonts w:ascii="Calibri" w:hAnsi="Calibri"/>
-                <w:color w:val="374151"/>
-                <w:sz w:val="20"/>
-              </w:rPr>
-              <w:t>160 hours</w:t>
-            </w:r>
-          </w:p>
-        </w:tc>
-        <w:tc>
-          <w:tcPr>
-            <w:tcW w:type="dxa" w:w="3135"/>
-            <w:shd w:fill="F8FAFC" w:val="clear"/>
-          </w:tcPr>
-          <w:p>
-            <w:r/>
-            <w:r>
-              <w:rPr>
-                <w:rFonts w:ascii="Calibri" w:hAnsi="Calibri"/>
-                <w:color w:val="374151"/>
-                <w:sz w:val="20"/>
-              </w:rPr>
-              <w:t>9%</w:t>
-            </w:r>
-          </w:p>
-        </w:tc>
-      </w:tr>
-      <w:tr>
-        <w:tc>
-          <w:tcPr>
-            <w:tcW w:type="dxa" w:w="3135"/>
-          </w:tcPr>
-          <w:p>
-            <w:r/>
-            <w:r>
-              <w:rPr>
-                <w:rFonts w:ascii="Calibri" w:hAnsi="Calibri"/>
-                <w:b/>
-                <w:color w:val="1A1A2E"/>
-                <w:sz w:val="20"/>
-              </w:rPr>
-              <w:t>TOTAL</w:t>
-            </w:r>
-          </w:p>
-        </w:tc>
-        <w:tc>
-          <w:tcPr>
-            <w:tcW w:type="dxa" w:w="3135"/>
-          </w:tcPr>
-          <w:p>
-            <w:r/>
-            <w:r>
-              <w:rPr>
-                <w:rFonts w:ascii="Calibri" w:hAnsi="Calibri"/>
-                <w:b/>
-                <w:color w:val="1A1A2E"/>
-                <w:sz w:val="20"/>
-              </w:rPr>
-              <w:t>1,920 hours</w:t>
-            </w:r>
-          </w:p>
-        </w:tc>
-        <w:tc>
-          <w:tcPr>
-            <w:tcW w:type="dxa" w:w="3135"/>
-          </w:tcPr>
-          <w:p>
-            <w:r/>
-            <w:r>
-              <w:rPr>
-                <w:rFonts w:ascii="Calibri" w:hAnsi="Calibri"/>
-                <w:b/>
-                <w:color w:val="1A1A2E"/>
-                <w:sz w:val="20"/>
-              </w:rPr>
-              <w:t>100%</w:t>
-            </w:r>
-          </w:p>
-        </w:tc>
-      </w:tr>
-    </w:tbl>
-    <w:p/>
     <w:p>
-      <w:pPr>
-        <w:spacing w:before="80" w:after="80"/>
-      </w:pPr>
+      <w:r>
+        <w:rPr>
+          <w:rFonts w:ascii="Calibri" w:hAnsi="Calibri"/>
+          <w:color w:val="374151"/>
+          <w:sz w:val="22"/>
+        </w:rPr>
+        <w:t>[LinkedIn: linkedin.com/in/FELIX-LINKEDIN-HERE]</w:t>
+      </w:r>
+    </w:p>
+    <w:p>
       <w:r>
         <w:rPr>
           <w:color w:val="E2E8F0"/>
@@ -8325,311 +1292,7 @@
         <w:pStyle w:val="Heading2"/>
       </w:pPr>
       <w:r>
-        <w:t>6. Team</w:t>
-      </w:r>
-    </w:p>
-    <w:p>
-      <w:pPr>
-        <w:pStyle w:val="Heading3"/>
-      </w:pPr>
-      <w:r>
-        <w:t>Development Team</w:t>
-      </w:r>
-    </w:p>
-    <w:tbl>
-      <w:tblPr>
-        <w:tblStyle w:val="TableGrid"/>
-        <w:tblW w:type="auto" w:w="0"/>
-        <w:jc w:val="center"/>
-        <w:tblLook w:firstColumn="1" w:firstRow="1" w:lastColumn="0" w:lastRow="0" w:noHBand="0" w:noVBand="1" w:val="04A0"/>
-      </w:tblPr>
-      <w:tblGrid>
-        <w:gridCol w:w="3135"/>
-        <w:gridCol w:w="3135"/>
-        <w:gridCol w:w="3135"/>
-      </w:tblGrid>
-      <w:tr>
-        <w:tc>
-          <w:tcPr>
-            <w:tcW w:type="dxa" w:w="3135"/>
-            <w:shd w:fill="1A1A2E" w:val="clear"/>
-          </w:tcPr>
-          <w:p>
-            <w:pPr>
-              <w:jc w:val="left"/>
-            </w:pPr>
-            <w:r/>
-            <w:r>
-              <w:rPr>
-                <w:rFonts w:ascii="Calibri" w:hAnsi="Calibri"/>
-                <w:b/>
-                <w:color w:val="FFFFFF"/>
-                <w:sz w:val="20"/>
-              </w:rPr>
-              <w:t>Role</w:t>
-            </w:r>
-          </w:p>
-        </w:tc>
-        <w:tc>
-          <w:tcPr>
-            <w:tcW w:type="dxa" w:w="3135"/>
-            <w:shd w:fill="1A1A2E" w:val="clear"/>
-          </w:tcPr>
-          <w:p>
-            <w:pPr>
-              <w:jc w:val="left"/>
-            </w:pPr>
-            <w:r/>
-            <w:r>
-              <w:rPr>
-                <w:rFonts w:ascii="Calibri" w:hAnsi="Calibri"/>
-                <w:b/>
-                <w:color w:val="FFFFFF"/>
-                <w:sz w:val="20"/>
-              </w:rPr>
-              <w:t>Person</w:t>
-            </w:r>
-          </w:p>
-        </w:tc>
-        <w:tc>
-          <w:tcPr>
-            <w:tcW w:type="dxa" w:w="3135"/>
-            <w:shd w:fill="1A1A2E" w:val="clear"/>
-          </w:tcPr>
-          <w:p>
-            <w:pPr>
-              <w:jc w:val="left"/>
-            </w:pPr>
-            <w:r/>
-            <w:r>
-              <w:rPr>
-                <w:rFonts w:ascii="Calibri" w:hAnsi="Calibri"/>
-                <w:b/>
-                <w:color w:val="FFFFFF"/>
-                <w:sz w:val="20"/>
-              </w:rPr>
-              <w:t>Responsibilities</w:t>
-            </w:r>
-          </w:p>
-        </w:tc>
-      </w:tr>
-      <w:tr>
-        <w:tc>
-          <w:tcPr>
-            <w:tcW w:type="dxa" w:w="3135"/>
-          </w:tcPr>
-          <w:p>
-            <w:r/>
-            <w:r>
-              <w:rPr>
-                <w:rFonts w:ascii="Calibri" w:hAnsi="Calibri"/>
-                <w:b/>
-                <w:color w:val="1A1A2E"/>
-                <w:sz w:val="20"/>
-              </w:rPr>
-              <w:t>AI Engineer</w:t>
-            </w:r>
-          </w:p>
-        </w:tc>
-        <w:tc>
-          <w:tcPr>
-            <w:tcW w:type="dxa" w:w="3135"/>
-          </w:tcPr>
-          <w:p>
-            <w:r/>
-            <w:r>
-              <w:rPr>
-                <w:rFonts w:ascii="Calibri" w:hAnsi="Calibri"/>
-                <w:color w:val="374151"/>
-                <w:sz w:val="20"/>
-              </w:rPr>
-              <w:t>Praise Enato</w:t>
-            </w:r>
-          </w:p>
-        </w:tc>
-        <w:tc>
-          <w:tcPr>
-            <w:tcW w:type="dxa" w:w="3135"/>
-          </w:tcPr>
-          <w:p>
-            <w:r/>
-            <w:r>
-              <w:rPr>
-                <w:rFonts w:ascii="Calibri" w:hAnsi="Calibri"/>
-                <w:color w:val="374151"/>
-                <w:sz w:val="20"/>
-              </w:rPr>
-              <w:t>AI grading engine, grading accuracy, system architecture, server management, integration</w:t>
-            </w:r>
-          </w:p>
-        </w:tc>
-      </w:tr>
-      <w:tr>
-        <w:tc>
-          <w:tcPr>
-            <w:tcW w:type="dxa" w:w="3135"/>
-            <w:shd w:fill="F8FAFC" w:val="clear"/>
-          </w:tcPr>
-          <w:p>
-            <w:r/>
-            <w:r>
-              <w:rPr>
-                <w:rFonts w:ascii="Calibri" w:hAnsi="Calibri"/>
-                <w:b/>
-                <w:color w:val="1A1A2E"/>
-                <w:sz w:val="20"/>
-              </w:rPr>
-              <w:t>AI Engineer</w:t>
-            </w:r>
-          </w:p>
-        </w:tc>
-        <w:tc>
-          <w:tcPr>
-            <w:tcW w:type="dxa" w:w="3135"/>
-            <w:shd w:fill="F8FAFC" w:val="clear"/>
-          </w:tcPr>
-          <w:p>
-            <w:r/>
-            <w:r>
-              <w:rPr>
-                <w:rFonts w:ascii="Calibri" w:hAnsi="Calibri"/>
-                <w:color w:val="374151"/>
-                <w:sz w:val="20"/>
-              </w:rPr>
-              <w:t>Felix Gbedemah</w:t>
-            </w:r>
-          </w:p>
-        </w:tc>
-        <w:tc>
-          <w:tcPr>
-            <w:tcW w:type="dxa" w:w="3135"/>
-            <w:shd w:fill="F8FAFC" w:val="clear"/>
-          </w:tcPr>
-          <w:p>
-            <w:r/>
-            <w:r>
-              <w:rPr>
-                <w:rFonts w:ascii="Calibri" w:hAnsi="Calibri"/>
-                <w:color w:val="374151"/>
-                <w:sz w:val="20"/>
-              </w:rPr>
-              <w:t>Website design &amp; development, user interface, user experience, visual polish, testing</w:t>
-            </w:r>
-          </w:p>
-        </w:tc>
-      </w:tr>
-    </w:tbl>
-    <w:p/>
-    <w:p>
-      <w:r>
-        <w:rPr>
-          <w:rFonts w:ascii="Calibri" w:hAnsi="Calibri"/>
-          <w:color w:val="374151"/>
-          <w:sz w:val="22"/>
-        </w:rPr>
-        <w:t xml:space="preserve">Both team members are </w:t>
-      </w:r>
-      <w:r>
-        <w:rPr>
-          <w:rFonts w:ascii="Calibri" w:hAnsi="Calibri"/>
-          <w:b/>
-          <w:color w:val="1A1A2E"/>
-          <w:sz w:val="22"/>
-        </w:rPr>
-        <w:t>AI Engineers</w:t>
-      </w:r>
-      <w:r>
-        <w:rPr>
-          <w:rFonts w:ascii="Calibri" w:hAnsi="Calibri"/>
-          <w:color w:val="374151"/>
-          <w:sz w:val="22"/>
-        </w:rPr>
-        <w:t xml:space="preserve"> with hands-on experience building AI-powered applications, including prior work on a similar grading system. The team brings expertise in:</w:t>
-      </w:r>
-    </w:p>
-    <w:p>
-      <w:pPr>
-        <w:pStyle w:val="ListBullet"/>
-      </w:pPr>
-      <w:r>
-        <w:rPr>
-          <w:rFonts w:ascii="Calibri" w:hAnsi="Calibri"/>
-          <w:color w:val="374151"/>
-          <w:sz w:val="22"/>
-        </w:rPr>
-        <w:t>Building AI-powered evaluation systems</w:t>
-      </w:r>
-    </w:p>
-    <w:p>
-      <w:pPr>
-        <w:pStyle w:val="ListBullet"/>
-      </w:pPr>
-      <w:r>
-        <w:rPr>
-          <w:rFonts w:ascii="Calibri" w:hAnsi="Calibri"/>
-          <w:color w:val="374151"/>
-          <w:sz w:val="22"/>
-        </w:rPr>
-        <w:t>Designing intuitive web interfaces</w:t>
-      </w:r>
-    </w:p>
-    <w:p>
-      <w:pPr>
-        <w:pStyle w:val="ListBullet"/>
-      </w:pPr>
-      <w:r>
-        <w:rPr>
-          <w:rFonts w:ascii="Calibri" w:hAnsi="Calibri"/>
-          <w:color w:val="374151"/>
-          <w:sz w:val="22"/>
-        </w:rPr>
-        <w:t>Working with industry-leading AI models</w:t>
-      </w:r>
-    </w:p>
-    <w:p>
-      <w:pPr>
-        <w:pStyle w:val="ListBullet"/>
-      </w:pPr>
-      <w:r>
-        <w:rPr>
-          <w:rFonts w:ascii="Calibri" w:hAnsi="Calibri"/>
-          <w:color w:val="374151"/>
-          <w:sz w:val="22"/>
-        </w:rPr>
-        <w:t>Deploying web applications to production</w:t>
-      </w:r>
-    </w:p>
-    <w:p>
-      <w:pPr>
-        <w:pStyle w:val="ListBullet"/>
-      </w:pPr>
-      <w:r>
-        <w:rPr>
-          <w:rFonts w:ascii="Calibri" w:hAnsi="Calibri"/>
-          <w:color w:val="374151"/>
-          <w:sz w:val="22"/>
-        </w:rPr>
-        <w:t>Document processing and natural language understanding</w:t>
-      </w:r>
-    </w:p>
-    <w:p>
-      <w:pPr>
-        <w:spacing w:before="80" w:after="80"/>
-      </w:pPr>
-      <w:r>
-        <w:rPr>
-          <w:color w:val="E2E8F0"/>
-          <w:sz w:val="12"/>
-        </w:rPr>
-        <w:t>────────────────────────────────────────────────────────────────────────────────</w:t>
-      </w:r>
-    </w:p>
-    <w:p>
-      <w:pPr>
-        <w:pStyle w:val="Heading2"/>
-      </w:pPr>
-      <w:r>
-        <w:t>7. Cost Estimation</w:t>
+        <w:t>6. Cost Estimation</w:t>
       </w:r>
     </w:p>
     <w:p>
@@ -8660,9 +1323,6 @@
             <w:shd w:fill="1A1A2E" w:val="clear"/>
           </w:tcPr>
           <w:p>
-            <w:pPr>
-              <w:jc w:val="left"/>
-            </w:pPr>
             <w:r/>
             <w:r>
               <w:rPr>
@@ -8681,9 +1341,6 @@
             <w:shd w:fill="1A1A2E" w:val="clear"/>
           </w:tcPr>
           <w:p>
-            <w:pPr>
-              <w:jc w:val="left"/>
-            </w:pPr>
             <w:r/>
             <w:r>
               <w:rPr>
@@ -8702,9 +1359,6 @@
             <w:shd w:fill="1A1A2E" w:val="clear"/>
           </w:tcPr>
           <w:p>
-            <w:pPr>
-              <w:jc w:val="left"/>
-            </w:pPr>
             <w:r/>
             <w:r>
               <w:rPr>
@@ -8723,9 +1377,6 @@
             <w:shd w:fill="1A1A2E" w:val="clear"/>
           </w:tcPr>
           <w:p>
-            <w:pPr>
-              <w:jc w:val="left"/>
-            </w:pPr>
             <w:r/>
             <w:r>
               <w:rPr>
@@ -8914,9 +1565,6 @@
             <w:shd w:fill="1A1A2E" w:val="clear"/>
           </w:tcPr>
           <w:p>
-            <w:pPr>
-              <w:jc w:val="left"/>
-            </w:pPr>
             <w:r/>
             <w:r>
               <w:rPr>
@@ -8935,9 +1583,6 @@
             <w:shd w:fill="1A1A2E" w:val="clear"/>
           </w:tcPr>
           <w:p>
-            <w:pPr>
-              <w:jc w:val="left"/>
-            </w:pPr>
             <w:r/>
             <w:r>
               <w:rPr>
@@ -8956,9 +1601,6 @@
             <w:shd w:fill="1A1A2E" w:val="clear"/>
           </w:tcPr>
           <w:p>
-            <w:pPr>
-              <w:jc w:val="left"/>
-            </w:pPr>
             <w:r/>
             <w:r>
               <w:rPr>
@@ -9110,9 +1752,6 @@
             <w:shd w:fill="1A1A2E" w:val="clear"/>
           </w:tcPr>
           <w:p>
-            <w:pPr>
-              <w:jc w:val="left"/>
-            </w:pPr>
             <w:r/>
             <w:r>
               <w:rPr>
@@ -9131,9 +1770,6 @@
             <w:shd w:fill="1A1A2E" w:val="clear"/>
           </w:tcPr>
           <w:p>
-            <w:pPr>
-              <w:jc w:val="left"/>
-            </w:pPr>
             <w:r/>
             <w:r>
               <w:rPr>
@@ -9152,9 +1788,6 @@
             <w:shd w:fill="1A1A2E" w:val="clear"/>
           </w:tcPr>
           <w:p>
-            <w:pPr>
-              <w:jc w:val="left"/>
-            </w:pPr>
             <w:r/>
             <w:r>
               <w:rPr>
@@ -9173,9 +1806,6 @@
             <w:shd w:fill="1A1A2E" w:val="clear"/>
           </w:tcPr>
           <w:p>
-            <w:pPr>
-              <w:jc w:val="left"/>
-            </w:pPr>
             <w:r/>
             <w:r>
               <w:rPr>
@@ -9420,9 +2050,6 @@
             <w:shd w:fill="1A1A2E" w:val="clear"/>
           </w:tcPr>
           <w:p>
-            <w:pPr>
-              <w:jc w:val="left"/>
-            </w:pPr>
             <w:r/>
             <w:r>
               <w:rPr>
@@ -9441,9 +2068,6 @@
             <w:shd w:fill="1A1A2E" w:val="clear"/>
           </w:tcPr>
           <w:p>
-            <w:pPr>
-              <w:jc w:val="left"/>
-            </w:pPr>
             <w:r/>
             <w:r>
               <w:rPr>
@@ -9462,9 +2086,6 @@
             <w:shd w:fill="1A1A2E" w:val="clear"/>
           </w:tcPr>
           <w:p>
-            <w:pPr>
-              <w:jc w:val="left"/>
-            </w:pPr>
             <w:r/>
             <w:r>
               <w:rPr>
@@ -9815,9 +2436,6 @@
             <w:shd w:fill="1A1A2E" w:val="clear"/>
           </w:tcPr>
           <w:p>
-            <w:pPr>
-              <w:jc w:val="left"/>
-            </w:pPr>
             <w:r/>
             <w:r>
               <w:rPr>
@@ -9836,9 +2454,6 @@
             <w:shd w:fill="1A1A2E" w:val="clear"/>
           </w:tcPr>
           <w:p>
-            <w:pPr>
-              <w:jc w:val="left"/>
-            </w:pPr>
             <w:r/>
             <w:r>
               <w:rPr>
@@ -9857,9 +2472,6 @@
             <w:shd w:fill="1A1A2E" w:val="clear"/>
           </w:tcPr>
           <w:p>
-            <w:pPr>
-              <w:jc w:val="left"/>
-            </w:pPr>
             <w:r/>
             <w:r>
               <w:rPr>
@@ -10151,9 +2763,6 @@
       </w:r>
     </w:p>
     <w:p>
-      <w:pPr>
-        <w:spacing w:before="80" w:after="80"/>
-      </w:pPr>
       <w:r>
         <w:rPr>
           <w:color w:val="E2E8F0"/>
@@ -10167,7 +2776,7 @@
         <w:pStyle w:val="Heading2"/>
       </w:pPr>
       <w:r>
-        <w:t>8. What You Get at Each Milestone</w:t>
+        <w:t>7. What You Get at Each Milestone</w:t>
       </w:r>
     </w:p>
     <w:tbl>
@@ -10189,9 +2798,6 @@
             <w:shd w:fill="1A1A2E" w:val="clear"/>
           </w:tcPr>
           <w:p>
-            <w:pPr>
-              <w:jc w:val="left"/>
-            </w:pPr>
             <w:r/>
             <w:r>
               <w:rPr>
@@ -10210,9 +2816,6 @@
             <w:shd w:fill="1A1A2E" w:val="clear"/>
           </w:tcPr>
           <w:p>
-            <w:pPr>
-              <w:jc w:val="left"/>
-            </w:pPr>
             <w:r/>
             <w:r>
               <w:rPr>
@@ -10231,9 +2834,6 @@
             <w:shd w:fill="1A1A2E" w:val="clear"/>
           </w:tcPr>
           <w:p>
-            <w:pPr>
-              <w:jc w:val="left"/>
-            </w:pPr>
             <w:r/>
             <w:r>
               <w:rPr>
@@ -10565,9 +3165,6 @@
     </w:tbl>
     <w:p/>
     <w:p>
-      <w:pPr>
-        <w:spacing w:before="80" w:after="80"/>
-      </w:pPr>
       <w:r>
         <w:rPr>
           <w:color w:val="E2E8F0"/>
@@ -10581,7 +3178,7 @@
         <w:pStyle w:val="Heading2"/>
       </w:pPr>
       <w:r>
-        <w:t>9. Key Features Summary</w:t>
+        <w:t>8. Key Features Summary</w:t>
       </w:r>
     </w:p>
     <w:tbl>
@@ -10602,9 +3199,6 @@
             <w:shd w:fill="1A1A2E" w:val="clear"/>
           </w:tcPr>
           <w:p>
-            <w:pPr>
-              <w:jc w:val="left"/>
-            </w:pPr>
             <w:r/>
             <w:r>
               <w:rPr>
@@ -10623,9 +3217,6 @@
             <w:shd w:fill="1A1A2E" w:val="clear"/>
           </w:tcPr>
           <w:p>
-            <w:pPr>
-              <w:jc w:val="left"/>
-            </w:pPr>
             <w:r/>
             <w:r>
               <w:rPr>
@@ -10669,7 +3260,7 @@
                 <w:color w:val="374151"/>
                 <w:sz w:val="20"/>
               </w:rPr>
-              <w:t>Reads and grades business plans in under 30 seconds</w:t>
+              <w:t>Reads and grades business plans automatically</w:t>
             </w:r>
           </w:p>
         </w:tc>
@@ -11146,9 +3737,6 @@
     </w:tbl>
     <w:p/>
     <w:p>
-      <w:pPr>
-        <w:spacing w:before="80" w:after="80"/>
-      </w:pPr>
       <w:r>
         <w:rPr>
           <w:color w:val="E2E8F0"/>
